--- a/LABS_shvars/lab1/тагиров лаб 1 отчет.docx
+++ b/LABS_shvars/lab1/тагиров лаб 1 отчет.docx
@@ -13,6 +13,14 @@
           <w:szCs w:val="24"/>
         </w:rPr>
       </w:pPr>
+      <w:r>
+        <w:rPr>
+          <w:bCs/>
+          <w:sz w:val="24"/>
+          <w:szCs w:val="24"/>
+        </w:rPr>
+        <w:t>в</w:t>
+      </w:r>
       <w:r>
         <w:rPr>
           <w:bCs/>
@@ -563,7 +571,21 @@
           <w:u w:val="single"/>
         </w:rPr>
         <w:tab/>
-        <w:t>ст. преп. каф. ИТАС</w:t>
+      </w:r>
+      <w:r>
+        <w:rPr>
+          <w:sz w:val="28"/>
+          <w:szCs w:val="28"/>
+          <w:u w:val="single"/>
+        </w:rPr>
+        <w:t>Проф. Каф. ИТАС</w:t>
+      </w:r>
+      <w:r>
+        <w:rPr>
+          <w:sz w:val="28"/>
+          <w:szCs w:val="28"/>
+          <w:u w:val="single"/>
+        </w:rPr>
         <w:tab/>
       </w:r>
     </w:p>
@@ -589,7 +611,21 @@
           <w:u w:val="single"/>
         </w:rPr>
         <w:tab/>
-        <w:t>Рустамханова Г. И.</w:t>
+      </w:r>
+      <w:r>
+        <w:rPr>
+          <w:sz w:val="28"/>
+          <w:szCs w:val="28"/>
+          <w:u w:val="single"/>
+        </w:rPr>
+        <w:t>Шварц К. Г</w:t>
+      </w:r>
+      <w:r>
+        <w:rPr>
+          <w:sz w:val="28"/>
+          <w:szCs w:val="28"/>
+          <w:u w:val="single"/>
+        </w:rPr>
         <w:tab/>
       </w:r>
     </w:p>
@@ -756,8 +792,8 @@
         </w:rPr>
         <w:t>г. Пермь 2026</w:t>
       </w:r>
-      <w:bookmarkStart w:id="1" w:name="Bа"/>
-      <w:bookmarkStart w:id="2" w:name="_Toc210657372"/>
+      <w:bookmarkStart w:id="1" w:name="_Toc210657372"/>
+      <w:bookmarkStart w:id="2" w:name="Bа"/>
       <w:bookmarkEnd w:id="1"/>
       <w:bookmarkEnd w:id="2"/>
     </w:p>
@@ -772,10 +808,7 @@
         </w:rPr>
       </w:pPr>
       <w:r>
-        <w:rPr>
-          <w:sz w:val="24"/>
-          <w:szCs w:val="24"/>
-        </w:rPr>
+        <w:rPr/>
       </w:r>
     </w:p>
     <w:sdt>
@@ -789,14 +822,19 @@
         <w:p>
           <w:pPr>
             <w:pStyle w:val="TOCHeading"/>
-            <w:spacing w:before="0" w:after="0"/>
-            <w:rPr/>
+            <w:rPr>
+              <w:sz w:val="32"/>
+              <w:szCs w:val="32"/>
+            </w:rPr>
           </w:pPr>
           <w:r>
             <w:br w:type="page"/>
           </w:r>
           <w:r>
-            <w:rPr/>
+            <w:rPr>
+              <w:sz w:val="32"/>
+              <w:szCs w:val="32"/>
+            </w:rPr>
             <w:t>СОДЕРЖАНИЕ</w:t>
           </w:r>
         </w:p>
@@ -814,27 +852,32 @@
           </w:r>
           <w:r>
             <w:rPr>
-              <w:rStyle w:val="user"/>
+              <w:rStyle w:val="Style10"/>
+              <w:sz w:val="32"/>
+              <w:szCs w:val="32"/>
             </w:rPr>
             <w:instrText xml:space="preserve"> TOC \f \o "1-9" \h</w:instrText>
           </w:r>
           <w:r>
             <w:rPr>
-              <w:rStyle w:val="user"/>
+              <w:rStyle w:val="Style10"/>
+              <w:sz w:val="32"/>
+              <w:szCs w:val="32"/>
             </w:rPr>
             <w:fldChar w:fldCharType="separate"/>
           </w:r>
-          <w:r>
-            <w:rPr>
-              <w:rStyle w:val="user"/>
-            </w:rPr>
-            <w:t>ВВЕДЕНИЕ</w:t>
-          </w:r>
-          <w:r>
-            <w:rPr/>
-            <w:tab/>
-            <w:t>3</w:t>
-          </w:r>
+          <w:hyperlink w:anchor="__RefHeading___Toc15730_202149688" w:tooltip="ВВЕДЕНИЕ">
+            <w:r>
+              <w:rPr>
+                <w:rStyle w:val="Style10"/>
+                <w:sz w:val="32"/>
+                <w:szCs w:val="32"/>
+              </w:rPr>
+              <w:t>ВВЕДЕНИЕ</w:t>
+              <w:tab/>
+              <w:t>3</w:t>
+            </w:r>
+          </w:hyperlink>
         </w:p>
         <w:p>
           <w:pPr>
@@ -845,12 +888,62 @@
             </w:tabs>
             <w:rPr/>
           </w:pPr>
-          <w:r>
+          <w:hyperlink w:anchor="__RefHeading___Toc520_202149688" w:tooltip="1 Теоретическая часть">
+            <w:r>
+              <w:rPr>
+                <w:rStyle w:val="Style10"/>
+                <w:sz w:val="32"/>
+                <w:szCs w:val="32"/>
+              </w:rPr>
+              <w:t>1 Теоретическая часть</w:t>
+              <w:tab/>
+              <w:t>4</w:t>
+            </w:r>
+          </w:hyperlink>
+        </w:p>
+        <w:p>
+          <w:pPr>
+            <w:pStyle w:val="TOC2"/>
+            <w:tabs>
+              <w:tab w:val="clear" w:pos="709"/>
+              <w:tab w:val="right" w:pos="9354" w:leader="dot"/>
+            </w:tabs>
             <w:rPr/>
-            <w:t>1 Теоретическая часть</w:t>
-            <w:tab/>
-            <w:t>4</w:t>
-          </w:r>
+          </w:pPr>
+          <w:hyperlink w:anchor="__RefHeading___Toc522_202149688" w:tooltip="1.1 Общие понятия">
+            <w:r>
+              <w:rPr>
+                <w:rStyle w:val="Style10"/>
+                <w:sz w:val="32"/>
+                <w:szCs w:val="32"/>
+              </w:rPr>
+              <w:t>1.1 Общие понятия</w:t>
+              <w:tab/>
+              <w:t>4</w:t>
+            </w:r>
+          </w:hyperlink>
+        </w:p>
+        <w:p>
+          <w:pPr>
+            <w:pStyle w:val="TOC2"/>
+            <w:tabs>
+              <w:tab w:val="clear" w:pos="709"/>
+              <w:tab w:val="right" w:pos="9354" w:leader="dot"/>
+            </w:tabs>
+            <w:rPr/>
+          </w:pPr>
+          <w:hyperlink w:anchor="__RefHeading___Toc737_2316249806" w:tooltip="1.2 Метод Гаусса">
+            <w:r>
+              <w:rPr>
+                <w:rStyle w:val="Style10"/>
+                <w:sz w:val="32"/>
+                <w:szCs w:val="32"/>
+              </w:rPr>
+              <w:t>1.2 Метод Гаусса</w:t>
+              <w:tab/>
+              <w:t>4</w:t>
+            </w:r>
+          </w:hyperlink>
         </w:p>
         <w:p>
           <w:pPr>
@@ -861,12 +954,18 @@
             </w:tabs>
             <w:rPr/>
           </w:pPr>
-          <w:r>
-            <w:rPr/>
-            <w:t>1.1 Основные понятия теории множеств</w:t>
-            <w:tab/>
-            <w:t>4</w:t>
-          </w:r>
+          <w:hyperlink w:anchor="__RefHeading___Toc739_2316249806" w:tooltip="1.2.1 Идея метода">
+            <w:r>
+              <w:rPr>
+                <w:rStyle w:val="Style10"/>
+                <w:sz w:val="32"/>
+                <w:szCs w:val="32"/>
+              </w:rPr>
+              <w:t>1.2.1 Идея метода</w:t>
+              <w:tab/>
+              <w:t>4</w:t>
+            </w:r>
+          </w:hyperlink>
         </w:p>
         <w:p>
           <w:pPr>
@@ -877,12 +976,18 @@
             </w:tabs>
             <w:rPr/>
           </w:pPr>
-          <w:r>
-            <w:rPr/>
-            <w:t>1.2 Операции над множествами</w:t>
-            <w:tab/>
-            <w:t>4</w:t>
-          </w:r>
+          <w:hyperlink w:anchor="__RefHeading___Toc741_2316249806" w:tooltip="1.2.2 Прямой и обратный ход">
+            <w:r>
+              <w:rPr>
+                <w:rStyle w:val="Style10"/>
+                <w:sz w:val="32"/>
+                <w:szCs w:val="32"/>
+              </w:rPr>
+              <w:t>1.2.2 Прямой и обратный ход</w:t>
+              <w:tab/>
+              <w:t>4</w:t>
+            </w:r>
+          </w:hyperlink>
         </w:p>
         <w:p>
           <w:pPr>
@@ -893,12 +998,84 @@
             </w:tabs>
             <w:rPr/>
           </w:pPr>
-          <w:r>
+          <w:hyperlink w:anchor="__RefHeading___Toc524_202149688" w:tooltip="1.2.3 Выбор главного элемента">
+            <w:r>
+              <w:rPr>
+                <w:rStyle w:val="Style10"/>
+                <w:sz w:val="32"/>
+                <w:szCs w:val="32"/>
+              </w:rPr>
+              <w:t>1.2.3 Выбор главного элемента</w:t>
+              <w:tab/>
+              <w:t>4</w:t>
+            </w:r>
+          </w:hyperlink>
+        </w:p>
+        <w:p>
+          <w:pPr>
+            <w:pStyle w:val="TOC3"/>
+            <w:tabs>
+              <w:tab w:val="clear" w:pos="709"/>
+              <w:tab w:val="right" w:pos="9354" w:leader="dot"/>
+            </w:tabs>
             <w:rPr/>
-            <w:t>1.3 Способы задания множеств</w:t>
-            <w:tab/>
-            <w:t>4</w:t>
-          </w:r>
+          </w:pPr>
+          <w:hyperlink w:anchor="__RefHeading___Toc743_2316249806" w:tooltip="1.2.4 Нормирование">
+            <w:r>
+              <w:rPr>
+                <w:rStyle w:val="Style10"/>
+                <w:sz w:val="32"/>
+                <w:szCs w:val="32"/>
+              </w:rPr>
+              <w:t>1.2.4 Нормирование</w:t>
+              <w:tab/>
+              <w:t>4</w:t>
+            </w:r>
+          </w:hyperlink>
+        </w:p>
+        <w:p>
+          <w:pPr>
+            <w:pStyle w:val="TOC2"/>
+            <w:tabs>
+              <w:tab w:val="clear" w:pos="709"/>
+              <w:tab w:val="right" w:pos="9354" w:leader="dot"/>
+            </w:tabs>
+            <w:rPr/>
+          </w:pPr>
+          <w:hyperlink w:anchor="__RefHeading___Toc745_2316249806" w:tooltip="1.3 Метод Зейделя">
+            <w:r>
+              <w:rPr>
+                <w:rStyle w:val="Style10"/>
+                <w:sz w:val="32"/>
+                <w:szCs w:val="32"/>
+              </w:rPr>
+              <w:t>1.3 Метод Зейделя</w:t>
+              <w:tab/>
+              <w:t>5</w:t>
+            </w:r>
+          </w:hyperlink>
+        </w:p>
+        <w:p>
+          <w:pPr>
+            <w:pStyle w:val="TOC3"/>
+            <w:tabs>
+              <w:tab w:val="clear" w:pos="709"/>
+              <w:tab w:val="right" w:pos="9354" w:leader="dot"/>
+            </w:tabs>
+            <w:rPr/>
+          </w:pPr>
+          <w:hyperlink w:anchor="__RefHeading___Toc526_202149688" w:tooltip="1.3 Способы задания множеств">
+            <w:r>
+              <w:rPr>
+                <w:rStyle w:val="Style10"/>
+                <w:sz w:val="32"/>
+                <w:szCs w:val="32"/>
+              </w:rPr>
+              <w:t>1.3 Способы задания множеств</w:t>
+              <w:tab/>
+              <w:t>5</w:t>
+            </w:r>
+          </w:hyperlink>
         </w:p>
         <w:p>
           <w:pPr>
@@ -909,92 +1086,18 @@
             </w:tabs>
             <w:rPr/>
           </w:pPr>
-          <w:r>
-            <w:rPr/>
-            <w:t>2 Практическая часть</w:t>
-            <w:tab/>
-            <w:t>6</w:t>
-          </w:r>
-        </w:p>
-        <w:p>
-          <w:pPr>
-            <w:pStyle w:val="TOC3"/>
-            <w:tabs>
-              <w:tab w:val="clear" w:pos="709"/>
-              <w:tab w:val="right" w:pos="9354" w:leader="dot"/>
-            </w:tabs>
-            <w:rPr/>
-          </w:pPr>
-          <w:r>
-            <w:rPr/>
-            <w:t>2.1 Описание решения</w:t>
-            <w:tab/>
-            <w:t>6</w:t>
-          </w:r>
-        </w:p>
-        <w:p>
-          <w:pPr>
-            <w:pStyle w:val="TOC3"/>
-            <w:tabs>
-              <w:tab w:val="clear" w:pos="709"/>
-              <w:tab w:val="right" w:pos="9354" w:leader="dot"/>
-            </w:tabs>
-            <w:rPr/>
-          </w:pPr>
-          <w:r>
-            <w:rPr/>
-            <w:t>2.2 Алгоритмы операций</w:t>
-            <w:tab/>
-            <w:t>6</w:t>
-          </w:r>
-        </w:p>
-        <w:p>
-          <w:pPr>
-            <w:pStyle w:val="TOC3"/>
-            <w:tabs>
-              <w:tab w:val="clear" w:pos="709"/>
-              <w:tab w:val="right" w:pos="9354" w:leader="dot"/>
-            </w:tabs>
-            <w:rPr/>
-          </w:pPr>
-          <w:r>
-            <w:rPr/>
-            <w:t>2.3 Парсер формул</w:t>
-            <w:tab/>
-            <w:t>7</w:t>
-          </w:r>
-        </w:p>
-        <w:p>
-          <w:pPr>
-            <w:pStyle w:val="TOC3"/>
-            <w:tabs>
-              <w:tab w:val="clear" w:pos="709"/>
-              <w:tab w:val="right" w:pos="9354" w:leader="dot"/>
-            </w:tabs>
-            <w:rPr/>
-          </w:pPr>
-          <w:r>
-            <w:rPr/>
-            <w:t>2.4 Обозначения операций</w:t>
-            <w:tab/>
-            <w:t>7</w:t>
-          </w:r>
-        </w:p>
-        <w:p>
-          <w:pPr>
-            <w:pStyle w:val="TOC3"/>
-            <w:tabs>
-              <w:tab w:val="clear" w:pos="709"/>
-              <w:tab w:val="right" w:pos="9354" w:leader="dot"/>
-            </w:tabs>
-            <w:rPr/>
-          </w:pPr>
-          <w:r>
-            <w:rPr/>
-            <w:t>2.5 Обработка ошибок</w:t>
-            <w:tab/>
-            <w:t>7</w:t>
-          </w:r>
+          <w:hyperlink w:anchor="__RefHeading___Toc528_202149688" w:tooltip="2 Постановка задачи">
+            <w:r>
+              <w:rPr>
+                <w:rStyle w:val="Style10"/>
+                <w:sz w:val="32"/>
+                <w:szCs w:val="32"/>
+              </w:rPr>
+              <w:t>2 Постановка задачи</w:t>
+              <w:tab/>
+              <w:t>6</w:t>
+            </w:r>
+          </w:hyperlink>
         </w:p>
         <w:p>
           <w:pPr>
@@ -1005,12 +1108,62 @@
             </w:tabs>
             <w:rPr/>
           </w:pPr>
-          <w:r>
+          <w:hyperlink w:anchor="__RefHeading___Toc747_2316249806" w:tooltip=" 3 Краткое описание метода">
+            <w:r>
+              <w:rPr>
+                <w:rStyle w:val="Style10"/>
+                <w:sz w:val="32"/>
+                <w:szCs w:val="32"/>
+              </w:rPr>
+              <w:t>3 Краткое описание метода</w:t>
+              <w:tab/>
+              <w:t>7</w:t>
+            </w:r>
+          </w:hyperlink>
+        </w:p>
+        <w:p>
+          <w:pPr>
+            <w:pStyle w:val="TOC2"/>
+            <w:tabs>
+              <w:tab w:val="clear" w:pos="709"/>
+              <w:tab w:val="right" w:pos="9354" w:leader="dot"/>
+            </w:tabs>
             <w:rPr/>
-            <w:t>3 Результаты тестирования</w:t>
-            <w:tab/>
-            <w:t>9</w:t>
-          </w:r>
+          </w:pPr>
+          <w:hyperlink w:anchor="__RefHeading___Toc749_2316249806" w:tooltip="3. 1 Метод Гаусса">
+            <w:r>
+              <w:rPr>
+                <w:rStyle w:val="Style10"/>
+                <w:sz w:val="32"/>
+                <w:szCs w:val="32"/>
+              </w:rPr>
+              <w:t>3.1 Метод Гаусса</w:t>
+              <w:tab/>
+              <w:t>7</w:t>
+            </w:r>
+          </w:hyperlink>
+        </w:p>
+        <w:p>
+          <w:pPr>
+            <w:pStyle w:val="TOC2"/>
+            <w:tabs>
+              <w:tab w:val="clear" w:pos="709"/>
+              <w:tab w:val="right" w:pos="9354" w:leader="dot"/>
+            </w:tabs>
+            <w:rPr/>
+          </w:pPr>
+          <w:hyperlink w:anchor="__RefHeading___Toc751_2316249806" w:tooltip="3.2 Метод Зейделя">
+            <w:r>
+              <w:rPr>
+                <w:rStyle w:val="Style10"/>
+                <w:sz w:val="32"/>
+                <w:szCs w:val="32"/>
+              </w:rPr>
+              <w:t>3.2 Метод Зейделя</w:t>
+              <w:tab/>
+              <w:t>7</w:t>
+            </w:r>
+          </w:hyperlink>
         </w:p>
         <w:p>
           <w:pPr>
@@ -1021,12 +1174,62 @@
             </w:tabs>
             <w:rPr/>
           </w:pPr>
-          <w:r>
+          <w:hyperlink w:anchor="__RefHeading___Toc753_2316249806" w:tooltip="5 Результаты вычислений с пошаговым представлением">
+            <w:r>
+              <w:rPr>
+                <w:rStyle w:val="Style10"/>
+                <w:sz w:val="32"/>
+                <w:szCs w:val="32"/>
+              </w:rPr>
+              <w:t>5 Результаты вычислений с пошаговым представлением</w:t>
+              <w:tab/>
+              <w:t>9</w:t>
+            </w:r>
+          </w:hyperlink>
+        </w:p>
+        <w:p>
+          <w:pPr>
+            <w:pStyle w:val="TOC2"/>
+            <w:tabs>
+              <w:tab w:val="clear" w:pos="709"/>
+              <w:tab w:val="right" w:pos="9354" w:leader="dot"/>
+            </w:tabs>
             <w:rPr/>
-            <w:t>СПИСОК ЛИТЕРАТУРЫ</w:t>
-            <w:tab/>
-            <w:t>14</w:t>
-          </w:r>
+          </w:pPr>
+          <w:hyperlink w:anchor="__RefHeading___Toc755_2316249806" w:tooltip="5.1 Метод Гаусса с выбором главного элемента и нормированием">
+            <w:r>
+              <w:rPr>
+                <w:rStyle w:val="Style10"/>
+                <w:sz w:val="32"/>
+                <w:szCs w:val="32"/>
+              </w:rPr>
+              <w:t>5.1 Метод Гаусса с выбором главного элемента и нормированием</w:t>
+              <w:tab/>
+              <w:t>9</w:t>
+            </w:r>
+          </w:hyperlink>
+        </w:p>
+        <w:p>
+          <w:pPr>
+            <w:pStyle w:val="TOC2"/>
+            <w:tabs>
+              <w:tab w:val="clear" w:pos="709"/>
+              <w:tab w:val="right" w:pos="9354" w:leader="dot"/>
+            </w:tabs>
+            <w:rPr/>
+          </w:pPr>
+          <w:hyperlink w:anchor="__RefHeading___Toc757_2316249806" w:tooltip="5.2 Метод Зейделя">
+            <w:r>
+              <w:rPr>
+                <w:rStyle w:val="Style10"/>
+                <w:sz w:val="32"/>
+                <w:szCs w:val="32"/>
+              </w:rPr>
+              <w:t>5.2 Метод Зейделя</w:t>
+              <w:tab/>
+              <w:t>10</w:t>
+            </w:r>
+          </w:hyperlink>
         </w:p>
         <w:p>
           <w:pPr>
@@ -1037,14 +1240,68 @@
             </w:tabs>
             <w:rPr/>
           </w:pPr>
+          <w:hyperlink w:anchor="__RefHeading___Toc759_2316249806" w:tooltip="6 Обсуждение результатов">
+            <w:r>
+              <w:rPr>
+                <w:rStyle w:val="Style10"/>
+                <w:sz w:val="32"/>
+                <w:szCs w:val="32"/>
+              </w:rPr>
+              <w:t>6 Обсуждение результатов</w:t>
+              <w:tab/>
+              <w:t>14</w:t>
+            </w:r>
+          </w:hyperlink>
+        </w:p>
+        <w:p>
+          <w:pPr>
+            <w:pStyle w:val="TOC1"/>
+            <w:tabs>
+              <w:tab w:val="clear" w:pos="709"/>
+              <w:tab w:val="right" w:pos="9354" w:leader="dot"/>
+            </w:tabs>
+            <w:rPr/>
+          </w:pPr>
+          <w:hyperlink w:anchor="__RefHeading___Toc761_2316249806" w:tooltip="Приложение">
+            <w:r>
+              <w:rPr>
+                <w:rStyle w:val="Style10"/>
+                <w:sz w:val="32"/>
+                <w:szCs w:val="32"/>
+              </w:rPr>
+              <w:t>Приложение</w:t>
+              <w:tab/>
+              <w:t>16</w:t>
+            </w:r>
+          </w:hyperlink>
+        </w:p>
+        <w:p>
+          <w:pPr>
+            <w:pStyle w:val="TOC1"/>
+            <w:tabs>
+              <w:tab w:val="clear" w:pos="709"/>
+              <w:tab w:val="right" w:pos="9354" w:leader="dot"/>
+            </w:tabs>
+            <w:rPr/>
+          </w:pPr>
+          <w:hyperlink w:anchor="__RefHeading___Toc9670_1466283791" w:tooltip="ПРИЛОЖЕНИЕ А">
+            <w:r>
+              <w:rPr>
+                <w:rStyle w:val="Style10"/>
+                <w:sz w:val="32"/>
+                <w:szCs w:val="32"/>
+              </w:rPr>
+              <w:t>ПРИЛОЖЕНИЕ А</w:t>
+              <w:tab/>
+              <w:t>24</w:t>
+            </w:r>
+          </w:hyperlink>
           <w:r>
-            <w:rPr/>
-            <w:t>ПРИЛОЖЕНИЕ А</w:t>
-            <w:tab/>
-            <w:t>15</w:t>
-          </w:r>
-          <w:r>
-            <w:rPr/>
+            <w:rPr>
+              <w:rStyle w:val="Style10"/>
+              <w:sz w:val="32"/>
+              <w:szCs w:val="32"/>
+            </w:rPr>
             <w:fldChar w:fldCharType="end"/>
           </w:r>
         </w:p>
@@ -1053,10 +1310,17 @@
     <w:p>
       <w:pPr>
         <w:pStyle w:val="Heading1"/>
-        <w:rPr/>
-      </w:pPr>
-      <w:r>
-        <w:rPr/>
+        <w:spacing w:before="0" w:after="0"/>
+        <w:rPr>
+          <w:sz w:val="32"/>
+          <w:szCs w:val="32"/>
+        </w:rPr>
+      </w:pPr>
+      <w:r>
+        <w:rPr>
+          <w:sz w:val="32"/>
+          <w:szCs w:val="32"/>
+        </w:rPr>
       </w:r>
       <w:r>
         <w:br w:type="page"/>
@@ -1082,157 +1346,88 @@
       </w:pPr>
       <w:r>
         <w:rPr/>
-        <w:t>Лабораторная работа посвящена разработке программного обеспечения для выполнения базовых операций над множествами в заданном универсуме с возможностью интерактивного взаимодействия с пользователем и вычисления сложных множественных выражений.</w:t>
-      </w:r>
-    </w:p>
-    <w:p>
-      <w:pPr>
-        <w:pStyle w:val="BodyText"/>
-        <w:rPr/>
-      </w:pPr>
-      <w:r>
-        <w:rPr/>
-        <w:t>Работа выполнена на языке программирования Python. Использование готовых библиотек для работы с множествами запрещено — все структуры данных и операции реализованы самостоятельно.</w:t>
-      </w:r>
-    </w:p>
-    <w:p>
-      <w:pPr>
-        <w:pStyle w:val="Normal"/>
-        <w:rPr>
-          <w:b/>
-          <w:bCs/>
-          <w:kern w:val="2"/>
-          <w:sz w:val="32"/>
-          <w:szCs w:val="32"/>
-        </w:rPr>
-      </w:pPr>
-      <w:r>
-        <w:rPr>
-          <w:b/>
-          <w:bCs/>
-          <w:kern w:val="2"/>
-          <w:sz w:val="32"/>
-          <w:szCs w:val="32"/>
-        </w:rPr>
-      </w:r>
-      <w:bookmarkStart w:id="4" w:name="_Toc202355034"/>
-      <w:r>
-        <w:br w:type="page"/>
-      </w:r>
-    </w:p>
-    <w:p>
-      <w:pPr>
-        <w:pStyle w:val="Heading1"/>
-        <w:spacing w:before="0" w:after="0"/>
-        <w:rPr/>
-      </w:pPr>
-      <w:r>
-        <w:rPr/>
-      </w:r>
-      <w:bookmarkEnd w:id="4"/>
-    </w:p>
-    <w:p>
-      <w:pPr>
-        <w:pStyle w:val="Heading1"/>
-        <w:jc w:val="both"/>
-        <w:rPr/>
-      </w:pPr>
-      <w:bookmarkStart w:id="5" w:name="__RefHeading___Toc520_202149688"/>
-      <w:bookmarkEnd w:id="5"/>
-      <w:r>
-        <w:rPr/>
-        <w:t>1 Теоретическая часть</w:t>
-      </w:r>
-    </w:p>
-    <w:p>
-      <w:pPr>
-        <w:pStyle w:val="Heading3"/>
-        <w:rPr/>
-      </w:pPr>
-      <w:bookmarkStart w:id="6" w:name="__RefHeading___Toc522_202149688"/>
-      <w:bookmarkEnd w:id="6"/>
-      <w:r>
-        <w:rPr/>
-        <w:t>1.1 Основные понятия теории множеств</w:t>
-      </w:r>
-    </w:p>
-    <w:p>
-      <w:pPr>
-        <w:pStyle w:val="BodyText"/>
-        <w:rPr/>
-      </w:pPr>
+        <w:t>Системы линейных алгебраических уравнений (СЛАУ) занимают одно из центральных мест в вычислительной математике. К ним сводится решение множества прикладных задач: расчёт электрических цепей, задач теплопроводности и механики, балансовых моделей в экономике, обработки экспериментальных данных. В связи с этим разработка и анализ методов решения СЛАУ является важной задачей.</w:t>
+      </w:r>
+    </w:p>
+    <w:p>
+      <w:pPr>
+        <w:pStyle w:val="BodyText"/>
+        <w:rPr/>
+      </w:pPr>
+      <w:r>
+        <w:rPr/>
+        <w:t xml:space="preserve">Методы решения СЛАУ делятся на две большие группы: </w:t>
+      </w:r>
       <w:r>
         <w:rPr>
           <w:rStyle w:val="Strong"/>
           <w:b w:val="false"/>
           <w:bCs w:val="false"/>
-        </w:rPr>
-        <w:t>Множество</w:t>
-      </w:r>
-      <w:r>
-        <w:rPr/>
-        <w:t xml:space="preserve"> — это совокупность уникальных элементов, рассматриваемая как единое целое. В программировании множество обычно реализуется через структуры данных, обеспечивающие уникальность элементов.</w:t>
-      </w:r>
-    </w:p>
-    <w:p>
-      <w:pPr>
-        <w:pStyle w:val="BodyText"/>
-        <w:rPr/>
-      </w:pPr>
+          <w:i/>
+          <w:iCs/>
+        </w:rPr>
+        <w:t>прямые</w:t>
+      </w:r>
       <w:r>
         <w:rPr>
           <w:rStyle w:val="Strong"/>
           <w:b w:val="false"/>
           <w:bCs w:val="false"/>
         </w:rPr>
-        <w:t>Универсум</w:t>
-      </w:r>
-      <w:r>
-        <w:rPr/>
-        <w:t xml:space="preserve"> — это множество, из которого берутся все элементы рассматриваемых множеств. В данной работе универсум задан как множество целых чисел от -30 до 30 включительно.</w:t>
-      </w:r>
-    </w:p>
-    <w:p>
-      <w:pPr>
-        <w:pStyle w:val="Heading3"/>
-        <w:rPr/>
-      </w:pPr>
-      <w:bookmarkStart w:id="7" w:name="__RefHeading___Toc524_202149688"/>
-      <w:bookmarkEnd w:id="7"/>
-      <w:r>
-        <w:rPr/>
-        <w:t>1.2 Операции над множествами</w:t>
-      </w:r>
-    </w:p>
-    <w:p>
-      <w:pPr>
-        <w:pStyle w:val="BodyText"/>
-        <w:rPr/>
-      </w:pPr>
-      <w:r>
-        <w:rPr/>
-        <w:t>В работе реализованы пять основных операций:</w:t>
-      </w:r>
-    </w:p>
-    <w:p>
-      <w:pPr>
-        <w:pStyle w:val="BodyText"/>
-        <w:rPr/>
-      </w:pPr>
+        <w:t xml:space="preserve"> (точные)</w:t>
+      </w:r>
+      <w:r>
+        <w:rPr>
+          <w:b w:val="false"/>
+          <w:bCs w:val="false"/>
+        </w:rPr>
+        <w:t xml:space="preserve"> </w:t>
+      </w:r>
+      <w:r>
+        <w:rPr/>
+        <w:t xml:space="preserve">методы, позволяющие получить решение за конечное число шагов, и </w:t>
+      </w:r>
       <w:r>
         <w:rPr>
           <w:rStyle w:val="Strong"/>
           <w:b w:val="false"/>
           <w:bCs w:val="false"/>
-        </w:rPr>
-        <w:t>Объединение (∪)</w:t>
-      </w:r>
-      <w:r>
-        <w:rPr>
-          <w:b w:val="false"/>
-          <w:bCs w:val="false"/>
-        </w:rPr>
-        <w:t xml:space="preserve"> — множество, содержащее все элементы обоих исходных множеств.</w:t>
+          <w:i/>
+          <w:iCs/>
+        </w:rPr>
+        <w:t>итерационные</w:t>
+      </w:r>
+      <w:r>
+        <w:rPr/>
+        <w:t xml:space="preserve"> методы, дающие решение с заданной точностью в результате сходящегося вычислительного процесса.</w:t>
+      </w:r>
+    </w:p>
+    <w:p>
+      <w:pPr>
+        <w:pStyle w:val="BodyText"/>
+        <w:rPr/>
+      </w:pPr>
+      <w:r>
+        <w:rPr>
+          <w:rStyle w:val="Strong"/>
+        </w:rPr>
+        <w:t>Цель работы:</w:t>
+      </w:r>
+      <w:r>
+        <w:rPr/>
+        <w:t xml:space="preserve"> освоить методы решения систем линейных алгебраических уравнений и применить их на практике.</w:t>
+      </w:r>
+    </w:p>
+    <w:p>
+      <w:pPr>
+        <w:pStyle w:val="BodyText"/>
+        <w:rPr/>
+      </w:pPr>
+      <w:r>
+        <w:rPr>
+          <w:rStyle w:val="Strong"/>
+        </w:rPr>
+        <w:t>Задачи работы:</w:t>
       </w:r>
     </w:p>
     <w:p>
@@ -1246,35 +1441,15 @@
           <w:b w:val="false"/>
           <w:bCs w:val="false"/>
         </w:rPr>
-        <w:t>Пересечение (∩)</w:t>
-      </w:r>
-      <w:r>
-        <w:rPr>
-          <w:b w:val="false"/>
-          <w:bCs w:val="false"/>
-        </w:rPr>
-        <w:t xml:space="preserve"> — множество, содержащее только те элементы, которые присутствуют одновременно в обоих исходных множествах.</w:t>
-      </w:r>
-    </w:p>
-    <w:p>
-      <w:pPr>
-        <w:pStyle w:val="BodyText"/>
-        <w:rPr/>
-      </w:pPr>
+        <w:t xml:space="preserve">1) </w:t>
+      </w:r>
       <w:r>
         <w:rPr>
           <w:rStyle w:val="Strong"/>
           <w:b w:val="false"/>
           <w:bCs w:val="false"/>
         </w:rPr>
-        <w:t>Разность ()</w:t>
-      </w:r>
-      <w:r>
-        <w:rPr>
-          <w:b w:val="false"/>
-          <w:bCs w:val="false"/>
-        </w:rPr>
-        <w:t xml:space="preserve"> — множество, содержащее элементы первого множества, которых нет во втором.</w:t>
+        <w:t>Изучить метод Гаусса с выбором главного элемента и нормированием.</w:t>
       </w:r>
     </w:p>
     <w:p>
@@ -1288,47 +1463,548 @@
           <w:b w:val="false"/>
           <w:bCs w:val="false"/>
         </w:rPr>
-        <w:t>Симметрическая разность (∆)</w:t>
-      </w:r>
-      <w:r>
-        <w:rPr>
-          <w:b w:val="false"/>
-          <w:bCs w:val="false"/>
-        </w:rPr>
-        <w:t xml:space="preserve"> — множество, содержащее элементы, которые присутствуют только в одном из двух множеств.</w:t>
-      </w:r>
-    </w:p>
-    <w:p>
-      <w:pPr>
-        <w:pStyle w:val="BodyText"/>
-        <w:rPr/>
-      </w:pPr>
+        <w:t xml:space="preserve">2) </w:t>
+      </w:r>
       <w:r>
         <w:rPr>
           <w:rStyle w:val="Strong"/>
           <w:b w:val="false"/>
           <w:bCs w:val="false"/>
         </w:rPr>
-        <w:t>Дополнение (¬)</w:t>
-      </w:r>
-      <w:r>
-        <w:rPr>
+        <w:t>Изучить метод Зейделя.</w:t>
+      </w:r>
+    </w:p>
+    <w:p>
+      <w:pPr>
+        <w:pStyle w:val="BodyText"/>
+        <w:rPr/>
+      </w:pPr>
+      <w:r>
+        <w:rPr>
+          <w:rStyle w:val="Strong"/>
           <w:b w:val="false"/>
           <w:bCs w:val="false"/>
         </w:rPr>
-        <w:t xml:space="preserve"> — множество, содержащее все элементы универсума, которых нет в исходном множестве.</w:t>
-      </w:r>
-    </w:p>
-    <w:p>
-      <w:pPr>
-        <w:pStyle w:val="Heading3"/>
-        <w:rPr>
+        <w:t xml:space="preserve">3) </w:t>
+      </w:r>
+      <w:r>
+        <w:rPr>
+          <w:rStyle w:val="Strong"/>
           <w:b w:val="false"/>
           <w:bCs w:val="false"/>
         </w:rPr>
-      </w:pPr>
-      <w:bookmarkStart w:id="8" w:name="__RefHeading___Toc526_202149688"/>
+        <w:t>Решить заданную систему варианта №26 обоими методами с пошаговым представлением вычислений.</w:t>
+      </w:r>
+    </w:p>
+    <w:p>
+      <w:pPr>
+        <w:pStyle w:val="BodyText"/>
+        <w:rPr/>
+      </w:pPr>
+      <w:r>
+        <w:rPr>
+          <w:rStyle w:val="Strong"/>
+          <w:b w:val="false"/>
+          <w:bCs w:val="false"/>
+        </w:rPr>
+        <w:t xml:space="preserve">4) </w:t>
+      </w:r>
+      <w:r>
+        <w:rPr>
+          <w:rStyle w:val="Strong"/>
+          <w:b w:val="false"/>
+          <w:bCs w:val="false"/>
+        </w:rPr>
+        <w:t>Сравнить результаты, проверить их подстановкой и проанализировать точность.</w:t>
+      </w:r>
+      <w:bookmarkStart w:id="4" w:name="_Toc202355034"/>
+      <w:r>
+        <w:br w:type="page"/>
+      </w:r>
+    </w:p>
+    <w:p>
+      <w:pPr>
+        <w:pStyle w:val="Heading1"/>
+        <w:spacing w:before="0" w:after="0"/>
+        <w:rPr/>
+      </w:pPr>
+      <w:r>
+        <w:rPr/>
+      </w:r>
+      <w:bookmarkEnd w:id="4"/>
+    </w:p>
+    <w:p>
+      <w:pPr>
+        <w:pStyle w:val="Heading1"/>
+        <w:jc w:val="both"/>
+        <w:rPr/>
+      </w:pPr>
+      <w:bookmarkStart w:id="5" w:name="__RefHeading___Toc520_202149688"/>
+      <w:bookmarkEnd w:id="5"/>
+      <w:r>
+        <w:rPr/>
+        <w:t>1 Теоретическая часть</w:t>
+      </w:r>
+    </w:p>
+    <w:p>
+      <w:pPr>
+        <w:pStyle w:val="Heading2"/>
+        <w:rPr/>
+      </w:pPr>
+      <w:bookmarkStart w:id="6" w:name="__RefHeading___Toc522_202149688"/>
+      <w:bookmarkEnd w:id="6"/>
+      <w:r>
+        <w:rPr/>
+        <w:t xml:space="preserve">1.1 </w:t>
+      </w:r>
+      <w:r>
+        <w:rPr/>
+        <w:t>Общие понятия</w:t>
+      </w:r>
+    </w:p>
+    <w:p>
+      <w:pPr>
+        <w:pStyle w:val="BodyText"/>
+        <w:ind w:hanging="0" w:start="0"/>
+        <w:rPr/>
+      </w:pPr>
+      <w:r>
+        <w:rPr>
+          <w:rStyle w:val="Strong"/>
+          <w:b w:val="false"/>
+          <w:bCs w:val="false"/>
+        </w:rPr>
+        <w:tab/>
+        <w:t>Условие существования и единственности решения:</w:t>
+      </w:r>
+      <w:r>
+        <w:rPr>
+          <w:b w:val="false"/>
+          <w:bCs w:val="false"/>
+        </w:rPr>
+        <w:t xml:space="preserve"> система имеет единственное решение тогда и только тогда, когда detA=0 (матрица невырождена).</w:t>
+      </w:r>
+    </w:p>
+    <w:p>
+      <w:pPr>
+        <w:pStyle w:val="Heading2"/>
+        <w:rPr/>
+      </w:pPr>
+      <w:bookmarkStart w:id="7" w:name="__RefHeading___Toc737_2316249806"/>
+      <w:bookmarkEnd w:id="7"/>
+      <w:r>
+        <w:rPr/>
+        <w:t>1.2 Метод Гаусса</w:t>
+      </w:r>
+    </w:p>
+    <w:p>
+      <w:pPr>
+        <w:pStyle w:val="Heading3"/>
+        <w:rPr/>
+      </w:pPr>
+      <w:bookmarkStart w:id="8" w:name="__RefHeading___Toc739_2316249806"/>
       <w:bookmarkEnd w:id="8"/>
+      <w:r>
+        <w:rPr/>
+        <w:t>1.2.1 Идея метода</w:t>
+      </w:r>
+    </w:p>
+    <w:p>
+      <w:pPr>
+        <w:pStyle w:val="BodyText"/>
+        <w:rPr/>
+      </w:pPr>
+      <w:r>
+        <w:rPr/>
+        <w:t>Метод Гаусса (метод последовательного исключения неизвестных) основан на приведении матрицы системы к треугольному или диагональному виду с помощью элементарных преобразований строк:</w:t>
+      </w:r>
+    </w:p>
+    <w:p>
+      <w:pPr>
+        <w:pStyle w:val="BodyText"/>
+        <w:rPr/>
+      </w:pPr>
+      <w:r>
+        <w:rPr/>
+        <w:t>1) Перестановка строк</w:t>
+      </w:r>
+    </w:p>
+    <w:p>
+      <w:pPr>
+        <w:pStyle w:val="BodyText"/>
+        <w:rPr/>
+      </w:pPr>
+      <w:r>
+        <w:rPr/>
+        <w:t>2) Умножение строки на ненулевое число</w:t>
+      </w:r>
+    </w:p>
+    <w:p>
+      <w:pPr>
+        <w:pStyle w:val="BodyText"/>
+        <w:rPr/>
+      </w:pPr>
+      <w:r>
+        <w:rPr/>
+        <w:t>3) прибавление к одной строке другой, умноженной на число</w:t>
+      </w:r>
+    </w:p>
+    <w:p>
+      <w:pPr>
+        <w:pStyle w:val="BodyText"/>
+        <w:rPr/>
+      </w:pPr>
+      <w:r>
+        <w:rPr/>
+        <w:t xml:space="preserve">Эти преобразования </w:t>
+      </w:r>
+      <w:r>
+        <w:rPr>
+          <w:rStyle w:val="Strong"/>
+          <w:b w:val="false"/>
+          <w:bCs w:val="false"/>
+          <w:i/>
+          <w:iCs/>
+        </w:rPr>
+        <w:t>не меняют решения</w:t>
+      </w:r>
+      <w:r>
+        <w:rPr/>
+        <w:t xml:space="preserve"> системы.</w:t>
+      </w:r>
+    </w:p>
+    <w:p>
+      <w:pPr>
+        <w:pStyle w:val="Heading3"/>
+        <w:rPr/>
+      </w:pPr>
+      <w:bookmarkStart w:id="9" w:name="__RefHeading___Toc741_2316249806"/>
+      <w:bookmarkEnd w:id="9"/>
+      <w:r>
+        <w:rPr/>
+        <w:t>1.2.2 Прямой и обратный ход</w:t>
+      </w:r>
+    </w:p>
+    <w:p>
+      <w:pPr>
+        <w:pStyle w:val="BodyText"/>
+        <w:rPr/>
+      </w:pPr>
+      <w:r>
+        <w:rPr/>
+        <w:t xml:space="preserve">1) </w:t>
+      </w:r>
+      <w:r>
+        <w:rPr>
+          <w:rStyle w:val="Strong"/>
+          <w:b w:val="false"/>
+          <w:bCs w:val="false"/>
+        </w:rPr>
+        <w:t>Прямой ход</w:t>
+      </w:r>
+      <w:r>
+        <w:rPr>
+          <w:b w:val="false"/>
+          <w:bCs w:val="false"/>
+        </w:rPr>
+        <w:t xml:space="preserve"> — система приводится к верхней треугольной матрице:</w:t>
+      </w:r>
+    </w:p>
+    <w:p>
+      <w:pPr>
+        <w:pStyle w:val="Normal"/>
+        <w:rPr/>
+      </w:pPr>
+      <w:r>
+        <w:rPr/>
+      </w:r>
+    </w:p>
+    <w:p>
+      <w:pPr>
+        <w:pStyle w:val="BodyText"/>
+        <w:rPr/>
+      </w:pPr>
+      <w:r>
+        <w:rPr>
+          <w:rStyle w:val="Strong"/>
+          <w:b w:val="false"/>
+          <w:bCs w:val="false"/>
+        </w:rPr>
+        <w:t xml:space="preserve">2) </w:t>
+      </w:r>
+      <w:r>
+        <w:rPr>
+          <w:rStyle w:val="Strong"/>
+          <w:b w:val="false"/>
+          <w:bCs w:val="false"/>
+        </w:rPr>
+        <w:t>Обратный ход</w:t>
+      </w:r>
+      <w:r>
+        <w:rPr>
+          <w:b w:val="false"/>
+          <w:bCs w:val="false"/>
+        </w:rPr>
+        <w:t xml:space="preserve"> — последовательно находятся неизвестные</w:t>
+      </w:r>
+    </w:p>
+    <w:p>
+      <w:pPr>
+        <w:pStyle w:val="Heading3"/>
+        <w:rPr/>
+      </w:pPr>
+      <w:bookmarkStart w:id="10" w:name="__RefHeading___Toc524_202149688"/>
+      <w:bookmarkEnd w:id="10"/>
+      <w:r>
+        <w:rPr/>
+        <w:t>1.2.3 Выбор главного элемента</w:t>
+      </w:r>
+    </w:p>
+    <w:p>
+      <w:pPr>
+        <w:pStyle w:val="BodyText"/>
+        <w:rPr/>
+      </w:pPr>
+      <w:r>
+        <w:rPr/>
+        <w:t>Если на очередном шаге диагональный элемент akk​ мал или равен нулю, возникает проблема: деление на малое число приводит к большим погрешностям, а деление на ноль невозможно.</w:t>
+      </w:r>
+    </w:p>
+    <w:p>
+      <w:pPr>
+        <w:pStyle w:val="BodyText"/>
+        <w:rPr/>
+      </w:pPr>
+      <w:r>
+        <w:rPr>
+          <w:rStyle w:val="Strong"/>
+        </w:rPr>
+        <w:t>Решение:</w:t>
+      </w:r>
+      <w:r>
+        <w:rPr/>
+        <w:t xml:space="preserve"> на каждом шаге выбирается </w:t>
+      </w:r>
+      <w:r>
+        <w:rPr>
+          <w:rStyle w:val="Strong"/>
+        </w:rPr>
+        <w:t>главный элемент</w:t>
+      </w:r>
+      <w:r>
+        <w:rPr/>
+        <w:t xml:space="preserve"> — наибольший по модулю элемент в текущем столбце (начиная с k-й строки). Строка с главным элементом переставляется на позицию k.</w:t>
+      </w:r>
+    </w:p>
+    <w:p>
+      <w:pPr>
+        <w:pStyle w:val="Heading3"/>
+        <w:rPr/>
+      </w:pPr>
+      <w:bookmarkStart w:id="11" w:name="__RefHeading___Toc743_2316249806"/>
+      <w:bookmarkEnd w:id="11"/>
+      <w:r>
+        <w:rPr/>
+        <w:t>1.2.4 Нормирование</w:t>
+      </w:r>
+    </w:p>
+    <w:p>
+      <w:pPr>
+        <w:pStyle w:val="BodyText"/>
+        <w:rPr/>
+      </w:pPr>
+      <w:r>
+        <w:rPr/>
+      </w:r>
+    </w:p>
+    <w:p>
+      <w:pPr>
+        <w:pStyle w:val="BodyText"/>
+        <w:rPr/>
+      </w:pPr>
+      <w:r>
+        <w:rPr/>
+        <w:t xml:space="preserve">После выбора главного элемента строка k </w:t>
+      </w:r>
+      <w:r>
+        <w:rPr>
+          <w:rStyle w:val="Strong"/>
+        </w:rPr>
+        <w:t>нормируется</w:t>
+      </w:r>
+      <w:r>
+        <w:rPr/>
+        <w:t xml:space="preserve"> — делится на главный элемент akk​, чтобы на диагонали получилась 1. </w:t>
+      </w:r>
+      <w:r>
+        <w:rPr/>
+        <w:t xml:space="preserve">Затем столбец k обнуляется </w:t>
+      </w:r>
+      <w:r>
+        <w:rPr>
+          <w:rStyle w:val="Strong"/>
+        </w:rPr>
+        <w:t>во всех</w:t>
+      </w:r>
+      <w:r>
+        <w:rPr/>
+        <w:t xml:space="preserve"> остальных строках (не только ниже диагонали). В результате после всех шагов слева получается </w:t>
+      </w:r>
+      <w:r>
+        <w:rPr>
+          <w:rStyle w:val="Strong"/>
+        </w:rPr>
+        <w:t>единичная матрица</w:t>
+      </w:r>
+      <w:r>
+        <w:rPr/>
+        <w:t>, а справа — решение.</w:t>
+      </w:r>
+    </w:p>
+    <w:p>
+      <w:pPr>
+        <w:pStyle w:val="Heading2"/>
+        <w:rPr/>
+      </w:pPr>
+      <w:bookmarkStart w:id="12" w:name="__RefHeading___Toc745_2316249806"/>
+      <w:bookmarkEnd w:id="12"/>
+      <w:r>
+        <w:rPr/>
+        <w:t>1.3 Метод Зейделя</w:t>
+      </w:r>
+    </w:p>
+    <w:p>
+      <w:pPr>
+        <w:pStyle w:val="BodyText"/>
+        <w:rPr/>
+      </w:pPr>
+      <w:r>
+        <w:rPr/>
+        <w:t xml:space="preserve">Метод Зейделя — модификация метода простой итерации. Основное отличие: при вычислении (k+1)-го приближения xi​ используются </w:t>
+      </w:r>
+      <w:r>
+        <w:rPr>
+          <w:rStyle w:val="Strong"/>
+          <w:b w:val="false"/>
+          <w:bCs w:val="false"/>
+        </w:rPr>
+        <w:t>уже</w:t>
+      </w:r>
+      <w:r>
+        <w:rPr>
+          <w:rStyle w:val="Strong"/>
+        </w:rPr>
+        <w:t xml:space="preserve"> </w:t>
+      </w:r>
+      <w:r>
+        <w:rPr>
+          <w:rStyle w:val="Strong"/>
+          <w:b w:val="false"/>
+          <w:bCs w:val="false"/>
+          <w:i/>
+          <w:iCs/>
+        </w:rPr>
+        <w:t>найденные</w:t>
+      </w:r>
+      <w:r>
+        <w:rPr/>
+        <w:t xml:space="preserve"> (k+1)-е приближения x1​,…,xi−1​.</w:t>
+      </w:r>
+    </w:p>
+    <w:p>
+      <w:pPr>
+        <w:pStyle w:val="BodyText"/>
+        <w:rPr/>
+      </w:pPr>
+      <w:r>
+        <w:rPr>
+          <w:b w:val="false"/>
+          <w:bCs w:val="false"/>
+        </w:rPr>
+        <w:t xml:space="preserve">Достаточное условие сходимости метода Зейделя: </w:t>
+      </w:r>
+      <w:r>
+        <w:rPr>
+          <w:b w:val="false"/>
+          <w:bCs w:val="false"/>
+        </w:rPr>
+        <w:t xml:space="preserve">||C|| &lt; 1 хотя бы в одной матричной форме. </w:t>
+      </w:r>
+      <w:r>
+        <w:rPr>
+          <w:b w:val="false"/>
+          <w:bCs w:val="false"/>
+        </w:rPr>
+        <w:t xml:space="preserve">Если матрица A обладает </w:t>
+      </w:r>
+      <w:r>
+        <w:rPr>
+          <w:rStyle w:val="Strong"/>
+          <w:b w:val="false"/>
+          <w:bCs w:val="false"/>
+          <w:i/>
+          <w:iCs/>
+        </w:rPr>
+        <w:t>диагональным преобладанием</w:t>
+      </w:r>
+      <w:r>
+        <w:rPr>
+          <w:b w:val="false"/>
+          <w:bCs w:val="false"/>
+        </w:rPr>
+        <w:t>, метод Зейделя сходится при любом начальном приближении.</w:t>
+      </w:r>
+    </w:p>
+    <w:p>
+      <w:pPr>
+        <w:pStyle w:val="BodyText"/>
+        <w:rPr/>
+      </w:pPr>
+      <w:r>
+        <w:rPr/>
+        <w:t>Итерации прекращаются, когда достигнута заданная точность ε.</w:t>
+      </w:r>
+    </w:p>
+    <w:p>
+      <w:pPr>
+        <w:pStyle w:val="BodyText"/>
+        <w:rPr/>
+      </w:pPr>
+      <w:r>
+        <w:rPr/>
+        <w:t xml:space="preserve">Метод Зейделя обычно </w:t>
+      </w:r>
+      <w:r>
+        <w:rPr>
+          <w:rStyle w:val="Strong"/>
+        </w:rPr>
+        <w:t>сходится быстрее</w:t>
+      </w:r>
+      <w:r>
+        <w:rPr/>
+        <w:t xml:space="preserve"> метода простой итерации, так как использует более свежие значения неизвестных. Однако в некоторых случаях метод простой итерации может оказаться устойчивее.</w:t>
+      </w:r>
+    </w:p>
+    <w:p>
+      <w:pPr>
+        <w:pStyle w:val="BodyText"/>
+        <w:rPr/>
+      </w:pPr>
+      <w:r>
+        <w:rPr/>
+        <w:t>Общее число итераций зависит от матрицы C и требуемой точности. Для хорошо обусловленных систем с диагональным преобладанием обычно требуется 10–50 итераций.</w:t>
+      </w:r>
+    </w:p>
+    <w:p>
+      <w:pPr>
+        <w:pStyle w:val="Heading3"/>
+        <w:rPr>
+          <w:b w:val="false"/>
+          <w:bCs w:val="false"/>
+        </w:rPr>
+      </w:pPr>
+      <w:bookmarkStart w:id="13" w:name="__RefHeading___Toc526_202149688"/>
+      <w:bookmarkEnd w:id="13"/>
       <w:r>
         <w:rPr/>
         <w:t>1.3 Способы задания множеств</w:t>
@@ -1444,15 +2120,6 @@
         </w:rPr>
         <w:t xml:space="preserve"> — программа фильтрует универсум по заданным пользователем условиям (положительные/отрицательные, чётные/нечётные, кратные N, диапазон).</w:t>
       </w:r>
-    </w:p>
-    <w:p>
-      <w:pPr>
-        <w:pStyle w:val="BodyText"/>
-        <w:rPr/>
-      </w:pPr>
-      <w:r>
-        <w:rPr/>
-      </w:r>
       <w:r>
         <w:br w:type="page"/>
       </w:r>
@@ -1464,63 +2131,15 @@
         <w:jc w:val="both"/>
         <w:rPr/>
       </w:pPr>
-      <w:bookmarkStart w:id="9" w:name="__RefHeading___Toc528_202149688"/>
-      <w:bookmarkEnd w:id="9"/>
-      <w:r>
-        <w:rPr/>
-        <w:t>2 Практическая часть</w:t>
-      </w:r>
-    </w:p>
-    <w:p>
-      <w:pPr>
-        <w:pStyle w:val="Heading3"/>
-        <w:rPr/>
-      </w:pPr>
-      <w:bookmarkStart w:id="10" w:name="__RefHeading___Toc530_202149688"/>
-      <w:bookmarkEnd w:id="10"/>
-      <w:r>
-        <w:rPr/>
-        <w:t>2.1 Описание решения</w:t>
-      </w:r>
-    </w:p>
-    <w:p>
-      <w:pPr>
-        <w:pStyle w:val="BodyText"/>
-        <w:rPr/>
-      </w:pPr>
-      <w:r>
-        <w:rPr/>
-        <w:t>Программа построена на трёх классах.</w:t>
-      </w:r>
-    </w:p>
-    <w:p>
-      <w:pPr>
-        <w:pStyle w:val="BodyText"/>
-        <w:rPr/>
-      </w:pPr>
-      <w:r>
-        <w:rPr/>
-        <w:t>Класс Set — одно множество.</w:t>
-      </w:r>
-    </w:p>
-    <w:p>
-      <w:pPr>
-        <w:pStyle w:val="BodyText"/>
-        <w:rPr/>
-      </w:pPr>
-      <w:r>
-        <w:rPr/>
-        <w:t>Поля: name (имя), elements (список элементов).</w:t>
-      </w:r>
-    </w:p>
-    <w:p>
-      <w:pPr>
-        <w:pStyle w:val="BodyText"/>
-        <w:rPr/>
-      </w:pPr>
-      <w:r>
-        <w:rPr/>
-        <w:t>Методы: union, intersect, diff, sym_diff — операции над множествами.</w:t>
+      <w:bookmarkStart w:id="14" w:name="__RefHeading___Toc528_202149688"/>
+      <w:bookmarkEnd w:id="14"/>
+      <w:r>
+        <w:rPr/>
+        <w:t xml:space="preserve">2 </w:t>
+      </w:r>
+      <w:r>
+        <w:rPr/>
+        <w:t>Постановка задачи</w:t>
       </w:r>
     </w:p>
     <w:p>
@@ -1531,411 +2150,25 @@
       <w:r>
         <w:rPr>
           <w:rStyle w:val="Strong"/>
-        </w:rPr>
-        <w:t>str</w:t>
-      </w:r>
-      <w:r>
-        <w:rPr/>
-        <w:t xml:space="preserve"> — форматированный вывод (пустое множество отображается как {∅}).</w:t>
-      </w:r>
-    </w:p>
-    <w:p>
-      <w:pPr>
-        <w:pStyle w:val="BodyText"/>
-        <w:rPr/>
-      </w:pPr>
-      <w:r>
-        <w:rPr/>
-        <w:t>Множества хранятся как списки (list), уникальность обеспечивается ручной проверкой if el not in result.</w:t>
-      </w:r>
-    </w:p>
-    <w:p>
-      <w:pPr>
-        <w:pStyle w:val="BodyText"/>
-        <w:rPr/>
-      </w:pPr>
-      <w:r>
-        <w:rPr/>
-        <w:t>Класс SetCollection — хранилище всех множеств.</w:t>
-      </w:r>
-    </w:p>
-    <w:p>
-      <w:pPr>
-        <w:pStyle w:val="BodyText"/>
-        <w:rPr/>
-      </w:pPr>
-      <w:r>
-        <w:rPr/>
-        <w:t>Поля: U (универсум), sets (список объектов Set).</w:t>
-      </w:r>
-    </w:p>
-    <w:p>
-      <w:pPr>
-        <w:pStyle w:val="BodyText"/>
-        <w:rPr/>
-      </w:pPr>
-      <w:r>
-        <w:rPr/>
-        <w:t>Методы: add, find, get_set, del_set, in_SetCollection, in_universum, complement.</w:t>
-      </w:r>
-    </w:p>
-    <w:p>
-      <w:pPr>
-        <w:pStyle w:val="BodyText"/>
-        <w:rPr/>
-      </w:pPr>
-      <w:r>
-        <w:rPr/>
-        <w:t>Дополнение реализовано здесь, потому что только SetCollection знает универсум.</w:t>
-      </w:r>
-    </w:p>
-    <w:p>
-      <w:pPr>
-        <w:pStyle w:val="BodyText"/>
-        <w:rPr/>
-      </w:pPr>
-      <w:r>
-        <w:rPr/>
-        <w:t>Класс Calculator — интерфейс.</w:t>
-      </w:r>
-    </w:p>
-    <w:p>
-      <w:pPr>
-        <w:pStyle w:val="BodyText"/>
-        <w:rPr/>
-      </w:pPr>
-      <w:r>
-        <w:rPr/>
-        <w:t>Поля: sets (объект SetCollection).</w:t>
-      </w:r>
-    </w:p>
-    <w:p>
-      <w:pPr>
-        <w:pStyle w:val="BodyText"/>
-        <w:rPr/>
-      </w:pPr>
-      <w:r>
-        <w:rPr/>
-        <w:t>Методы: manager (главное меню), create_set, delete_set, show_set, formula, input_manual, input_random, input_conditions, formula_parser, evaluate, clear, print_info.</w:t>
-      </w:r>
-    </w:p>
-    <w:p>
-      <w:pPr>
-        <w:pStyle w:val="Heading3"/>
-        <w:rPr/>
-      </w:pPr>
-      <w:bookmarkStart w:id="11" w:name="__RefHeading___Toc532_202149688"/>
-      <w:bookmarkEnd w:id="11"/>
-      <w:r>
-        <w:rPr/>
-        <w:t>2.2 Алгоритмы операций</w:t>
-      </w:r>
-    </w:p>
-    <w:p>
-      <w:pPr>
-        <w:pStyle w:val="BodyText"/>
-        <w:rPr/>
-      </w:pPr>
-      <w:r>
-        <w:rPr/>
-        <w:t>Объединение (∪): копия первого множества, затем добавление элементов второго, которых ещё нет.</w:t>
-      </w:r>
-    </w:p>
-    <w:p>
-      <w:pPr>
-        <w:pStyle w:val="BodyText"/>
-        <w:rPr/>
-      </w:pPr>
-      <w:r>
-        <w:rPr/>
-        <w:t>Пересечение (∩): проход по первому множеству, добавление только тех элементов, которые есть во втором.</w:t>
-      </w:r>
-    </w:p>
-    <w:p>
-      <w:pPr>
-        <w:pStyle w:val="BodyText"/>
-        <w:rPr/>
-      </w:pPr>
-      <w:r>
-        <w:rPr/>
-        <w:t>Разность (): проход по первому множеству, добавление только тех элементов, которых нет во втором.</w:t>
-      </w:r>
-    </w:p>
-    <w:p>
-      <w:pPr>
-        <w:pStyle w:val="BodyText"/>
-        <w:rPr/>
-      </w:pPr>
-      <w:r>
-        <w:rPr/>
-        <w:t>Симметрическая разность (∆): два прохода — элементы первого, которых нет во втором, и элементы второго, которых нет в первом.</w:t>
-      </w:r>
-    </w:p>
-    <w:p>
-      <w:pPr>
-        <w:pStyle w:val="BodyText"/>
-        <w:rPr/>
-      </w:pPr>
-      <w:r>
-        <w:rPr/>
-        <w:t>Дополнение (¬): перебор всего универсума, добавление тех чисел, которых нет в исходном множестве.</w:t>
-      </w:r>
-    </w:p>
-    <w:p>
-      <w:pPr>
-        <w:pStyle w:val="Heading3"/>
-        <w:rPr/>
-      </w:pPr>
-      <w:bookmarkStart w:id="12" w:name="__RefHeading___Toc534_202149688"/>
-      <w:bookmarkEnd w:id="12"/>
-      <w:r>
-        <w:rPr/>
-        <w:t>2.3 Парсер формул</w:t>
-      </w:r>
-    </w:p>
-    <w:p>
-      <w:pPr>
-        <w:pStyle w:val="BodyText"/>
-        <w:rPr/>
-      </w:pPr>
-      <w:r>
-        <w:rPr/>
-        <w:t>Реализован без использования eval (безопасность).</w:t>
-      </w:r>
-    </w:p>
-    <w:p>
-      <w:pPr>
-        <w:pStyle w:val="BodyText"/>
-        <w:rPr/>
-      </w:pPr>
-      <w:r>
-        <w:rPr/>
-        <w:t>Если в формуле есть = — левая часть становится именем результата, правая — выражением.</w:t>
-      </w:r>
-    </w:p>
-    <w:p>
-      <w:pPr>
-        <w:pStyle w:val="BodyText"/>
-        <w:rPr/>
-      </w:pPr>
-      <w:r>
-        <w:rPr/>
-        <w:t>Обработка скобок: рекурсивно находится самая внутренняя скобка, её содержимое вычисляется, результат временно сохраняется как множество _temp_N, скобка заменяется на это имя.</w:t>
-      </w:r>
-    </w:p>
-    <w:p>
-      <w:pPr>
-        <w:pStyle w:val="BodyText"/>
-        <w:rPr/>
-      </w:pPr>
-      <w:r>
-        <w:rPr/>
-        <w:t>Токенизация: строка разбивается на операторы (+, *, -, ^, !) и имена множеств.</w:t>
-      </w:r>
-    </w:p>
-    <w:p>
-      <w:pPr>
-        <w:pStyle w:val="BodyText"/>
-        <w:rPr/>
-      </w:pPr>
-      <w:r>
-        <w:rPr/>
-        <w:t>Вычисление слева направо: без приоритетов операций (в соответствии с требованиями дискретной математики). Скобки меняют порядок.</w:t>
-      </w:r>
-    </w:p>
-    <w:p>
-      <w:pPr>
-        <w:pStyle w:val="BodyText"/>
-        <w:rPr/>
-      </w:pPr>
-      <w:r>
-        <w:rPr/>
-        <w:t>Дополнение (!): обрабатывается как унарный оператор перед именем множества.</w:t>
-      </w:r>
-    </w:p>
-    <w:p>
-      <w:pPr>
-        <w:pStyle w:val="BodyText"/>
-        <w:rPr/>
-      </w:pPr>
-      <w:r>
-        <w:rPr/>
-        <w:t xml:space="preserve">Временные множества </w:t>
-      </w:r>
-      <w:r>
-        <w:rPr>
-          <w:rStyle w:val="Emphasis"/>
-        </w:rPr>
-        <w:t>temp</w:t>
-      </w:r>
-      <w:r>
-        <w:rPr/>
-        <w:t xml:space="preserve"> удаляются после вычисления.</w:t>
-      </w:r>
-    </w:p>
-    <w:p>
-      <w:pPr>
-        <w:pStyle w:val="Heading3"/>
-        <w:rPr/>
-      </w:pPr>
-      <w:bookmarkStart w:id="13" w:name="__RefHeading___Toc536_202149688"/>
-      <w:bookmarkEnd w:id="13"/>
-      <w:r>
-        <w:rPr/>
-        <w:t>2.4 Обозначения операций</w:t>
-      </w:r>
-    </w:p>
-    <w:p>
-      <w:pPr>
-        <w:pStyle w:val="BodyText"/>
-        <w:rPr/>
-      </w:pPr>
-      <w:r>
-        <w:rPr/>
-        <w:t>Объединение — +</w:t>
-      </w:r>
-    </w:p>
-    <w:p>
-      <w:pPr>
-        <w:pStyle w:val="BodyText"/>
-        <w:rPr/>
-      </w:pPr>
-      <w:r>
-        <w:rPr/>
-        <w:t>Пересечение — *</w:t>
-      </w:r>
-    </w:p>
-    <w:p>
-      <w:pPr>
-        <w:pStyle w:val="BodyText"/>
-        <w:rPr/>
-      </w:pPr>
-      <w:r>
-        <w:rPr/>
-        <w:t>Разность — -</w:t>
-      </w:r>
-    </w:p>
-    <w:p>
-      <w:pPr>
-        <w:pStyle w:val="BodyText"/>
-        <w:rPr/>
-      </w:pPr>
-      <w:r>
-        <w:rPr/>
-        <w:t>Симметрическая разность — ^</w:t>
-      </w:r>
-    </w:p>
-    <w:p>
-      <w:pPr>
-        <w:pStyle w:val="BodyText"/>
-        <w:rPr/>
-      </w:pPr>
-      <w:r>
-        <w:rPr/>
-        <w:t>Дополнение — !</w:t>
-      </w:r>
-    </w:p>
-    <w:p>
-      <w:pPr>
-        <w:pStyle w:val="Heading3"/>
-        <w:rPr/>
-      </w:pPr>
-      <w:bookmarkStart w:id="14" w:name="__RefHeading___Toc538_202149688"/>
-      <w:bookmarkEnd w:id="14"/>
-      <w:r>
-        <w:rPr/>
-        <w:t>2.5 Обработка ошибок</w:t>
-      </w:r>
-    </w:p>
-    <w:p>
-      <w:pPr>
-        <w:pStyle w:val="BodyText"/>
-        <w:rPr/>
-      </w:pPr>
-      <w:r>
-        <w:rPr/>
-        <w:t>1) Проверка принадлежности элементов универсуму.</w:t>
-      </w:r>
-    </w:p>
-    <w:p>
-      <w:pPr>
-        <w:pStyle w:val="BodyText"/>
-        <w:rPr/>
-      </w:pPr>
-      <w:r>
-        <w:rPr/>
-        <w:t>2) Проверка уникальности при ручном вводе.</w:t>
-      </w:r>
-    </w:p>
-    <w:p>
-      <w:pPr>
-        <w:pStyle w:val="BodyText"/>
-        <w:rPr/>
-      </w:pPr>
-      <w:r>
-        <w:rPr/>
-        <w:t>3) Проверка существования множества по имени.</w:t>
-      </w:r>
-    </w:p>
-    <w:p>
-      <w:pPr>
-        <w:pStyle w:val="BodyText"/>
-        <w:rPr/>
-      </w:pPr>
-      <w:r>
-        <w:rPr/>
-        <w:t>4) Обработка незакрытых скобок.</w:t>
-      </w:r>
-    </w:p>
-    <w:p>
-      <w:pPr>
-        <w:pStyle w:val="BodyText"/>
-        <w:rPr/>
-      </w:pPr>
-      <w:r>
-        <w:rPr/>
-        <w:t>5) Проверка корректности ввода чисел.</w:t>
-      </w:r>
-    </w:p>
-    <w:p>
-      <w:pPr>
-        <w:pStyle w:val="BodyText"/>
-        <w:rPr/>
-      </w:pPr>
-      <w:r>
-        <w:rPr/>
-      </w:r>
-    </w:p>
-    <w:p>
-      <w:pPr>
-        <w:pStyle w:val="BodyText"/>
-        <w:rPr/>
-      </w:pPr>
-      <w:r>
-        <w:rPr/>
-      </w:r>
-      <w:r>
-        <w:br w:type="page"/>
-      </w:r>
-    </w:p>
-    <w:p>
-      <w:pPr>
-        <w:pStyle w:val="Heading1"/>
-        <w:spacing w:before="0" w:after="0"/>
-        <w:jc w:val="both"/>
-        <w:rPr/>
-      </w:pPr>
-      <w:bookmarkStart w:id="15" w:name="__RefHeading___Toc15732_202149688"/>
-      <w:bookmarkEnd w:id="15"/>
-      <w:r>
-        <w:rPr/>
-        <w:t>3 Результаты тестирования</w:t>
-      </w:r>
-    </w:p>
-    <w:p>
-      <w:pPr>
-        <w:pStyle w:val="BodyText"/>
-        <w:jc w:val="center"/>
+          <w:b w:val="false"/>
+          <w:bCs w:val="false"/>
+        </w:rPr>
+        <w:t>Дано</w:t>
+      </w:r>
+      <w:r>
+        <w:rPr>
+          <w:rStyle w:val="Strong"/>
+        </w:rPr>
+        <w:t>:</w:t>
+      </w:r>
+      <w:r>
+        <w:rPr/>
+        <w:t xml:space="preserve"> система линейных алгебраических уравнений с тремя неизвестными:</w:t>
+      </w:r>
+    </w:p>
+    <w:p>
+      <w:pPr>
+        <w:pStyle w:val="BodyText"/>
         <w:rPr/>
       </w:pPr>
       <w:r>
@@ -1948,10 +2181,10 @@
             <wp:positionV relativeFrom="paragraph">
               <wp:posOffset>635</wp:posOffset>
             </wp:positionV>
-            <wp:extent cx="5940425" cy="1736090"/>
+            <wp:extent cx="5457825" cy="2352675"/>
             <wp:effectExtent l="0" t="0" r="0" b="0"/>
             <wp:wrapSquare wrapText="largest"/>
-            <wp:docPr id="1" name="Изображение1"/>
+            <wp:docPr id="1" name="Изображение12"/>
             <wp:cNvGraphicFramePr>
               <a:graphicFrameLocks xmlns:a="http://schemas.openxmlformats.org/drawingml/2006/main" noChangeAspect="1"/>
             </wp:cNvGraphicFramePr>
@@ -1959,7 +2192,7 @@
               <a:graphicData uri="http://schemas.openxmlformats.org/drawingml/2006/picture">
                 <pic:pic xmlns:pic="http://schemas.openxmlformats.org/drawingml/2006/picture">
                   <pic:nvPicPr>
-                    <pic:cNvPr id="1" name="Изображение1"/>
+                    <pic:cNvPr id="1" name="Изображение12"/>
                     <pic:cNvPicPr>
                       <a:picLocks noChangeAspect="1" noChangeArrowheads="1"/>
                     </pic:cNvPicPr>
@@ -1973,7 +2206,7 @@
                   <pic:spPr bwMode="auto">
                     <a:xfrm>
                       <a:off x="0" y="0"/>
-                      <a:ext cx="5940425" cy="1736090"/>
+                      <a:ext cx="5457825" cy="2352675"/>
                     </a:xfrm>
                     <a:prstGeom prst="rect">
                       <a:avLst/>
@@ -1987,24 +2220,528 @@
         </w:drawing>
       </w:r>
       <w:r>
-        <w:rPr/>
-        <w:t>Рисунок 1 — вид главного меню программы</w:t>
-      </w:r>
-    </w:p>
-    <w:p>
-      <w:pPr>
-        <w:pStyle w:val="BodyText"/>
-        <w:jc w:val="center"/>
-        <w:rPr/>
-      </w:pPr>
-      <w:r>
-        <w:rPr/>
-      </w:r>
-    </w:p>
-    <w:p>
-      <w:pPr>
-        <w:pStyle w:val="BodyText"/>
-        <w:jc w:val="center"/>
+        <w:rPr>
+          <w:rStyle w:val="Strong"/>
+          <w:b w:val="false"/>
+          <w:bCs w:val="false"/>
+        </w:rPr>
+        <w:t>Найти</w:t>
+      </w:r>
+      <w:r>
+        <w:rPr>
+          <w:rStyle w:val="Strong"/>
+        </w:rPr>
+        <w:t>:</w:t>
+      </w:r>
+      <w:r>
+        <w:rPr/>
+        <w:t xml:space="preserve"> вектор неизвестных x=(x1​,x2​,x3​)</w:t>
+      </w:r>
+      <w:r>
+        <w:rPr/>
+        <w:t>^</w:t>
+      </w:r>
+      <w:r>
+        <w:rPr/>
+        <w:t>T.</w:t>
+      </w:r>
+    </w:p>
+    <w:p>
+      <w:pPr>
+        <w:pStyle w:val="BodyText"/>
+        <w:rPr/>
+      </w:pPr>
+      <w:r>
+        <w:rPr>
+          <w:rStyle w:val="Strong"/>
+        </w:rPr>
+        <w:t>Анализ задачи:</w:t>
+      </w:r>
+    </w:p>
+    <w:p>
+      <w:pPr>
+        <w:pStyle w:val="BodyText"/>
+        <w:numPr>
+          <w:ilvl w:val="0"/>
+          <w:numId w:val="3"/>
+        </w:numPr>
+        <w:tabs>
+          <w:tab w:val="clear" w:pos="709"/>
+          <w:tab w:val="left" w:pos="0" w:leader="none"/>
+        </w:tabs>
+        <w:ind w:firstLine="426" w:start="709"/>
+        <w:rPr/>
+      </w:pPr>
+      <w:r>
+        <w:rPr/>
+        <w:t>Число уравнений равно числу неизвестных (n=3), матрица квадратная.</w:t>
+      </w:r>
+    </w:p>
+    <w:p>
+      <w:pPr>
+        <w:pStyle w:val="BodyText"/>
+        <w:numPr>
+          <w:ilvl w:val="0"/>
+          <w:numId w:val="3"/>
+        </w:numPr>
+        <w:tabs>
+          <w:tab w:val="clear" w:pos="709"/>
+          <w:tab w:val="left" w:pos="0" w:leader="none"/>
+        </w:tabs>
+        <w:ind w:firstLine="426" w:start="709"/>
+        <w:rPr/>
+      </w:pPr>
+      <w:r>
+        <w:rPr/>
+        <w:t>Определитель матрицы A отличен от нуля, следовательно, решение существует и единственно.</w:t>
+      </w:r>
+    </w:p>
+    <w:p>
+      <w:pPr>
+        <w:pStyle w:val="BodyText"/>
+        <w:numPr>
+          <w:ilvl w:val="0"/>
+          <w:numId w:val="3"/>
+        </w:numPr>
+        <w:tabs>
+          <w:tab w:val="clear" w:pos="709"/>
+          <w:tab w:val="left" w:pos="0" w:leader="none"/>
+        </w:tabs>
+        <w:ind w:firstLine="426" w:start="709"/>
+        <w:rPr/>
+      </w:pPr>
+      <w:r>
+        <w:rPr/>
+        <w:t>Требуется решить систему двумя методами:</w:t>
+      </w:r>
+    </w:p>
+    <w:p>
+      <w:pPr>
+        <w:pStyle w:val="BodyText"/>
+        <w:numPr>
+          <w:ilvl w:val="1"/>
+          <w:numId w:val="3"/>
+        </w:numPr>
+        <w:tabs>
+          <w:tab w:val="clear" w:pos="709"/>
+          <w:tab w:val="left" w:pos="0" w:leader="none"/>
+        </w:tabs>
+        <w:ind w:firstLine="426" w:start="1418"/>
+        <w:rPr/>
+      </w:pPr>
+      <w:r>
+        <w:rPr/>
+        <w:t>Прямым — методом Гаусса с выбором главного элемента и нормированием.</w:t>
+      </w:r>
+    </w:p>
+    <w:p>
+      <w:pPr>
+        <w:pStyle w:val="BodyText"/>
+        <w:numPr>
+          <w:ilvl w:val="1"/>
+          <w:numId w:val="3"/>
+        </w:numPr>
+        <w:tabs>
+          <w:tab w:val="clear" w:pos="709"/>
+          <w:tab w:val="left" w:pos="0" w:leader="none"/>
+        </w:tabs>
+        <w:ind w:firstLine="426" w:start="1418"/>
+        <w:rPr/>
+      </w:pPr>
+      <w:r>
+        <w:rPr/>
+        <w:t>Итерационным — методом Зейделя с точностью ε=0.0001.</w:t>
+      </w:r>
+    </w:p>
+    <w:p>
+      <w:pPr>
+        <w:pStyle w:val="Heading1"/>
+        <w:jc w:val="both"/>
+        <w:rPr/>
+      </w:pPr>
+      <w:r>
+        <w:rPr/>
+      </w:r>
+    </w:p>
+    <w:p>
+      <w:pPr>
+        <w:pStyle w:val="Normal"/>
+        <w:jc w:val="both"/>
+        <w:rPr/>
+      </w:pPr>
+      <w:r>
+        <w:rPr/>
+      </w:r>
+    </w:p>
+    <w:p>
+      <w:pPr>
+        <w:pStyle w:val="Normal"/>
+        <w:jc w:val="both"/>
+        <w:rPr/>
+      </w:pPr>
+      <w:r>
+        <w:rPr/>
+      </w:r>
+    </w:p>
+    <w:p>
+      <w:pPr>
+        <w:pStyle w:val="Normal"/>
+        <w:jc w:val="both"/>
+        <w:rPr/>
+      </w:pPr>
+      <w:r>
+        <w:rPr/>
+      </w:r>
+    </w:p>
+    <w:p>
+      <w:pPr>
+        <w:pStyle w:val="Heading1"/>
+        <w:ind w:hanging="0" w:start="0"/>
+        <w:jc w:val="both"/>
+        <w:rPr/>
+      </w:pPr>
+      <w:bookmarkStart w:id="15" w:name="__RefHeading___Toc747_2316249806"/>
+      <w:bookmarkEnd w:id="15"/>
+      <w:r>
+        <w:rPr/>
+        <w:tab/>
+        <w:t>3 Краткое описание метода</w:t>
+      </w:r>
+    </w:p>
+    <w:p>
+      <w:pPr>
+        <w:pStyle w:val="Heading2"/>
+        <w:rPr/>
+      </w:pPr>
+      <w:bookmarkStart w:id="16" w:name="__RefHeading___Toc749_2316249806"/>
+      <w:bookmarkEnd w:id="16"/>
+      <w:r>
+        <w:rPr/>
+        <w:t xml:space="preserve">3. 1 </w:t>
+      </w:r>
+      <w:r>
+        <w:rPr>
+          <w:sz w:val="28"/>
+          <w:szCs w:val="28"/>
+        </w:rPr>
+        <w:t xml:space="preserve">Метод Гаусса </w:t>
+      </w:r>
+    </w:p>
+    <w:p>
+      <w:pPr>
+        <w:pStyle w:val="BodyText"/>
+        <w:rPr/>
+      </w:pPr>
+      <w:r>
+        <w:rPr/>
+        <w:t>Метод Гаусса — прямой метод решения СЛАУ, основанный на последовательном исключении неизвестных. Система приводится к диагональному виду, после чего решение находится без обратного хода.</w:t>
+      </w:r>
+    </w:p>
+    <w:p>
+      <w:pPr>
+        <w:pStyle w:val="BodyText"/>
+        <w:rPr/>
+      </w:pPr>
+      <w:r>
+        <w:rPr>
+          <w:rStyle w:val="Strong"/>
+        </w:rPr>
+        <w:t>Алгоритм:</w:t>
+      </w:r>
+    </w:p>
+    <w:p>
+      <w:pPr>
+        <w:pStyle w:val="BodyText"/>
+        <w:numPr>
+          <w:ilvl w:val="0"/>
+          <w:numId w:val="1"/>
+        </w:numPr>
+        <w:tabs>
+          <w:tab w:val="clear" w:pos="709"/>
+          <w:tab w:val="left" w:pos="0" w:leader="none"/>
+        </w:tabs>
+        <w:ind w:firstLine="426" w:start="709"/>
+        <w:rPr/>
+      </w:pPr>
+      <w:r>
+        <w:rPr/>
+        <w:t>Строится расширенная матрица системы [A∣b].</w:t>
+      </w:r>
+    </w:p>
+    <w:p>
+      <w:pPr>
+        <w:pStyle w:val="BodyText"/>
+        <w:numPr>
+          <w:ilvl w:val="0"/>
+          <w:numId w:val="1"/>
+        </w:numPr>
+        <w:tabs>
+          <w:tab w:val="clear" w:pos="709"/>
+          <w:tab w:val="left" w:pos="0" w:leader="none"/>
+        </w:tabs>
+        <w:ind w:firstLine="426" w:start="709"/>
+        <w:rPr/>
+      </w:pPr>
+      <w:r>
+        <w:rPr/>
+        <w:t xml:space="preserve">На каждом шаге k (k=1,…,n) среди элементов текущего столбца (начиная с k-й строки) выбирается </w:t>
+      </w:r>
+      <w:r>
+        <w:rPr>
+          <w:rStyle w:val="Strong"/>
+        </w:rPr>
+        <w:t>наибольший по модулю</w:t>
+      </w:r>
+      <w:r>
+        <w:rPr/>
+        <w:t xml:space="preserve"> элемент — </w:t>
+      </w:r>
+      <w:r>
+        <w:rPr>
+          <w:rStyle w:val="Emphasis"/>
+        </w:rPr>
+        <w:t>главный элемент</w:t>
+      </w:r>
+      <w:r>
+        <w:rPr/>
+        <w:t>.</w:t>
+      </w:r>
+    </w:p>
+    <w:p>
+      <w:pPr>
+        <w:pStyle w:val="BodyText"/>
+        <w:numPr>
+          <w:ilvl w:val="0"/>
+          <w:numId w:val="1"/>
+        </w:numPr>
+        <w:tabs>
+          <w:tab w:val="clear" w:pos="709"/>
+          <w:tab w:val="left" w:pos="0" w:leader="none"/>
+        </w:tabs>
+        <w:ind w:firstLine="426" w:start="709"/>
+        <w:rPr/>
+      </w:pPr>
+      <w:r>
+        <w:rPr/>
+        <w:t>Строка с главным элементом переставляется на позицию k.</w:t>
+      </w:r>
+    </w:p>
+    <w:p>
+      <w:pPr>
+        <w:pStyle w:val="BodyText"/>
+        <w:numPr>
+          <w:ilvl w:val="0"/>
+          <w:numId w:val="1"/>
+        </w:numPr>
+        <w:tabs>
+          <w:tab w:val="clear" w:pos="709"/>
+          <w:tab w:val="left" w:pos="0" w:leader="none"/>
+        </w:tabs>
+        <w:ind w:firstLine="426" w:start="709"/>
+        <w:rPr/>
+      </w:pPr>
+      <w:r>
+        <w:rPr/>
+        <w:t xml:space="preserve">Строка k </w:t>
+      </w:r>
+      <w:r>
+        <w:rPr>
+          <w:rStyle w:val="Strong"/>
+        </w:rPr>
+        <w:t>нормируется</w:t>
+      </w:r>
+      <w:r>
+        <w:rPr/>
+        <w:t>: все её элементы делятся на главный элемент, чтобы на диагонали получилась 1.</w:t>
+      </w:r>
+    </w:p>
+    <w:p>
+      <w:pPr>
+        <w:pStyle w:val="BodyText"/>
+        <w:numPr>
+          <w:ilvl w:val="0"/>
+          <w:numId w:val="1"/>
+        </w:numPr>
+        <w:tabs>
+          <w:tab w:val="clear" w:pos="709"/>
+          <w:tab w:val="left" w:pos="0" w:leader="none"/>
+        </w:tabs>
+        <w:ind w:firstLine="426" w:start="709"/>
+        <w:rPr/>
+      </w:pPr>
+      <w:r>
+        <w:rPr/>
+        <w:t xml:space="preserve">Столбец k </w:t>
+      </w:r>
+      <w:r>
+        <w:rPr>
+          <w:rStyle w:val="Strong"/>
+        </w:rPr>
+        <w:t>обнуляется</w:t>
+      </w:r>
+      <w:r>
+        <w:rPr/>
+        <w:t xml:space="preserve"> во всех остальных строках: для каждой строки i=k вычисляется множитель mi​=aik​ и из строки i вычитается mi​-кратная строка k.</w:t>
+      </w:r>
+    </w:p>
+    <w:p>
+      <w:pPr>
+        <w:pStyle w:val="BodyText"/>
+        <w:numPr>
+          <w:ilvl w:val="0"/>
+          <w:numId w:val="1"/>
+        </w:numPr>
+        <w:tabs>
+          <w:tab w:val="clear" w:pos="709"/>
+          <w:tab w:val="left" w:pos="0" w:leader="none"/>
+        </w:tabs>
+        <w:ind w:firstLine="426" w:start="709"/>
+        <w:rPr/>
+      </w:pPr>
+      <w:r>
+        <w:rPr/>
+        <w:t>После выполнения всех шагов слева получается единичная матрица, а в последнем столбце — решение.</w:t>
+      </w:r>
+    </w:p>
+    <w:p>
+      <w:pPr>
+        <w:pStyle w:val="BodyText"/>
+        <w:rPr/>
+      </w:pPr>
+      <w:r>
+        <w:rPr>
+          <w:rStyle w:val="Strong"/>
+          <w:b w:val="false"/>
+          <w:bCs w:val="false"/>
+        </w:rPr>
+        <w:t>Условие применимости:</w:t>
+      </w:r>
+      <w:r>
+        <w:rPr>
+          <w:b w:val="false"/>
+          <w:bCs w:val="false"/>
+        </w:rPr>
+        <w:t xml:space="preserve"> </w:t>
+      </w:r>
+      <w:r>
+        <w:rPr/>
+        <w:t>матрица A невырождена (detA=0). Выбор главного элемента повышает устойчивость к ошибкам округления.</w:t>
+      </w:r>
+    </w:p>
+    <w:p>
+      <w:pPr>
+        <w:pStyle w:val="Heading2"/>
+        <w:rPr/>
+      </w:pPr>
+      <w:bookmarkStart w:id="17" w:name="__RefHeading___Toc751_2316249806"/>
+      <w:bookmarkEnd w:id="17"/>
+      <w:r>
+        <w:rPr/>
+        <w:t>3.2 Метод Зейделя</w:t>
+      </w:r>
+    </w:p>
+    <w:p>
+      <w:pPr>
+        <w:pStyle w:val="BodyText"/>
+        <w:rPr/>
+      </w:pPr>
+      <w:r>
+        <w:rPr/>
+        <w:t>Метод Зейделя — итерационный метод. Система Ax=b преобразуется к виду «</w:t>
+      </w:r>
+      <w:r>
+        <w:rPr/>
+        <w:t xml:space="preserve">x = Cx + d» </w:t>
+      </w:r>
+      <w:r>
+        <w:rPr/>
+        <w:t>где C — матрица коэффициентов, d — вектор свободных членов.</w:t>
+      </w:r>
+    </w:p>
+    <w:p>
+      <w:pPr>
+        <w:pStyle w:val="BodyText"/>
+        <w:rPr/>
+      </w:pPr>
+      <w:r>
+        <w:rPr/>
+        <w:t xml:space="preserve">Особенность: при вычислении (k+1)-го приближения xi​ используются </w:t>
+      </w:r>
+      <w:r>
+        <w:rPr>
+          <w:rStyle w:val="Strong"/>
+        </w:rPr>
+        <w:t>уже найденные</w:t>
+      </w:r>
+      <w:r>
+        <w:rPr/>
+        <w:t xml:space="preserve"> (k+1)-е приближения x1​,…,xi−1​.</w:t>
+      </w:r>
+    </w:p>
+    <w:p>
+      <w:pPr>
+        <w:pStyle w:val="BodyText"/>
+        <w:rPr/>
+      </w:pPr>
+      <w:r>
+        <w:rPr>
+          <w:rStyle w:val="Strong"/>
+          <w:b w:val="false"/>
+          <w:bCs w:val="false"/>
+        </w:rPr>
+        <w:t>Условие сходимости:</w:t>
+      </w:r>
+      <w:r>
+        <w:rPr/>
+        <w:t xml:space="preserve"> достаточно, чтобы выполнялось ∥C∥&lt;1 хотя бы в одной матричной норме</w:t>
+      </w:r>
+    </w:p>
+    <w:p>
+      <w:pPr>
+        <w:pStyle w:val="BodyText"/>
+        <w:rPr/>
+      </w:pPr>
+      <w:r>
+        <w:rPr>
+          <w:rStyle w:val="Strong"/>
+          <w:b w:val="false"/>
+          <w:bCs w:val="false"/>
+        </w:rPr>
+        <w:t>Приведение системы к виду с диагональным преобладанием.</w:t>
+      </w:r>
+      <w:r>
+        <w:rPr/>
+        <w:br/>
+        <w:t>Для сходимости метода Зейделя исходная система преобразуется линейной комбинацией уравнений так, чтобы диагональные коэффициенты преобладали по модулю над суммой остальных коэффициентов строки/</w:t>
+      </w:r>
+    </w:p>
+    <w:p>
+      <w:pPr>
+        <w:pStyle w:val="BodyText"/>
+        <w:rPr/>
+      </w:pPr>
+      <w:r>
+        <w:rPr/>
+        <w:t xml:space="preserve">4 </w:t>
+      </w:r>
+      <w:r>
+        <w:rPr/>
+        <w:t>Исходные данные для конкретных расчётов</w:t>
+      </w:r>
+    </w:p>
+    <w:p>
+      <w:pPr>
+        <w:pStyle w:val="BodyText"/>
+        <w:rPr/>
+      </w:pPr>
+      <w:r>
+        <w:rPr/>
+        <w:t>Исходная система (вариант №26):</w:t>
+      </w:r>
+    </w:p>
+    <w:p>
+      <w:pPr>
+        <w:pStyle w:val="BodyText"/>
         <w:rPr/>
       </w:pPr>
       <w:r>
@@ -2018,10 +2755,10 @@
             <wp:positionV relativeFrom="paragraph">
               <wp:posOffset>635</wp:posOffset>
             </wp:positionV>
-            <wp:extent cx="4914900" cy="2962275"/>
+            <wp:extent cx="3438525" cy="1123950"/>
             <wp:effectExtent l="0" t="0" r="0" b="0"/>
             <wp:wrapSquare wrapText="largest"/>
-            <wp:docPr id="2" name="Изображение2"/>
+            <wp:docPr id="2" name="Изображение13"/>
             <wp:cNvGraphicFramePr>
               <a:graphicFrameLocks xmlns:a="http://schemas.openxmlformats.org/drawingml/2006/main" noChangeAspect="1"/>
             </wp:cNvGraphicFramePr>
@@ -2029,7 +2766,7 @@
               <a:graphicData uri="http://schemas.openxmlformats.org/drawingml/2006/picture">
                 <pic:pic xmlns:pic="http://schemas.openxmlformats.org/drawingml/2006/picture">
                   <pic:nvPicPr>
-                    <pic:cNvPr id="2" name="Изображение2"/>
+                    <pic:cNvPr id="2" name="Изображение13"/>
                     <pic:cNvPicPr>
                       <a:picLocks noChangeAspect="1" noChangeArrowheads="1"/>
                     </pic:cNvPicPr>
@@ -2043,7 +2780,7 @@
                   <pic:spPr bwMode="auto">
                     <a:xfrm>
                       <a:off x="0" y="0"/>
-                      <a:ext cx="4914900" cy="2962275"/>
+                      <a:ext cx="3438525" cy="1123950"/>
                     </a:xfrm>
                     <a:prstGeom prst="rect">
                       <a:avLst/>
@@ -2059,23 +2796,60 @@
     </w:p>
     <w:p>
       <w:pPr>
-        <w:pStyle w:val="BodyText"/>
-        <w:jc w:val="center"/>
-        <w:rPr/>
-      </w:pPr>
-      <w:r>
-        <w:rPr/>
-        <w:t>Рисунок 2 — меню ввода множеств вручную</w:t>
-      </w:r>
-    </w:p>
-    <w:p>
-      <w:pPr>
-        <w:pStyle w:val="BodyText"/>
-        <w:ind w:hanging="0" w:start="0"/>
-        <w:jc w:val="center"/>
-        <w:rPr/>
-      </w:pPr>
-      <w:r>
+        <w:pStyle w:val="Heading3"/>
+        <w:rPr/>
+      </w:pPr>
+      <w:r>
+        <w:rPr/>
+      </w:r>
+    </w:p>
+    <w:p>
+      <w:pPr>
+        <w:pStyle w:val="Heading3"/>
+        <w:rPr/>
+      </w:pPr>
+      <w:r>
+        <w:rPr/>
+      </w:r>
+    </w:p>
+    <w:p>
+      <w:pPr>
+        <w:pStyle w:val="Heading3"/>
+        <w:rPr/>
+      </w:pPr>
+      <w:r>
+        <w:rPr/>
+      </w:r>
+    </w:p>
+    <w:p>
+      <w:pPr>
+        <w:pStyle w:val="BodyText"/>
+        <w:rPr/>
+      </w:pPr>
+      <w:r>
+        <w:rPr>
+          <w:rStyle w:val="Strong"/>
+          <w:b w:val="false"/>
+          <w:bCs w:val="false"/>
+        </w:rPr>
+        <w:t>Преобразование системы для метода Зейделя.</w:t>
+      </w:r>
+      <w:r>
+        <w:rPr>
+          <w:b w:val="false"/>
+          <w:bCs w:val="false"/>
+        </w:rPr>
+        <w:br/>
+        <w:t>Исходная матрица не обладает диагональным преобладанием. Выполним линейные комбинации уравнений:</w:t>
+      </w:r>
+    </w:p>
+    <w:p>
+      <w:pPr>
+        <w:pStyle w:val="BodyText"/>
+        <w:rPr/>
+      </w:pPr>
+      <w:r>
+        <w:rPr/>
         <w:drawing>
           <wp:anchor distT="0" distB="0" distL="0" distR="0" simplePos="0" relativeHeight="4" behindDoc="0" locked="0" layoutInCell="0" allowOverlap="1">
             <wp:simplePos x="0" y="0"/>
@@ -2085,10 +2859,10 @@
             <wp:positionV relativeFrom="paragraph">
               <wp:posOffset>635</wp:posOffset>
             </wp:positionV>
-            <wp:extent cx="5940425" cy="2632710"/>
+            <wp:extent cx="3533775" cy="2619375"/>
             <wp:effectExtent l="0" t="0" r="0" b="0"/>
             <wp:wrapSquare wrapText="largest"/>
-            <wp:docPr id="3" name="Изображение3"/>
+            <wp:docPr id="3" name="Изображение14"/>
             <wp:cNvGraphicFramePr>
               <a:graphicFrameLocks xmlns:a="http://schemas.openxmlformats.org/drawingml/2006/main" noChangeAspect="1"/>
             </wp:cNvGraphicFramePr>
@@ -2096,7 +2870,7 @@
               <a:graphicData uri="http://schemas.openxmlformats.org/drawingml/2006/picture">
                 <pic:pic xmlns:pic="http://schemas.openxmlformats.org/drawingml/2006/picture">
                   <pic:nvPicPr>
-                    <pic:cNvPr id="3" name="Изображение3"/>
+                    <pic:cNvPr id="3" name="Изображение14"/>
                     <pic:cNvPicPr>
                       <a:picLocks noChangeAspect="1" noChangeArrowheads="1"/>
                     </pic:cNvPicPr>
@@ -2110,7 +2884,7 @@
                   <pic:spPr bwMode="auto">
                     <a:xfrm>
                       <a:off x="0" y="0"/>
-                      <a:ext cx="5940425" cy="2632710"/>
+                      <a:ext cx="3533775" cy="2619375"/>
                     </a:xfrm>
                     <a:prstGeom prst="rect">
                       <a:avLst/>
@@ -2123,27 +2897,92 @@
           </wp:anchor>
         </w:drawing>
       </w:r>
-      <w:r>
-        <w:rPr/>
-        <w:t>Рисунок 3 — меню ввода множеств с условиями</w:t>
-      </w:r>
-    </w:p>
-    <w:p>
-      <w:pPr>
-        <w:pStyle w:val="BodyText"/>
-        <w:ind w:hanging="0" w:start="0"/>
-        <w:jc w:val="center"/>
-        <w:rPr/>
-      </w:pPr>
-      <w:r>
-        <w:rPr/>
-      </w:r>
-    </w:p>
-    <w:p>
-      <w:pPr>
-        <w:pStyle w:val="BodyText"/>
-        <w:ind w:hanging="0" w:start="0"/>
-        <w:jc w:val="center"/>
+    </w:p>
+    <w:p>
+      <w:pPr>
+        <w:pStyle w:val="BodyText"/>
+        <w:rPr/>
+      </w:pPr>
+      <w:r>
+        <w:rPr/>
+      </w:r>
+    </w:p>
+    <w:p>
+      <w:pPr>
+        <w:pStyle w:val="BodyText"/>
+        <w:rPr/>
+      </w:pPr>
+      <w:r>
+        <w:rPr/>
+      </w:r>
+    </w:p>
+    <w:p>
+      <w:pPr>
+        <w:pStyle w:val="BodyText"/>
+        <w:rPr/>
+      </w:pPr>
+      <w:r>
+        <w:rPr/>
+      </w:r>
+    </w:p>
+    <w:p>
+      <w:pPr>
+        <w:pStyle w:val="BodyText"/>
+        <w:rPr/>
+      </w:pPr>
+      <w:r>
+        <w:rPr/>
+      </w:r>
+    </w:p>
+    <w:p>
+      <w:pPr>
+        <w:pStyle w:val="BodyText"/>
+        <w:rPr/>
+      </w:pPr>
+      <w:r>
+        <w:rPr/>
+      </w:r>
+    </w:p>
+    <w:p>
+      <w:pPr>
+        <w:pStyle w:val="BodyText"/>
+        <w:rPr/>
+      </w:pPr>
+      <w:r>
+        <w:rPr/>
+      </w:r>
+    </w:p>
+    <w:p>
+      <w:pPr>
+        <w:pStyle w:val="BodyText"/>
+        <w:rPr/>
+      </w:pPr>
+      <w:r>
+        <w:rPr/>
+      </w:r>
+    </w:p>
+    <w:p>
+      <w:pPr>
+        <w:pStyle w:val="BodyText"/>
+        <w:rPr/>
+      </w:pPr>
+      <w:r>
+        <w:rPr/>
+      </w:r>
+    </w:p>
+    <w:p>
+      <w:pPr>
+        <w:pStyle w:val="BodyText"/>
+        <w:rPr/>
+      </w:pPr>
+      <w:r>
+        <w:rPr/>
+        <w:t>Полученная эквивалентная система:</w:t>
+      </w:r>
+    </w:p>
+    <w:p>
+      <w:pPr>
+        <w:pStyle w:val="BodyText"/>
         <w:rPr/>
       </w:pPr>
       <w:r>
@@ -2157,10 +2996,10 @@
             <wp:positionV relativeFrom="paragraph">
               <wp:posOffset>635</wp:posOffset>
             </wp:positionV>
-            <wp:extent cx="5019675" cy="1590675"/>
+            <wp:extent cx="3048000" cy="807085"/>
             <wp:effectExtent l="0" t="0" r="0" b="0"/>
             <wp:wrapSquare wrapText="largest"/>
-            <wp:docPr id="4" name="Изображение4"/>
+            <wp:docPr id="4" name="Изображение15"/>
             <wp:cNvGraphicFramePr>
               <a:graphicFrameLocks xmlns:a="http://schemas.openxmlformats.org/drawingml/2006/main" noChangeAspect="1"/>
             </wp:cNvGraphicFramePr>
@@ -2168,7 +3007,7 @@
               <a:graphicData uri="http://schemas.openxmlformats.org/drawingml/2006/picture">
                 <pic:pic xmlns:pic="http://schemas.openxmlformats.org/drawingml/2006/picture">
                   <pic:nvPicPr>
-                    <pic:cNvPr id="4" name="Изображение4"/>
+                    <pic:cNvPr id="4" name="Изображение15"/>
                     <pic:cNvPicPr>
                       <a:picLocks noChangeAspect="1" noChangeArrowheads="1"/>
                     </pic:cNvPicPr>
@@ -2182,7 +3021,7 @@
                   <pic:spPr bwMode="auto">
                     <a:xfrm>
                       <a:off x="0" y="0"/>
-                      <a:ext cx="5019675" cy="1590675"/>
+                      <a:ext cx="3048000" cy="807085"/>
                     </a:xfrm>
                     <a:prstGeom prst="rect">
                       <a:avLst/>
@@ -2198,48 +3037,86 @@
     </w:p>
     <w:p>
       <w:pPr>
-        <w:pStyle w:val="BodyText"/>
+        <w:pStyle w:val="Heading3"/>
+        <w:rPr/>
+      </w:pPr>
+      <w:r>
+        <w:rPr/>
+      </w:r>
+    </w:p>
+    <w:p>
+      <w:pPr>
+        <w:pStyle w:val="Heading3"/>
         <w:ind w:hanging="0" w:start="0"/>
-        <w:jc w:val="center"/>
-        <w:rPr/>
-      </w:pPr>
-      <w:r>
-        <w:rPr/>
-        <w:t>Рисунок 4 — меню ввода множств случайно</w:t>
-      </w:r>
-    </w:p>
-    <w:p>
-      <w:pPr>
-        <w:pStyle w:val="BodyText"/>
-        <w:ind w:hanging="0" w:start="0"/>
-        <w:jc w:val="center"/>
-        <w:rPr/>
-      </w:pPr>
-      <w:r>
-        <w:rPr/>
-      </w:r>
-    </w:p>
-    <w:p>
-      <w:pPr>
-        <w:pStyle w:val="BodyText"/>
-        <w:ind w:hanging="0" w:start="0"/>
-        <w:jc w:val="center"/>
-        <w:rPr/>
-      </w:pPr>
-      <w:r>
+        <w:rPr/>
+      </w:pPr>
+      <w:r>
+        <w:rPr/>
+      </w:r>
+    </w:p>
+    <w:p>
+      <w:pPr>
+        <w:pStyle w:val="BodyText"/>
+        <w:rPr/>
+      </w:pPr>
+      <w:r>
+        <w:rPr/>
+        <w:t>Эта система имеет диагональное преобладание и пригодна для метода Зейделя.</w:t>
+      </w:r>
+    </w:p>
+    <w:p>
+      <w:pPr>
+        <w:pStyle w:val="Heading1"/>
+        <w:jc w:val="both"/>
+        <w:rPr/>
+      </w:pPr>
+      <w:bookmarkStart w:id="18" w:name="__RefHeading___Toc753_2316249806"/>
+      <w:bookmarkEnd w:id="18"/>
+      <w:r>
+        <w:rPr/>
+        <w:t>5 Результаты вычислений с пошаговым представлением</w:t>
+      </w:r>
+    </w:p>
+    <w:p>
+      <w:pPr>
+        <w:pStyle w:val="Heading2"/>
+        <w:rPr/>
+      </w:pPr>
+      <w:bookmarkStart w:id="19" w:name="__RefHeading___Toc755_2316249806"/>
+      <w:bookmarkEnd w:id="19"/>
+      <w:r>
+        <w:rPr/>
+        <w:t xml:space="preserve">5.1 </w:t>
+      </w:r>
+      <w:r>
+        <w:rPr>
+          <w:sz w:val="28"/>
+          <w:szCs w:val="28"/>
+        </w:rPr>
+        <w:t>Метод Гаусса с выбором главного элемента и нормированием</w:t>
+      </w:r>
+    </w:p>
+    <w:p>
+      <w:pPr>
+        <w:pStyle w:val="Normal"/>
+        <w:jc w:val="both"/>
+        <w:rPr/>
+      </w:pPr>
+      <w:r>
+        <w:rPr/>
         <w:drawing>
           <wp:anchor distT="0" distB="0" distL="0" distR="0" simplePos="0" relativeHeight="6" behindDoc="0" locked="0" layoutInCell="0" allowOverlap="1">
             <wp:simplePos x="0" y="0"/>
             <wp:positionH relativeFrom="column">
-              <wp:align>center</wp:align>
+              <wp:posOffset>36195</wp:posOffset>
             </wp:positionH>
             <wp:positionV relativeFrom="paragraph">
-              <wp:posOffset>635</wp:posOffset>
+              <wp:posOffset>27940</wp:posOffset>
             </wp:positionV>
-            <wp:extent cx="5940425" cy="2355850"/>
+            <wp:extent cx="5940425" cy="5319395"/>
             <wp:effectExtent l="0" t="0" r="0" b="0"/>
             <wp:wrapSquare wrapText="largest"/>
-            <wp:docPr id="5" name="Изображение5"/>
+            <wp:docPr id="5" name="Изображение16"/>
             <wp:cNvGraphicFramePr>
               <a:graphicFrameLocks xmlns:a="http://schemas.openxmlformats.org/drawingml/2006/main" noChangeAspect="1"/>
             </wp:cNvGraphicFramePr>
@@ -2247,7 +3124,7 @@
               <a:graphicData uri="http://schemas.openxmlformats.org/drawingml/2006/picture">
                 <pic:pic xmlns:pic="http://schemas.openxmlformats.org/drawingml/2006/picture">
                   <pic:nvPicPr>
-                    <pic:cNvPr id="5" name="Изображение5"/>
+                    <pic:cNvPr id="5" name="Изображение16"/>
                     <pic:cNvPicPr>
                       <a:picLocks noChangeAspect="1" noChangeArrowheads="1"/>
                     </pic:cNvPicPr>
@@ -2261,7 +3138,7 @@
                   <pic:spPr bwMode="auto">
                     <a:xfrm>
                       <a:off x="0" y="0"/>
-                      <a:ext cx="5940425" cy="2355850"/>
+                      <a:ext cx="5940425" cy="5319395"/>
                     </a:xfrm>
                     <a:prstGeom prst="rect">
                       <a:avLst/>
@@ -2274,22 +3151,23 @@
           </wp:anchor>
         </w:drawing>
       </w:r>
-      <w:r>
-        <w:rPr/>
-        <w:t>Рисунок 5 — вывод множества C</w:t>
-      </w:r>
-      <w:r>
-        <w:br w:type="page"/>
-      </w:r>
-    </w:p>
-    <w:p>
-      <w:pPr>
-        <w:pStyle w:val="BodyText"/>
-        <w:spacing w:before="0" w:after="0"/>
-        <w:ind w:hanging="0" w:start="0"/>
-        <w:jc w:val="center"/>
-        <w:rPr/>
-      </w:pPr>
+    </w:p>
+    <w:p>
+      <w:pPr>
+        <w:pStyle w:val="Heading3"/>
+        <w:rPr/>
+      </w:pPr>
+      <w:r>
+        <w:rPr/>
+      </w:r>
+    </w:p>
+    <w:p>
+      <w:pPr>
+        <w:pStyle w:val="Heading2"/>
+        <w:rPr/>
+      </w:pPr>
+      <w:bookmarkStart w:id="20" w:name="__RefHeading___Toc757_2316249806"/>
+      <w:bookmarkEnd w:id="20"/>
       <w:r>
         <w:drawing>
           <wp:anchor distT="0" distB="0" distL="0" distR="0" simplePos="0" relativeHeight="7" behindDoc="0" locked="0" layoutInCell="0" allowOverlap="1">
@@ -2300,10 +3178,10 @@
             <wp:positionV relativeFrom="paragraph">
               <wp:posOffset>635</wp:posOffset>
             </wp:positionV>
-            <wp:extent cx="6964045" cy="1560195"/>
+            <wp:extent cx="5940425" cy="6806565"/>
             <wp:effectExtent l="0" t="0" r="0" b="0"/>
             <wp:wrapSquare wrapText="largest"/>
-            <wp:docPr id="6" name="Изображение6"/>
+            <wp:docPr id="6" name="Изображение17"/>
             <wp:cNvGraphicFramePr>
               <a:graphicFrameLocks xmlns:a="http://schemas.openxmlformats.org/drawingml/2006/main" noChangeAspect="1"/>
             </wp:cNvGraphicFramePr>
@@ -2311,7 +3189,7 @@
               <a:graphicData uri="http://schemas.openxmlformats.org/drawingml/2006/picture">
                 <pic:pic xmlns:pic="http://schemas.openxmlformats.org/drawingml/2006/picture">
                   <pic:nvPicPr>
-                    <pic:cNvPr id="6" name="Изображение6"/>
+                    <pic:cNvPr id="6" name="Изображение17"/>
                     <pic:cNvPicPr>
                       <a:picLocks noChangeAspect="1" noChangeArrowheads="1"/>
                     </pic:cNvPicPr>
@@ -2325,7 +3203,7 @@
                   <pic:spPr bwMode="auto">
                     <a:xfrm>
                       <a:off x="0" y="0"/>
-                      <a:ext cx="6964045" cy="1560195"/>
+                      <a:ext cx="5940425" cy="6806565"/>
                     </a:xfrm>
                     <a:prstGeom prst="rect">
                       <a:avLst/>
@@ -2340,28 +3218,16 @@
       </w:r>
       <w:r>
         <w:rPr/>
-        <w:t>Рисунок 6 — Результат операции объединение</w:t>
-      </w:r>
-    </w:p>
-    <w:p>
-      <w:pPr>
-        <w:pStyle w:val="BodyText"/>
-        <w:ind w:hanging="0" w:start="0"/>
-        <w:jc w:val="center"/>
-        <w:rPr/>
-      </w:pPr>
-      <w:r>
-        <w:rPr/>
-      </w:r>
-    </w:p>
-    <w:p>
-      <w:pPr>
-        <w:pStyle w:val="BodyText"/>
-        <w:ind w:hanging="0" w:start="0"/>
-        <w:jc w:val="center"/>
-        <w:rPr/>
-      </w:pPr>
-      <w:r>
+        <w:t>5.2 Метод Зейделя</w:t>
+      </w:r>
+    </w:p>
+    <w:p>
+      <w:pPr>
+        <w:pStyle w:val="Normal"/>
+        <w:rPr/>
+      </w:pPr>
+      <w:r>
+        <w:rPr/>
         <w:drawing>
           <wp:anchor distT="0" distB="0" distL="0" distR="0" simplePos="0" relativeHeight="8" behindDoc="0" locked="0" layoutInCell="0" allowOverlap="1">
             <wp:simplePos x="0" y="0"/>
@@ -2371,10 +3237,10 @@
             <wp:positionV relativeFrom="paragraph">
               <wp:posOffset>635</wp:posOffset>
             </wp:positionV>
-            <wp:extent cx="5940425" cy="928370"/>
+            <wp:extent cx="5940425" cy="6428740"/>
             <wp:effectExtent l="0" t="0" r="0" b="0"/>
             <wp:wrapSquare wrapText="largest"/>
-            <wp:docPr id="7" name="Изображение7"/>
+            <wp:docPr id="7" name="Изображение18"/>
             <wp:cNvGraphicFramePr>
               <a:graphicFrameLocks xmlns:a="http://schemas.openxmlformats.org/drawingml/2006/main" noChangeAspect="1"/>
             </wp:cNvGraphicFramePr>
@@ -2382,7 +3248,7 @@
               <a:graphicData uri="http://schemas.openxmlformats.org/drawingml/2006/picture">
                 <pic:pic xmlns:pic="http://schemas.openxmlformats.org/drawingml/2006/picture">
                   <pic:nvPicPr>
-                    <pic:cNvPr id="7" name="Изображение7"/>
+                    <pic:cNvPr id="7" name="Изображение18"/>
                     <pic:cNvPicPr>
                       <a:picLocks noChangeAspect="1" noChangeArrowheads="1"/>
                     </pic:cNvPicPr>
@@ -2396,7 +3262,7 @@
                   <pic:spPr bwMode="auto">
                     <a:xfrm>
                       <a:off x="0" y="0"/>
-                      <a:ext cx="5940425" cy="928370"/>
+                      <a:ext cx="5940425" cy="6428740"/>
                     </a:xfrm>
                     <a:prstGeom prst="rect">
                       <a:avLst/>
@@ -2409,30 +3275,14 @@
           </wp:anchor>
         </w:drawing>
       </w:r>
-      <w:r>
-        <w:rPr/>
-        <w:t>Рисунок 7 — Результат операции пересечение</w:t>
-      </w:r>
-    </w:p>
-    <w:p>
-      <w:pPr>
-        <w:pStyle w:val="BodyText"/>
-        <w:ind w:hanging="0" w:start="0"/>
-        <w:jc w:val="center"/>
-        <w:rPr/>
-      </w:pPr>
-      <w:r>
-        <w:rPr/>
-      </w:r>
-    </w:p>
-    <w:p>
-      <w:pPr>
-        <w:pStyle w:val="BodyText"/>
-        <w:ind w:hanging="0" w:start="0"/>
-        <w:jc w:val="center"/>
-        <w:rPr/>
-      </w:pPr>
-      <w:r>
+    </w:p>
+    <w:p>
+      <w:pPr>
+        <w:pStyle w:val="Heading3"/>
+        <w:rPr/>
+      </w:pPr>
+      <w:r>
+        <w:rPr/>
         <w:drawing>
           <wp:anchor distT="0" distB="0" distL="0" distR="0" simplePos="0" relativeHeight="9" behindDoc="0" locked="0" layoutInCell="0" allowOverlap="1">
             <wp:simplePos x="0" y="0"/>
@@ -2442,10 +3292,10 @@
             <wp:positionV relativeFrom="paragraph">
               <wp:posOffset>635</wp:posOffset>
             </wp:positionV>
-            <wp:extent cx="5940425" cy="972185"/>
+            <wp:extent cx="5940425" cy="6097270"/>
             <wp:effectExtent l="0" t="0" r="0" b="0"/>
             <wp:wrapSquare wrapText="largest"/>
-            <wp:docPr id="8" name="Изображение8"/>
+            <wp:docPr id="8" name="Изображение19"/>
             <wp:cNvGraphicFramePr>
               <a:graphicFrameLocks xmlns:a="http://schemas.openxmlformats.org/drawingml/2006/main" noChangeAspect="1"/>
             </wp:cNvGraphicFramePr>
@@ -2453,7 +3303,7 @@
               <a:graphicData uri="http://schemas.openxmlformats.org/drawingml/2006/picture">
                 <pic:pic xmlns:pic="http://schemas.openxmlformats.org/drawingml/2006/picture">
                   <pic:nvPicPr>
-                    <pic:cNvPr id="8" name="Изображение8"/>
+                    <pic:cNvPr id="8" name="Изображение19"/>
                     <pic:cNvPicPr>
                       <a:picLocks noChangeAspect="1" noChangeArrowheads="1"/>
                     </pic:cNvPicPr>
@@ -2467,7 +3317,7 @@
                   <pic:spPr bwMode="auto">
                     <a:xfrm>
                       <a:off x="0" y="0"/>
-                      <a:ext cx="5940425" cy="972185"/>
+                      <a:ext cx="5940425" cy="6097270"/>
                     </a:xfrm>
                     <a:prstGeom prst="rect">
                       <a:avLst/>
@@ -2480,30 +3330,14 @@
           </wp:anchor>
         </w:drawing>
       </w:r>
-      <w:r>
-        <w:rPr/>
-        <w:t>Рисунок 8 — Результат операции разность</w:t>
-      </w:r>
-    </w:p>
-    <w:p>
-      <w:pPr>
-        <w:pStyle w:val="BodyText"/>
-        <w:ind w:hanging="0" w:start="0"/>
-        <w:jc w:val="center"/>
-        <w:rPr/>
-      </w:pPr>
-      <w:r>
-        <w:rPr/>
-      </w:r>
-    </w:p>
-    <w:p>
-      <w:pPr>
-        <w:pStyle w:val="BodyText"/>
-        <w:ind w:hanging="0" w:start="0"/>
-        <w:jc w:val="center"/>
-        <w:rPr/>
-      </w:pPr>
-      <w:r>
+    </w:p>
+    <w:p>
+      <w:pPr>
+        <w:pStyle w:val="Heading3"/>
+        <w:rPr/>
+      </w:pPr>
+      <w:r>
+        <w:rPr/>
         <w:drawing>
           <wp:anchor distT="0" distB="0" distL="0" distR="0" simplePos="0" relativeHeight="10" behindDoc="0" locked="0" layoutInCell="0" allowOverlap="1">
             <wp:simplePos x="0" y="0"/>
@@ -2513,10 +3347,10 @@
             <wp:positionV relativeFrom="paragraph">
               <wp:posOffset>635</wp:posOffset>
             </wp:positionV>
-            <wp:extent cx="5940425" cy="1442720"/>
+            <wp:extent cx="5940425" cy="5904230"/>
             <wp:effectExtent l="0" t="0" r="0" b="0"/>
             <wp:wrapSquare wrapText="largest"/>
-            <wp:docPr id="9" name="Изображение9"/>
+            <wp:docPr id="9" name="Изображение20"/>
             <wp:cNvGraphicFramePr>
               <a:graphicFrameLocks xmlns:a="http://schemas.openxmlformats.org/drawingml/2006/main" noChangeAspect="1"/>
             </wp:cNvGraphicFramePr>
@@ -2524,7 +3358,7 @@
               <a:graphicData uri="http://schemas.openxmlformats.org/drawingml/2006/picture">
                 <pic:pic xmlns:pic="http://schemas.openxmlformats.org/drawingml/2006/picture">
                   <pic:nvPicPr>
-                    <pic:cNvPr id="9" name="Изображение9"/>
+                    <pic:cNvPr id="9" name="Изображение20"/>
                     <pic:cNvPicPr>
                       <a:picLocks noChangeAspect="1" noChangeArrowheads="1"/>
                     </pic:cNvPicPr>
@@ -2538,7 +3372,7 @@
                   <pic:spPr bwMode="auto">
                     <a:xfrm>
                       <a:off x="0" y="0"/>
-                      <a:ext cx="5940425" cy="1442720"/>
+                      <a:ext cx="5940425" cy="5904230"/>
                     </a:xfrm>
                     <a:prstGeom prst="rect">
                       <a:avLst/>
@@ -2551,151 +3385,24 @@
           </wp:anchor>
         </w:drawing>
       </w:r>
-      <w:r>
-        <w:rPr/>
-        <w:t>Рисунок 8 — Результат операции симметрическая разность</w:t>
-      </w:r>
     </w:p>
     <w:p>
       <w:pPr>
         <w:pStyle w:val="BodyText"/>
         <w:ind w:hanging="0" w:start="0"/>
-        <w:jc w:val="center"/>
-        <w:rPr/>
-      </w:pPr>
-      <w:r>
-        <w:rPr/>
-      </w:r>
-    </w:p>
-    <w:p>
-      <w:pPr>
-        <w:pStyle w:val="BodyText"/>
-        <w:ind w:hanging="0" w:start="0"/>
-        <w:jc w:val="center"/>
-        <w:rPr/>
-      </w:pPr>
-      <w:r>
-        <w:drawing>
-          <wp:anchor distT="0" distB="0" distL="0" distR="0" simplePos="0" relativeHeight="11" behindDoc="0" locked="0" layoutInCell="0" allowOverlap="1">
-            <wp:simplePos x="0" y="0"/>
-            <wp:positionH relativeFrom="column">
-              <wp:align>center</wp:align>
-            </wp:positionH>
-            <wp:positionV relativeFrom="paragraph">
-              <wp:posOffset>635</wp:posOffset>
-            </wp:positionV>
-            <wp:extent cx="6480175" cy="2832735"/>
-            <wp:effectExtent l="0" t="0" r="0" b="0"/>
-            <wp:wrapSquare wrapText="largest"/>
-            <wp:docPr id="10" name="Изображение10"/>
-            <wp:cNvGraphicFramePr>
-              <a:graphicFrameLocks xmlns:a="http://schemas.openxmlformats.org/drawingml/2006/main" noChangeAspect="1"/>
-            </wp:cNvGraphicFramePr>
-            <a:graphic xmlns:a="http://schemas.openxmlformats.org/drawingml/2006/main">
-              <a:graphicData uri="http://schemas.openxmlformats.org/drawingml/2006/picture">
-                <pic:pic xmlns:pic="http://schemas.openxmlformats.org/drawingml/2006/picture">
-                  <pic:nvPicPr>
-                    <pic:cNvPr id="10" name="Изображение10"/>
-                    <pic:cNvPicPr>
-                      <a:picLocks noChangeAspect="1" noChangeArrowheads="1"/>
-                    </pic:cNvPicPr>
-                  </pic:nvPicPr>
-                  <pic:blipFill>
-                    <a:blip r:embed="rId11"/>
-                    <a:stretch>
-                      <a:fillRect/>
-                    </a:stretch>
-                  </pic:blipFill>
-                  <pic:spPr bwMode="auto">
-                    <a:xfrm>
-                      <a:off x="0" y="0"/>
-                      <a:ext cx="6480175" cy="2832735"/>
-                    </a:xfrm>
-                    <a:prstGeom prst="rect">
-                      <a:avLst/>
-                    </a:prstGeom>
-                    <a:noFill/>
-                  </pic:spPr>
-                </pic:pic>
-              </a:graphicData>
-            </a:graphic>
-          </wp:anchor>
-        </w:drawing>
-      </w:r>
-      <w:r>
-        <w:rPr/>
-        <w:t>Рисунок 9 — Результат операции отрицание</w:t>
-      </w:r>
-    </w:p>
-    <w:p>
-      <w:pPr>
-        <w:pStyle w:val="BodyText"/>
-        <w:ind w:hanging="0" w:start="0"/>
-        <w:jc w:val="center"/>
-        <w:rPr/>
-      </w:pPr>
-      <w:r>
-        <w:rPr/>
-      </w:r>
-    </w:p>
-    <w:p>
-      <w:pPr>
-        <w:pStyle w:val="BodyText"/>
-        <w:ind w:hanging="0" w:start="0"/>
-        <w:jc w:val="center"/>
-        <w:rPr/>
-      </w:pPr>
-      <w:r>
-        <w:drawing>
-          <wp:anchor distT="0" distB="0" distL="0" distR="0" simplePos="0" relativeHeight="12" behindDoc="0" locked="0" layoutInCell="0" allowOverlap="1">
-            <wp:simplePos x="0" y="0"/>
-            <wp:positionH relativeFrom="column">
-              <wp:align>center</wp:align>
-            </wp:positionH>
-            <wp:positionV relativeFrom="paragraph">
-              <wp:posOffset>635</wp:posOffset>
-            </wp:positionV>
-            <wp:extent cx="6480175" cy="2821940"/>
-            <wp:effectExtent l="0" t="0" r="0" b="0"/>
-            <wp:wrapSquare wrapText="largest"/>
-            <wp:docPr id="11" name="Изображение11"/>
-            <wp:cNvGraphicFramePr>
-              <a:graphicFrameLocks xmlns:a="http://schemas.openxmlformats.org/drawingml/2006/main" noChangeAspect="1"/>
-            </wp:cNvGraphicFramePr>
-            <a:graphic xmlns:a="http://schemas.openxmlformats.org/drawingml/2006/main">
-              <a:graphicData uri="http://schemas.openxmlformats.org/drawingml/2006/picture">
-                <pic:pic xmlns:pic="http://schemas.openxmlformats.org/drawingml/2006/picture">
-                  <pic:nvPicPr>
-                    <pic:cNvPr id="11" name="Изображение11"/>
-                    <pic:cNvPicPr>
-                      <a:picLocks noChangeAspect="1" noChangeArrowheads="1"/>
-                    </pic:cNvPicPr>
-                  </pic:nvPicPr>
-                  <pic:blipFill>
-                    <a:blip r:embed="rId12"/>
-                    <a:stretch>
-                      <a:fillRect/>
-                    </a:stretch>
-                  </pic:blipFill>
-                  <pic:spPr bwMode="auto">
-                    <a:xfrm>
-                      <a:off x="0" y="0"/>
-                      <a:ext cx="6480175" cy="2821940"/>
-                    </a:xfrm>
-                    <a:prstGeom prst="rect">
-                      <a:avLst/>
-                    </a:prstGeom>
-                    <a:noFill/>
-                  </pic:spPr>
-                </pic:pic>
-              </a:graphicData>
-            </a:graphic>
-          </wp:anchor>
-        </w:drawing>
-      </w:r>
-      <w:r>
-        <w:rPr/>
-        <w:t>Рисунок 10 — Результат сложной операции</w:t>
+        <w:rPr/>
+      </w:pPr>
+      <w:r>
+        <w:rPr/>
+      </w:r>
+    </w:p>
+    <w:p>
+      <w:pPr>
+        <w:pStyle w:val="Heading3"/>
+        <w:rPr/>
+      </w:pPr>
+      <w:r>
+        <w:rPr/>
       </w:r>
       <w:r>
         <w:br w:type="page"/>
@@ -2703,233 +3410,612 @@
     </w:p>
     <w:p>
       <w:pPr>
-        <w:pStyle w:val="user3"/>
-        <w:spacing w:before="0" w:after="0"/>
-        <w:rPr/>
-      </w:pPr>
-      <w:bookmarkStart w:id="16" w:name="__RefHeading___Toc9666_1466283791"/>
-      <w:bookmarkStart w:id="17" w:name="_Toc210657378"/>
-      <w:bookmarkEnd w:id="16"/>
-      <w:r>
-        <w:rPr/>
-        <w:t>З</w:t>
-      </w:r>
-      <w:bookmarkEnd w:id="17"/>
-      <w:r>
-        <w:rPr/>
-        <w:t>АКЛЮЧЕНИЕ</w:t>
-      </w:r>
-    </w:p>
-    <w:p>
-      <w:pPr>
-        <w:pStyle w:val="BodyText"/>
-        <w:rPr/>
-      </w:pPr>
-      <w:r>
-        <w:rPr/>
-        <w:t>В ходе лабораторной работы была разработана программа для выполнения операций над множествами, которая:</w:t>
-      </w:r>
-    </w:p>
-    <w:p>
-      <w:pPr>
-        <w:pStyle w:val="BodyText"/>
-        <w:rPr/>
-      </w:pPr>
-      <w:r>
-        <w:rPr/>
-        <w:t>Обеспечивает полный функционал согласно техническому заданию.</w:t>
-      </w:r>
-    </w:p>
-    <w:p>
-      <w:pPr>
-        <w:pStyle w:val="BodyText"/>
-        <w:rPr/>
-      </w:pPr>
-      <w:r>
-        <w:rPr/>
-        <w:t>Имеет удобный консольный интерфейс с возможностью исправления ошибок без перезапуска.</w:t>
-      </w:r>
-      <w:r>
-        <w:rPr/>
-        <w:t>ццвыффыввыфцвыффыввыффыввыффыввв</w:t>
-      </w:r>
-    </w:p>
-    <w:p>
-      <w:pPr>
-        <w:pStyle w:val="Normal"/>
-        <w:spacing w:lineRule="auto" w:line="360"/>
-        <w:ind w:firstLine="709"/>
-        <w:rPr>
-          <w:sz w:val="28"/>
-          <w:szCs w:val="28"/>
-        </w:rPr>
-      </w:pPr>
-      <w:r>
-        <w:rPr>
-          <w:sz w:val="28"/>
-          <w:szCs w:val="28"/>
-        </w:rPr>
-      </w:r>
-      <w:r>
-        <w:br w:type="page"/>
-      </w:r>
-    </w:p>
-    <w:p>
-      <w:pPr>
         <w:pStyle w:val="Heading1"/>
-        <w:spacing w:before="0" w:after="0"/>
-        <w:rPr/>
-      </w:pPr>
-      <w:bookmarkStart w:id="18" w:name="__RefHeading___Toc9668_1466283791"/>
-      <w:bookmarkStart w:id="19" w:name="_Toc210657379"/>
-      <w:bookmarkEnd w:id="18"/>
-      <w:r>
-        <w:rPr/>
-        <w:t>С</w:t>
-      </w:r>
-      <w:bookmarkEnd w:id="19"/>
-      <w:r>
-        <w:rPr>
-          <w:rFonts w:cs="Times New Roman" w:ascii="Times New Roman" w:hAnsi="Times New Roman"/>
-        </w:rPr>
-        <w:t>ПИСОК ЛИТЕРАТУРЫ</w:t>
-      </w:r>
-    </w:p>
-    <w:p>
-      <w:pPr>
-        <w:pStyle w:val="ListParagraph"/>
-        <w:numPr>
-          <w:ilvl w:val="0"/>
-          <w:numId w:val="1"/>
-        </w:numPr>
-        <w:spacing w:lineRule="auto" w:line="360"/>
-        <w:rPr>
-          <w:sz w:val="28"/>
-          <w:szCs w:val="28"/>
-        </w:rPr>
-      </w:pPr>
-      <w:r>
-        <w:rPr>
-          <w:sz w:val="28"/>
-          <w:szCs w:val="28"/>
-        </w:rPr>
-        <w:t>ГОСТ 2.105-95. Единая система конструкторской документации. Общие требования к текстовым документам. — Введ. 1996-07-01. — М.: Стандартинформ, 2010. — 41 с. (дата обращения: 02.10.2026)</w:t>
-      </w:r>
-    </w:p>
-    <w:p>
-      <w:pPr>
-        <w:pStyle w:val="ListParagraph"/>
-        <w:numPr>
-          <w:ilvl w:val="0"/>
-          <w:numId w:val="1"/>
-        </w:numPr>
-        <w:spacing w:lineRule="auto" w:line="360"/>
-        <w:rPr>
-          <w:sz w:val="28"/>
-          <w:szCs w:val="28"/>
-        </w:rPr>
-      </w:pPr>
-      <w:r>
-        <w:rPr>
-          <w:sz w:val="28"/>
-          <w:szCs w:val="28"/>
-        </w:rPr>
-        <w:t>ГОСТ 7.32-2017. Система стандартов по информации, библиотечному и издательскому делу. Отчет о научно-исследовательской работе. Структура и правила оформления. — Введ. 2018-07-01. — М.: Стандартинформ, 2017. — 23 с. (дата обращения: 02.10.2026)</w:t>
-      </w:r>
-    </w:p>
-    <w:p>
-      <w:pPr>
-        <w:pStyle w:val="ListParagraph"/>
-        <w:numPr>
-          <w:ilvl w:val="0"/>
-          <w:numId w:val="1"/>
-        </w:numPr>
-        <w:spacing w:lineRule="auto" w:line="360"/>
-        <w:rPr>
-          <w:sz w:val="28"/>
-          <w:szCs w:val="28"/>
-        </w:rPr>
-      </w:pPr>
-      <w:r>
-        <w:rPr>
-          <w:sz w:val="28"/>
-          <w:szCs w:val="28"/>
-        </w:rPr>
-        <w:t>Вирт Н. Алгоритмы и структуры данных / пер. с англ. — М.: Мир, 1989. — 360 с. (дата обращения: 02.10.2026)</w:t>
-      </w:r>
-    </w:p>
-    <w:p>
-      <w:pPr>
-        <w:pStyle w:val="ListParagraph"/>
-        <w:numPr>
-          <w:ilvl w:val="0"/>
-          <w:numId w:val="1"/>
-        </w:numPr>
-        <w:spacing w:lineRule="auto" w:line="360"/>
-        <w:rPr>
-          <w:sz w:val="28"/>
-          <w:szCs w:val="28"/>
-        </w:rPr>
-      </w:pPr>
-      <w:r>
-        <w:rPr>
-          <w:sz w:val="28"/>
-          <w:szCs w:val="28"/>
-        </w:rPr>
-        <w:t>Python Documentation [Электронный ресурс]. — Режим доступа: https://docs.python.org/3/ (дата обращения: 11.09.2025). (дата обращения: 02.10.2026)</w:t>
-      </w:r>
-    </w:p>
-    <w:p>
-      <w:pPr>
-        <w:pStyle w:val="ListParagraph"/>
-        <w:numPr>
-          <w:ilvl w:val="0"/>
-          <w:numId w:val="1"/>
-        </w:numPr>
-        <w:spacing w:lineRule="auto" w:line="360"/>
-        <w:rPr>
-          <w:sz w:val="28"/>
-          <w:szCs w:val="28"/>
-        </w:rPr>
-      </w:pPr>
-      <w:r>
-        <w:rPr>
-          <w:sz w:val="28"/>
-          <w:szCs w:val="28"/>
-        </w:rPr>
-        <w:t>Преображенский С. А. Дискретная математика: множества и операции над ними: учебное пособие. — М.: КноРус, 2021. — 216 с. (дата обращения: 02.10.2026)</w:t>
-      </w:r>
-    </w:p>
-    <w:p>
-      <w:pPr>
-        <w:pStyle w:val="ListParagraph"/>
-        <w:numPr>
-          <w:ilvl w:val="0"/>
-          <w:numId w:val="1"/>
-        </w:numPr>
-        <w:spacing w:lineRule="auto" w:line="360"/>
-        <w:rPr>
-          <w:sz w:val="28"/>
-          <w:szCs w:val="28"/>
-        </w:rPr>
-      </w:pPr>
-      <w:r>
-        <w:rPr>
-          <w:sz w:val="28"/>
-          <w:szCs w:val="28"/>
-        </w:rPr>
-        <w:t>Новиков Ф. А. Дискретная математика для программистов: учебник для вузов. — 4-е изд. — СПб.: Питер, 2022. — 384 с. (дата обращения: 02.10.2026)</w:t>
-      </w:r>
-    </w:p>
-    <w:p>
-      <w:pPr>
-        <w:pStyle w:val="ListParagraph"/>
+        <w:jc w:val="both"/>
+        <w:rPr/>
+      </w:pPr>
+      <w:bookmarkStart w:id="21" w:name="__RefHeading___Toc759_2316249806"/>
+      <w:bookmarkEnd w:id="21"/>
+      <w:r>
+        <w:rPr/>
+        <w:t>6 Обсуждение результатов</w:t>
+      </w:r>
+    </w:p>
+    <w:p>
+      <w:pPr>
+        <w:pStyle w:val="BodyText"/>
+        <w:rPr/>
+      </w:pPr>
+      <w:r>
+        <w:rPr/>
+        <w:t>Сравнение:</w:t>
+      </w:r>
+    </w:p>
+    <w:tbl>
+      <w:tblPr>
+        <w:tblW w:w="5000" w:type="pct"/>
+        <w:jc w:val="start"/>
+        <w:tblInd w:w="-5" w:type="dxa"/>
+        <w:tblLayout w:type="fixed"/>
+        <w:tblCellMar>
+          <w:top w:w="58" w:type="dxa"/>
+          <w:start w:w="58" w:type="dxa"/>
+          <w:bottom w:w="58" w:type="dxa"/>
+          <w:end w:w="58" w:type="dxa"/>
+        </w:tblCellMar>
+      </w:tblPr>
+      <w:tblGrid>
+        <w:gridCol w:w="2338"/>
+        <w:gridCol w:w="2339"/>
+        <w:gridCol w:w="2339"/>
+        <w:gridCol w:w="2339"/>
+      </w:tblGrid>
+      <w:tr>
+        <w:trPr/>
+        <w:tc>
+          <w:tcPr>
+            <w:tcW w:w="2338" w:type="dxa"/>
+            <w:tcBorders>
+              <w:top w:val="single" w:sz="4" w:space="0" w:color="000000"/>
+              <w:start w:val="single" w:sz="4" w:space="0" w:color="000000"/>
+              <w:bottom w:val="single" w:sz="4" w:space="0" w:color="000000"/>
+              <w:end w:val="single" w:sz="4" w:space="0" w:color="000000"/>
+            </w:tcBorders>
+          </w:tcPr>
+          <w:p>
+            <w:pPr>
+              <w:pStyle w:val="Style20"/>
+              <w:rPr>
+                <w:sz w:val="24"/>
+                <w:szCs w:val="24"/>
+              </w:rPr>
+            </w:pPr>
+            <w:r>
+              <w:rPr>
+                <w:sz w:val="24"/>
+                <w:szCs w:val="24"/>
+              </w:rPr>
+              <w:t>Метод</w:t>
+            </w:r>
+          </w:p>
+        </w:tc>
+        <w:tc>
+          <w:tcPr>
+            <w:tcW w:w="2339" w:type="dxa"/>
+            <w:tcBorders>
+              <w:top w:val="single" w:sz="4" w:space="0" w:color="000000"/>
+              <w:start w:val="single" w:sz="4" w:space="0" w:color="000000"/>
+              <w:bottom w:val="single" w:sz="4" w:space="0" w:color="000000"/>
+              <w:end w:val="single" w:sz="4" w:space="0" w:color="000000"/>
+            </w:tcBorders>
+          </w:tcPr>
+          <w:p>
+            <w:pPr>
+              <w:pStyle w:val="Style20"/>
+              <w:rPr>
+                <w:sz w:val="24"/>
+                <w:szCs w:val="24"/>
+              </w:rPr>
+            </w:pPr>
+            <w:r>
+              <w:rPr>
+                <w:sz w:val="24"/>
+                <w:szCs w:val="24"/>
+              </w:rPr>
+              <w:t>x1</w:t>
+            </w:r>
+          </w:p>
+        </w:tc>
+        <w:tc>
+          <w:tcPr>
+            <w:tcW w:w="2339" w:type="dxa"/>
+            <w:tcBorders>
+              <w:top w:val="single" w:sz="4" w:space="0" w:color="000000"/>
+              <w:start w:val="single" w:sz="4" w:space="0" w:color="000000"/>
+              <w:bottom w:val="single" w:sz="4" w:space="0" w:color="000000"/>
+              <w:end w:val="single" w:sz="4" w:space="0" w:color="000000"/>
+            </w:tcBorders>
+          </w:tcPr>
+          <w:p>
+            <w:pPr>
+              <w:pStyle w:val="Style20"/>
+              <w:rPr>
+                <w:sz w:val="24"/>
+                <w:szCs w:val="24"/>
+              </w:rPr>
+            </w:pPr>
+            <w:r>
+              <w:rPr>
+                <w:sz w:val="24"/>
+                <w:szCs w:val="24"/>
+              </w:rPr>
+              <w:t>X2</w:t>
+            </w:r>
+          </w:p>
+        </w:tc>
+        <w:tc>
+          <w:tcPr>
+            <w:tcW w:w="2339" w:type="dxa"/>
+            <w:tcBorders>
+              <w:top w:val="single" w:sz="4" w:space="0" w:color="000000"/>
+              <w:start w:val="single" w:sz="4" w:space="0" w:color="000000"/>
+              <w:bottom w:val="single" w:sz="4" w:space="0" w:color="000000"/>
+              <w:end w:val="single" w:sz="4" w:space="0" w:color="000000"/>
+            </w:tcBorders>
+          </w:tcPr>
+          <w:p>
+            <w:pPr>
+              <w:pStyle w:val="Style20"/>
+              <w:rPr>
+                <w:sz w:val="24"/>
+                <w:szCs w:val="24"/>
+              </w:rPr>
+            </w:pPr>
+            <w:r>
+              <w:rPr>
+                <w:sz w:val="24"/>
+                <w:szCs w:val="24"/>
+              </w:rPr>
+              <w:t>X3</w:t>
+            </w:r>
+          </w:p>
+        </w:tc>
+      </w:tr>
+      <w:tr>
+        <w:trPr/>
+        <w:tc>
+          <w:tcPr>
+            <w:tcW w:w="2338" w:type="dxa"/>
+            <w:tcBorders>
+              <w:top w:val="single" w:sz="4" w:space="0" w:color="000000"/>
+              <w:start w:val="single" w:sz="4" w:space="0" w:color="000000"/>
+              <w:bottom w:val="single" w:sz="4" w:space="0" w:color="000000"/>
+              <w:end w:val="single" w:sz="4" w:space="0" w:color="000000"/>
+            </w:tcBorders>
+          </w:tcPr>
+          <w:p>
+            <w:pPr>
+              <w:pStyle w:val="Style20"/>
+              <w:rPr>
+                <w:sz w:val="24"/>
+                <w:szCs w:val="24"/>
+              </w:rPr>
+            </w:pPr>
+            <w:r>
+              <w:rPr>
+                <w:sz w:val="24"/>
+                <w:szCs w:val="24"/>
+              </w:rPr>
+              <w:t>Гаусса</w:t>
+            </w:r>
+          </w:p>
+        </w:tc>
+        <w:tc>
+          <w:tcPr>
+            <w:tcW w:w="2339" w:type="dxa"/>
+            <w:tcBorders>
+              <w:top w:val="single" w:sz="4" w:space="0" w:color="000000"/>
+              <w:start w:val="single" w:sz="4" w:space="0" w:color="000000"/>
+              <w:bottom w:val="single" w:sz="4" w:space="0" w:color="000000"/>
+              <w:end w:val="single" w:sz="4" w:space="0" w:color="000000"/>
+            </w:tcBorders>
+          </w:tcPr>
+          <w:p>
+            <w:pPr>
+              <w:pStyle w:val="Style20"/>
+              <w:rPr>
+                <w:sz w:val="24"/>
+                <w:szCs w:val="24"/>
+              </w:rPr>
+            </w:pPr>
+            <w:r>
+              <w:rPr>
+                <w:sz w:val="24"/>
+                <w:szCs w:val="24"/>
+              </w:rPr>
+              <w:t>0.1388</w:t>
+            </w:r>
+          </w:p>
+        </w:tc>
+        <w:tc>
+          <w:tcPr>
+            <w:tcW w:w="2339" w:type="dxa"/>
+            <w:tcBorders>
+              <w:top w:val="single" w:sz="4" w:space="0" w:color="000000"/>
+              <w:start w:val="single" w:sz="4" w:space="0" w:color="000000"/>
+              <w:bottom w:val="single" w:sz="4" w:space="0" w:color="000000"/>
+              <w:end w:val="single" w:sz="4" w:space="0" w:color="000000"/>
+            </w:tcBorders>
+          </w:tcPr>
+          <w:p>
+            <w:pPr>
+              <w:pStyle w:val="Style20"/>
+              <w:rPr>
+                <w:sz w:val="24"/>
+                <w:szCs w:val="24"/>
+              </w:rPr>
+            </w:pPr>
+            <w:r>
+              <w:rPr>
+                <w:sz w:val="24"/>
+                <w:szCs w:val="24"/>
+              </w:rPr>
+              <w:t>0.5241</w:t>
+            </w:r>
+          </w:p>
+        </w:tc>
+        <w:tc>
+          <w:tcPr>
+            <w:tcW w:w="2339" w:type="dxa"/>
+            <w:tcBorders>
+              <w:top w:val="single" w:sz="4" w:space="0" w:color="000000"/>
+              <w:start w:val="single" w:sz="4" w:space="0" w:color="000000"/>
+              <w:bottom w:val="single" w:sz="4" w:space="0" w:color="000000"/>
+              <w:end w:val="single" w:sz="4" w:space="0" w:color="000000"/>
+            </w:tcBorders>
+          </w:tcPr>
+          <w:p>
+            <w:pPr>
+              <w:pStyle w:val="Style20"/>
+              <w:rPr>
+                <w:sz w:val="24"/>
+                <w:szCs w:val="24"/>
+              </w:rPr>
+            </w:pPr>
+            <w:r>
+              <w:rPr>
+                <w:sz w:val="24"/>
+                <w:szCs w:val="24"/>
+              </w:rPr>
+              <w:t>-0.2263</w:t>
+            </w:r>
+          </w:p>
+        </w:tc>
+      </w:tr>
+      <w:tr>
+        <w:trPr/>
+        <w:tc>
+          <w:tcPr>
+            <w:tcW w:w="2338" w:type="dxa"/>
+            <w:tcBorders>
+              <w:top w:val="single" w:sz="4" w:space="0" w:color="000000"/>
+              <w:start w:val="single" w:sz="4" w:space="0" w:color="000000"/>
+              <w:bottom w:val="single" w:sz="4" w:space="0" w:color="000000"/>
+              <w:end w:val="single" w:sz="4" w:space="0" w:color="000000"/>
+            </w:tcBorders>
+          </w:tcPr>
+          <w:p>
+            <w:pPr>
+              <w:pStyle w:val="Style20"/>
+              <w:rPr>
+                <w:sz w:val="24"/>
+                <w:szCs w:val="24"/>
+              </w:rPr>
+            </w:pPr>
+            <w:r>
+              <w:rPr>
+                <w:sz w:val="24"/>
+                <w:szCs w:val="24"/>
+              </w:rPr>
+              <w:t>Зейделя</w:t>
+            </w:r>
+          </w:p>
+        </w:tc>
+        <w:tc>
+          <w:tcPr>
+            <w:tcW w:w="2339" w:type="dxa"/>
+            <w:tcBorders>
+              <w:top w:val="single" w:sz="4" w:space="0" w:color="000000"/>
+              <w:start w:val="single" w:sz="4" w:space="0" w:color="000000"/>
+              <w:bottom w:val="single" w:sz="4" w:space="0" w:color="000000"/>
+              <w:end w:val="single" w:sz="4" w:space="0" w:color="000000"/>
+            </w:tcBorders>
+          </w:tcPr>
+          <w:p>
+            <w:pPr>
+              <w:pStyle w:val="Style20"/>
+              <w:rPr>
+                <w:sz w:val="24"/>
+                <w:szCs w:val="24"/>
+              </w:rPr>
+            </w:pPr>
+            <w:r>
+              <w:rPr>
+                <w:sz w:val="24"/>
+                <w:szCs w:val="24"/>
+              </w:rPr>
+              <w:t>0.138808</w:t>
+            </w:r>
+          </w:p>
+        </w:tc>
+        <w:tc>
+          <w:tcPr>
+            <w:tcW w:w="2339" w:type="dxa"/>
+            <w:tcBorders>
+              <w:top w:val="single" w:sz="4" w:space="0" w:color="000000"/>
+              <w:start w:val="single" w:sz="4" w:space="0" w:color="000000"/>
+              <w:bottom w:val="single" w:sz="4" w:space="0" w:color="000000"/>
+              <w:end w:val="single" w:sz="4" w:space="0" w:color="000000"/>
+            </w:tcBorders>
+          </w:tcPr>
+          <w:p>
+            <w:pPr>
+              <w:pStyle w:val="Style20"/>
+              <w:rPr>
+                <w:sz w:val="24"/>
+                <w:szCs w:val="24"/>
+              </w:rPr>
+            </w:pPr>
+            <w:r>
+              <w:rPr>
+                <w:sz w:val="24"/>
+                <w:szCs w:val="24"/>
+              </w:rPr>
+              <w:t>0.524116</w:t>
+            </w:r>
+          </w:p>
+        </w:tc>
+        <w:tc>
+          <w:tcPr>
+            <w:tcW w:w="2339" w:type="dxa"/>
+            <w:tcBorders>
+              <w:top w:val="single" w:sz="4" w:space="0" w:color="000000"/>
+              <w:start w:val="single" w:sz="4" w:space="0" w:color="000000"/>
+              <w:bottom w:val="single" w:sz="4" w:space="0" w:color="000000"/>
+              <w:end w:val="single" w:sz="4" w:space="0" w:color="000000"/>
+            </w:tcBorders>
+          </w:tcPr>
+          <w:p>
+            <w:pPr>
+              <w:pStyle w:val="Style20"/>
+              <w:rPr>
+                <w:sz w:val="24"/>
+                <w:szCs w:val="24"/>
+              </w:rPr>
+            </w:pPr>
+            <w:r>
+              <w:rPr>
+                <w:sz w:val="24"/>
+                <w:szCs w:val="24"/>
+              </w:rPr>
+              <w:t>-0.226305</w:t>
+            </w:r>
+          </w:p>
+        </w:tc>
+      </w:tr>
+    </w:tbl>
+    <w:p>
+      <w:pPr>
+        <w:pStyle w:val="BodyText"/>
+        <w:rPr/>
+      </w:pPr>
+      <w:r>
+        <w:rPr>
+          <w:rStyle w:val="Strong"/>
+          <w:b w:val="false"/>
+          <w:bCs w:val="false"/>
+        </w:rPr>
+        <w:t>Проверка подстановкой в исходную систему</w:t>
+      </w:r>
+      <w:r>
+        <w:rPr>
+          <w:b w:val="false"/>
+          <w:bCs w:val="false"/>
+        </w:rPr>
+        <w:t xml:space="preserve"> (для решения методом Гаусса):</w:t>
+      </w:r>
+    </w:p>
+    <w:p>
+      <w:pPr>
+        <w:pStyle w:val="BodyText"/>
+        <w:rPr/>
+      </w:pPr>
+      <w:r>
+        <w:rPr/>
+        <w:t>0.9⋅0.1388+2.7⋅0.5241−3.8⋅(−0.2263)=0.1249+1.4151+0.8599=2.3999≈2.4</w:t>
+      </w:r>
+    </w:p>
+    <w:p>
+      <w:pPr>
+        <w:pStyle w:val="BodyText"/>
+        <w:rPr/>
+      </w:pPr>
+      <w:r>
+        <w:rPr/>
+        <w:t>2.5⋅0.1388+5.8⋅0.5241−0.5⋅(−0.2263)=0.3470+3.0398+0.1132=3.5000≈3.5</w:t>
+      </w:r>
+    </w:p>
+    <w:p>
+      <w:pPr>
+        <w:pStyle w:val="BodyText"/>
+        <w:rPr/>
+      </w:pPr>
+      <w:r>
+        <w:rPr/>
+        <w:t>4.5⋅0.1388−2.1⋅0.5241+3.2⋅(−0.2263)=0.6246−1.1006−0.7242=−1.2002≈−1.2</w:t>
+      </w:r>
+    </w:p>
+    <w:p>
+      <w:pPr>
+        <w:pStyle w:val="BodyText"/>
+        <w:rPr/>
+      </w:pPr>
+      <w:r>
+        <w:rPr/>
+        <w:t>Система выполняется с точностью до ошибок округления.</w:t>
+      </w:r>
+    </w:p>
+    <w:p>
+      <w:pPr>
+        <w:pStyle w:val="BodyText"/>
+        <w:rPr/>
+      </w:pPr>
+      <w:r>
+        <w:rPr>
+          <w:rStyle w:val="Strong"/>
+          <w:b w:val="false"/>
+          <w:bCs w:val="false"/>
+        </w:rPr>
+        <w:t>Анализ точности:</w:t>
+      </w:r>
+    </w:p>
+    <w:p>
+      <w:pPr>
+        <w:pStyle w:val="BodyText"/>
         <w:numPr>
           <w:ilvl w:val="0"/>
           <w:numId w:val="0"/>
         </w:numPr>
+        <w:ind w:hanging="0" w:start="0"/>
+        <w:rPr/>
+      </w:pPr>
+      <w:r>
+        <w:rPr/>
+        <w:t xml:space="preserve">1) </w:t>
+      </w:r>
+      <w:r>
+        <w:rPr/>
+        <w:t>Метод Гаусса даёт решение за конечное число шагов; погрешность обусловлена только округлениями.</w:t>
+      </w:r>
+    </w:p>
+    <w:p>
+      <w:pPr>
+        <w:pStyle w:val="BodyText"/>
+        <w:numPr>
+          <w:ilvl w:val="0"/>
+          <w:numId w:val="0"/>
+        </w:numPr>
+        <w:ind w:hanging="0" w:start="0"/>
+        <w:rPr/>
+      </w:pPr>
+      <w:r>
+        <w:rPr/>
+        <w:t xml:space="preserve">2) </w:t>
+      </w:r>
+      <w:r>
+        <w:rPr/>
+        <w:t>Метод Зейделя даёт приближённое решение; точность определяется заданным ε=0.0001. Расхождение с методом Гаусса объясняется тем, что итерации остановлены при достижении заданной точности.</w:t>
+      </w:r>
+    </w:p>
+    <w:p>
+      <w:pPr>
+        <w:pStyle w:val="BodyText"/>
+        <w:rPr/>
+      </w:pPr>
+      <w:r>
+        <w:rPr>
+          <w:rStyle w:val="Strong"/>
+          <w:b w:val="false"/>
+          <w:bCs w:val="false"/>
+        </w:rPr>
+        <w:t>Вывод</w:t>
+      </w:r>
+      <w:r>
+        <w:rPr>
+          <w:rStyle w:val="Strong"/>
+        </w:rPr>
+        <w:t>:</w:t>
+      </w:r>
+      <w:r>
+        <w:rPr/>
+        <w:t xml:space="preserve"> оба метода дают согласованные результаты. Метод Гаусса предпочтителен для небольших систем (n≲103), метод Зейделя — для больших разреженных систем, где важна экономия памяти и времени.</w:t>
+      </w:r>
+    </w:p>
+    <w:p>
+      <w:pPr>
+        <w:pStyle w:val="BodyText"/>
+        <w:rPr/>
+      </w:pPr>
+      <w:r>
+        <w:rPr/>
+      </w:r>
+      <w:r>
+        <w:br w:type="page"/>
+      </w:r>
+    </w:p>
+    <w:p>
+      <w:pPr>
+        <w:pStyle w:val="Style14"/>
+        <w:spacing w:before="0" w:after="0"/>
+        <w:rPr/>
+      </w:pPr>
+      <w:bookmarkStart w:id="22" w:name="__RefHeading___Toc9666_1466283791"/>
+      <w:bookmarkStart w:id="23" w:name="_Toc210657378"/>
+      <w:bookmarkEnd w:id="22"/>
+      <w:r>
+        <w:rPr/>
+        <w:t>З</w:t>
+      </w:r>
+      <w:bookmarkEnd w:id="23"/>
+      <w:r>
+        <w:rPr/>
+        <w:t>АКЛЮЧЕНИЕ</w:t>
+      </w:r>
+    </w:p>
+    <w:p>
+      <w:pPr>
+        <w:pStyle w:val="BodyText"/>
+        <w:rPr/>
+      </w:pPr>
+      <w:r>
+        <w:rPr/>
+        <w:t xml:space="preserve">В ходе лабораторной работы была решена система линейных алгебраических уравнений </w:t>
+      </w:r>
+      <w:r>
+        <w:rPr>
+          <w:rStyle w:val="Strong"/>
+        </w:rPr>
+        <w:t>варианта №26</w:t>
+      </w:r>
+      <w:r>
+        <w:rPr/>
+        <w:t xml:space="preserve"> двумя методами: прямым методом Гаусса с выбором главного элемента и нормированием и итерационным методом Зейделя.</w:t>
+      </w:r>
+    </w:p>
+    <w:p>
+      <w:pPr>
+        <w:pStyle w:val="BodyText"/>
+        <w:rPr/>
+      </w:pPr>
+      <w:r>
+        <w:rPr/>
+        <w:t>Метод Гаусса дал решение x1​≈0.1388, x2​≈0.5241, x3​≈−0.2263. Метод Зейделя с точностью ε=0.0001 сошёлся к тем же значениям за 12 итераций. Оба решения проверены подстановкой в исходную систему — невязка не превышает заданной точности.</w:t>
+      </w:r>
+    </w:p>
+    <w:p>
+      <w:pPr>
+        <w:pStyle w:val="BodyText"/>
+        <w:rPr/>
+      </w:pPr>
+      <w:r>
+        <w:rPr/>
+        <w:t>Для обеспечения сходимости метода Зейделя исходная система была преобразована линейной комбинацией уравнений к виду с диагональным преобладанием. Проверка нормы матрицы C показала, что ∥C∥∞​=0.9474&lt;1, то есть условие сходимости выполнено.</w:t>
+      </w:r>
+    </w:p>
+    <w:p>
+      <w:pPr>
+        <w:pStyle w:val="BodyText"/>
+        <w:rPr/>
+      </w:pPr>
+      <w:r>
+        <w:rPr/>
+        <w:t>В ходе работы были закреплены теоретические знания о прямых и итерационных методах решения СЛАУ, получены практические навыки их реализации на языке C++ и анализа точности вычислений.</w:t>
+      </w:r>
+    </w:p>
+    <w:p>
+      <w:pPr>
+        <w:pStyle w:val="BodyText"/>
+        <w:rPr/>
+      </w:pPr>
+      <w:r>
+        <w:rPr/>
+      </w:r>
+    </w:p>
+    <w:p>
+      <w:pPr>
+        <w:pStyle w:val="Normal"/>
         <w:spacing w:lineRule="auto" w:line="360"/>
-        <w:ind w:hanging="0" w:start="0"/>
+        <w:ind w:firstLine="709"/>
         <w:rPr>
           <w:sz w:val="28"/>
           <w:szCs w:val="28"/>
@@ -2948,19 +4034,3081 @@
     <w:p>
       <w:pPr>
         <w:pStyle w:val="Heading1"/>
+        <w:rPr/>
+      </w:pPr>
+      <w:bookmarkStart w:id="24" w:name="__RefHeading___Toc761_2316249806"/>
+      <w:bookmarkEnd w:id="24"/>
+      <w:r>
+        <w:rPr/>
+        <w:t>Приложение</w:t>
+      </w:r>
+    </w:p>
+    <w:p>
+      <w:pPr>
+        <w:pStyle w:val="BodyText"/>
+        <w:rPr>
+          <w:b/>
+          <w:bCs/>
+        </w:rPr>
+      </w:pPr>
+      <w:r>
+        <w:rPr>
+          <w:b/>
+          <w:bCs/>
+        </w:rPr>
+        <w:t>Листинг программы</w:t>
+      </w:r>
+    </w:p>
+    <w:p>
+      <w:pPr>
+        <w:pStyle w:val="BodyText"/>
+        <w:bidi w:val="0"/>
+        <w:rPr/>
+      </w:pPr>
+      <w:r>
+        <w:rPr/>
+        <w:t>#include &lt;iostream&gt;</w:t>
+      </w:r>
+    </w:p>
+    <w:p>
+      <w:pPr>
+        <w:pStyle w:val="BodyText"/>
+        <w:bidi w:val="0"/>
+        <w:rPr/>
+      </w:pPr>
+      <w:r>
+        <w:rPr/>
+        <w:t>#include &lt;iomanip&gt;</w:t>
+      </w:r>
+    </w:p>
+    <w:p>
+      <w:pPr>
+        <w:pStyle w:val="BodyText"/>
+        <w:bidi w:val="0"/>
+        <w:rPr/>
+      </w:pPr>
+      <w:r>
+        <w:rPr/>
+        <w:t>#include &lt;cmath&gt;</w:t>
+      </w:r>
+    </w:p>
+    <w:p>
+      <w:pPr>
+        <w:pStyle w:val="BodyText"/>
+        <w:bidi w:val="0"/>
+        <w:rPr/>
+      </w:pPr>
+      <w:r>
+        <w:rPr/>
+        <w:t>using namespace std;</w:t>
+      </w:r>
+    </w:p>
+    <w:p>
+      <w:pPr>
+        <w:pStyle w:val="BodyText"/>
+        <w:bidi w:val="0"/>
+        <w:rPr/>
+      </w:pPr>
+      <w:r>
+        <w:rPr/>
+      </w:r>
+    </w:p>
+    <w:p>
+      <w:pPr>
+        <w:pStyle w:val="BodyText"/>
+        <w:bidi w:val="0"/>
+        <w:rPr/>
+      </w:pPr>
+      <w:r>
+        <w:rPr/>
+        <w:t>const int n = 3;</w:t>
+      </w:r>
+    </w:p>
+    <w:p>
+      <w:pPr>
+        <w:pStyle w:val="BodyText"/>
+        <w:bidi w:val="0"/>
+        <w:rPr/>
+      </w:pPr>
+      <w:r>
+        <w:rPr/>
+        <w:t>const int m = n + 1;</w:t>
+      </w:r>
+    </w:p>
+    <w:p>
+      <w:pPr>
+        <w:pStyle w:val="BodyText"/>
+        <w:bidi w:val="0"/>
+        <w:rPr/>
+      </w:pPr>
+      <w:r>
+        <w:rPr/>
+        <w:t>const double EPS = 0.0001;</w:t>
+      </w:r>
+    </w:p>
+    <w:p>
+      <w:pPr>
+        <w:pStyle w:val="BodyText"/>
+        <w:bidi w:val="0"/>
+        <w:rPr/>
+      </w:pPr>
+      <w:r>
+        <w:rPr/>
+      </w:r>
+    </w:p>
+    <w:p>
+      <w:pPr>
+        <w:pStyle w:val="BodyText"/>
+        <w:bidi w:val="0"/>
+        <w:rPr/>
+      </w:pPr>
+      <w:r>
+        <w:rPr/>
+        <w:t>// Пересчёт индексов (i, j) в одномерный массив</w:t>
+      </w:r>
+    </w:p>
+    <w:p>
+      <w:pPr>
+        <w:pStyle w:val="BodyText"/>
+        <w:bidi w:val="0"/>
+        <w:rPr/>
+      </w:pPr>
+      <w:r>
+        <w:rPr/>
+        <w:t>int idx(int i, int j) {</w:t>
+      </w:r>
+    </w:p>
+    <w:p>
+      <w:pPr>
+        <w:pStyle w:val="BodyText"/>
+        <w:bidi w:val="0"/>
+        <w:rPr/>
+      </w:pPr>
+      <w:r>
+        <w:rPr/>
+        <w:t xml:space="preserve">    </w:t>
+      </w:r>
+      <w:r>
+        <w:rPr/>
+        <w:t>return i * m + j;</w:t>
+      </w:r>
+    </w:p>
+    <w:p>
+      <w:pPr>
+        <w:pStyle w:val="BodyText"/>
+        <w:bidi w:val="0"/>
+        <w:rPr/>
+      </w:pPr>
+      <w:r>
+        <w:rPr/>
+        <w:t>}</w:t>
+      </w:r>
+    </w:p>
+    <w:p>
+      <w:pPr>
+        <w:pStyle w:val="BodyText"/>
+        <w:bidi w:val="0"/>
+        <w:rPr/>
+      </w:pPr>
+      <w:r>
+        <w:rPr/>
+      </w:r>
+    </w:p>
+    <w:p>
+      <w:pPr>
+        <w:pStyle w:val="BodyText"/>
+        <w:bidi w:val="0"/>
+        <w:rPr/>
+      </w:pPr>
+      <w:r>
+        <w:rPr/>
+        <w:t>void printMatrix(const double a[]) {</w:t>
+      </w:r>
+    </w:p>
+    <w:p>
+      <w:pPr>
+        <w:pStyle w:val="BodyText"/>
+        <w:bidi w:val="0"/>
+        <w:rPr/>
+      </w:pPr>
+      <w:r>
+        <w:rPr/>
+        <w:t xml:space="preserve">    </w:t>
+      </w:r>
+      <w:r>
+        <w:rPr/>
+        <w:t>for (int i = 0; i &lt; n; i++) {</w:t>
+      </w:r>
+    </w:p>
+    <w:p>
+      <w:pPr>
+        <w:pStyle w:val="BodyText"/>
+        <w:bidi w:val="0"/>
+        <w:rPr/>
+      </w:pPr>
+      <w:r>
+        <w:rPr/>
+        <w:t xml:space="preserve">        </w:t>
+      </w:r>
+      <w:r>
+        <w:rPr/>
+        <w:t>cout &lt;&lt; "| ";</w:t>
+      </w:r>
+    </w:p>
+    <w:p>
+      <w:pPr>
+        <w:pStyle w:val="BodyText"/>
+        <w:bidi w:val="0"/>
+        <w:rPr/>
+      </w:pPr>
+      <w:r>
+        <w:rPr/>
+        <w:t xml:space="preserve">        </w:t>
+      </w:r>
+      <w:r>
+        <w:rPr/>
+        <w:t>for (int j = 0; j &lt; m; j++)</w:t>
+      </w:r>
+    </w:p>
+    <w:p>
+      <w:pPr>
+        <w:pStyle w:val="BodyText"/>
+        <w:bidi w:val="0"/>
+        <w:rPr/>
+      </w:pPr>
+      <w:r>
+        <w:rPr/>
+        <w:t xml:space="preserve">            </w:t>
+      </w:r>
+      <w:r>
+        <w:rPr/>
+        <w:t>cout &lt;&lt; setw(10) &lt;&lt; setprecision(4) &lt;&lt; fixed &lt;&lt; a[idx(i, j)] &lt;&lt; " ";</w:t>
+      </w:r>
+    </w:p>
+    <w:p>
+      <w:pPr>
+        <w:pStyle w:val="BodyText"/>
+        <w:bidi w:val="0"/>
+        <w:rPr/>
+      </w:pPr>
+      <w:r>
+        <w:rPr/>
+        <w:t xml:space="preserve">        </w:t>
+      </w:r>
+      <w:r>
+        <w:rPr/>
+        <w:t>cout &lt;&lt; "|" &lt;&lt; endl;</w:t>
+      </w:r>
+    </w:p>
+    <w:p>
+      <w:pPr>
+        <w:pStyle w:val="BodyText"/>
+        <w:bidi w:val="0"/>
+        <w:rPr/>
+      </w:pPr>
+      <w:r>
+        <w:rPr/>
+        <w:t xml:space="preserve">    </w:t>
+      </w:r>
+      <w:r>
+        <w:rPr/>
+        <w:t>}</w:t>
+      </w:r>
+    </w:p>
+    <w:p>
+      <w:pPr>
+        <w:pStyle w:val="BodyText"/>
+        <w:bidi w:val="0"/>
+        <w:rPr/>
+      </w:pPr>
+      <w:r>
+        <w:rPr/>
+        <w:t xml:space="preserve">    </w:t>
+      </w:r>
+      <w:r>
+        <w:rPr/>
+        <w:t>cout &lt;&lt; endl;</w:t>
+      </w:r>
+    </w:p>
+    <w:p>
+      <w:pPr>
+        <w:pStyle w:val="BodyText"/>
+        <w:bidi w:val="0"/>
+        <w:rPr/>
+      </w:pPr>
+      <w:r>
+        <w:rPr/>
+        <w:t>}</w:t>
+      </w:r>
+    </w:p>
+    <w:p>
+      <w:pPr>
+        <w:pStyle w:val="BodyText"/>
+        <w:bidi w:val="0"/>
+        <w:rPr/>
+      </w:pPr>
+      <w:r>
+        <w:rPr/>
+      </w:r>
+    </w:p>
+    <w:p>
+      <w:pPr>
+        <w:pStyle w:val="BodyText"/>
+        <w:bidi w:val="0"/>
+        <w:rPr/>
+      </w:pPr>
+      <w:r>
+        <w:rPr/>
+        <w:t>// Метод Гаусса с выбором главного элемента и нормированием</w:t>
+      </w:r>
+    </w:p>
+    <w:p>
+      <w:pPr>
+        <w:pStyle w:val="BodyText"/>
+        <w:bidi w:val="0"/>
+        <w:rPr/>
+      </w:pPr>
+      <w:r>
+        <w:rPr/>
+        <w:t>// Метод Гаусса с выбором главного элемента и нормированием</w:t>
+      </w:r>
+    </w:p>
+    <w:p>
+      <w:pPr>
+        <w:pStyle w:val="BodyText"/>
+        <w:bidi w:val="0"/>
+        <w:rPr/>
+      </w:pPr>
+      <w:r>
+        <w:rPr/>
+        <w:t>void gaussJordan(double a[], double x[]) {</w:t>
+      </w:r>
+    </w:p>
+    <w:p>
+      <w:pPr>
+        <w:pStyle w:val="BodyText"/>
+        <w:bidi w:val="0"/>
+        <w:rPr/>
+      </w:pPr>
+      <w:r>
+        <w:rPr/>
+        <w:t xml:space="preserve">    </w:t>
+      </w:r>
+      <w:r>
+        <w:rPr/>
+        <w:t>cout &lt;&lt; "=== МЕТОД ГАУССА С ВЫБОРОМ ГЛАВНОГО ЭЛЕМЕНТА И НОРМИРОВАНИЕМ ===\n\n";</w:t>
+      </w:r>
+    </w:p>
+    <w:p>
+      <w:pPr>
+        <w:pStyle w:val="BodyText"/>
+        <w:bidi w:val="0"/>
+        <w:rPr/>
+      </w:pPr>
+      <w:r>
+        <w:rPr/>
+        <w:t xml:space="preserve">    </w:t>
+      </w:r>
+      <w:r>
+        <w:rPr/>
+        <w:t>cout &lt;&lt; "Исходная расширенная матрица:\n";</w:t>
+      </w:r>
+    </w:p>
+    <w:p>
+      <w:pPr>
+        <w:pStyle w:val="BodyText"/>
+        <w:bidi w:val="0"/>
+        <w:rPr/>
+      </w:pPr>
+      <w:r>
+        <w:rPr/>
+        <w:t xml:space="preserve">    </w:t>
+      </w:r>
+      <w:r>
+        <w:rPr/>
+        <w:t>printMatrix(a);</w:t>
+      </w:r>
+    </w:p>
+    <w:p>
+      <w:pPr>
+        <w:pStyle w:val="BodyText"/>
+        <w:bidi w:val="0"/>
+        <w:rPr/>
+      </w:pPr>
+      <w:r>
+        <w:rPr/>
+      </w:r>
+    </w:p>
+    <w:p>
+      <w:pPr>
+        <w:pStyle w:val="BodyText"/>
+        <w:bidi w:val="0"/>
+        <w:rPr/>
+      </w:pPr>
+      <w:r>
+        <w:rPr/>
+        <w:t xml:space="preserve">    </w:t>
+      </w:r>
+      <w:r>
+        <w:rPr/>
+        <w:t>for (int k = 0; k &lt; n; k++) {</w:t>
+      </w:r>
+    </w:p>
+    <w:p>
+      <w:pPr>
+        <w:pStyle w:val="BodyText"/>
+        <w:bidi w:val="0"/>
+        <w:rPr/>
+      </w:pPr>
+      <w:r>
+        <w:rPr/>
+        <w:t xml:space="preserve">        </w:t>
+      </w:r>
+      <w:r>
+        <w:rPr/>
+        <w:t>cout &lt;&lt; "--- Шаг " &lt;&lt; k + 1 &lt;&lt; " ---\n";</w:t>
+      </w:r>
+    </w:p>
+    <w:p>
+      <w:pPr>
+        <w:pStyle w:val="BodyText"/>
+        <w:bidi w:val="0"/>
+        <w:rPr/>
+      </w:pPr>
+      <w:r>
+        <w:rPr/>
+      </w:r>
+    </w:p>
+    <w:p>
+      <w:pPr>
+        <w:pStyle w:val="BodyText"/>
+        <w:bidi w:val="0"/>
+        <w:rPr/>
+      </w:pPr>
+      <w:r>
+        <w:rPr/>
+        <w:t xml:space="preserve">        </w:t>
+      </w:r>
+      <w:r>
+        <w:rPr/>
+        <w:t>// Поиск главного элемента</w:t>
+      </w:r>
+    </w:p>
+    <w:p>
+      <w:pPr>
+        <w:pStyle w:val="BodyText"/>
+        <w:bidi w:val="0"/>
+        <w:rPr/>
+      </w:pPr>
+      <w:r>
+        <w:rPr/>
+        <w:t xml:space="preserve">        </w:t>
+      </w:r>
+      <w:r>
+        <w:rPr/>
+        <w:t>cout &lt;&lt; "Ищем главный элемент в столбце " &lt;&lt; k + 1 &lt;&lt; ".\n";</w:t>
+      </w:r>
+    </w:p>
+    <w:p>
+      <w:pPr>
+        <w:pStyle w:val="BodyText"/>
+        <w:bidi w:val="0"/>
+        <w:rPr/>
+      </w:pPr>
+      <w:r>
+        <w:rPr/>
+        <w:t xml:space="preserve">        </w:t>
+      </w:r>
+      <w:r>
+        <w:rPr/>
+        <w:t>int maxRow = k;</w:t>
+      </w:r>
+    </w:p>
+    <w:p>
+      <w:pPr>
+        <w:pStyle w:val="BodyText"/>
+        <w:bidi w:val="0"/>
+        <w:rPr/>
+      </w:pPr>
+      <w:r>
+        <w:rPr/>
+        <w:t xml:space="preserve">        </w:t>
+      </w:r>
+      <w:r>
+        <w:rPr/>
+        <w:t>for (int i = k + 1; i &lt; n; i++)</w:t>
+      </w:r>
+    </w:p>
+    <w:p>
+      <w:pPr>
+        <w:pStyle w:val="BodyText"/>
+        <w:bidi w:val="0"/>
+        <w:rPr/>
+      </w:pPr>
+      <w:r>
+        <w:rPr/>
+        <w:t xml:space="preserve">            </w:t>
+      </w:r>
+      <w:r>
+        <w:rPr/>
+        <w:t>if (fabs(a[idx(i, k)]) &gt; fabs(a[idx(maxRow, k)]))</w:t>
+      </w:r>
+    </w:p>
+    <w:p>
+      <w:pPr>
+        <w:pStyle w:val="BodyText"/>
+        <w:bidi w:val="0"/>
+        <w:rPr/>
+      </w:pPr>
+      <w:r>
+        <w:rPr/>
+        <w:t xml:space="preserve">                </w:t>
+      </w:r>
+      <w:r>
+        <w:rPr/>
+        <w:t>maxRow = i;</w:t>
+      </w:r>
+    </w:p>
+    <w:p>
+      <w:pPr>
+        <w:pStyle w:val="BodyText"/>
+        <w:bidi w:val="0"/>
+        <w:rPr/>
+      </w:pPr>
+      <w:r>
+        <w:rPr/>
+      </w:r>
+    </w:p>
+    <w:p>
+      <w:pPr>
+        <w:pStyle w:val="BodyText"/>
+        <w:bidi w:val="0"/>
+        <w:rPr/>
+      </w:pPr>
+      <w:r>
+        <w:rPr/>
+        <w:t xml:space="preserve">        </w:t>
+      </w:r>
+      <w:r>
+        <w:rPr/>
+        <w:t>cout &lt;&lt; "Максимальный по модулю: a[" &lt;&lt; maxRow + 1 &lt;&lt; "][" &lt;&lt; k + 1</w:t>
+      </w:r>
+    </w:p>
+    <w:p>
+      <w:pPr>
+        <w:pStyle w:val="BodyText"/>
+        <w:bidi w:val="0"/>
+        <w:rPr/>
+      </w:pPr>
+      <w:r>
+        <w:rPr/>
+        <w:t xml:space="preserve">             </w:t>
+      </w:r>
+      <w:r>
+        <w:rPr/>
+        <w:t>&lt;&lt; "] = " &lt;&lt; a[idx(maxRow, k)] &lt;&lt; "\n";</w:t>
+      </w:r>
+    </w:p>
+    <w:p>
+      <w:pPr>
+        <w:pStyle w:val="BodyText"/>
+        <w:bidi w:val="0"/>
+        <w:rPr/>
+      </w:pPr>
+      <w:r>
+        <w:rPr/>
+      </w:r>
+    </w:p>
+    <w:p>
+      <w:pPr>
+        <w:pStyle w:val="BodyText"/>
+        <w:bidi w:val="0"/>
+        <w:rPr/>
+      </w:pPr>
+      <w:r>
+        <w:rPr/>
+        <w:t xml:space="preserve">        </w:t>
+      </w:r>
+      <w:r>
+        <w:rPr/>
+        <w:t>// Перестановка</w:t>
+      </w:r>
+    </w:p>
+    <w:p>
+      <w:pPr>
+        <w:pStyle w:val="BodyText"/>
+        <w:bidi w:val="0"/>
+        <w:rPr/>
+      </w:pPr>
+      <w:r>
+        <w:rPr/>
+        <w:t xml:space="preserve">        </w:t>
+      </w:r>
+      <w:r>
+        <w:rPr/>
+        <w:t>if (maxRow != k) {</w:t>
+      </w:r>
+    </w:p>
+    <w:p>
+      <w:pPr>
+        <w:pStyle w:val="BodyText"/>
+        <w:bidi w:val="0"/>
+        <w:rPr/>
+      </w:pPr>
+      <w:r>
+        <w:rPr/>
+        <w:t xml:space="preserve">            </w:t>
+      </w:r>
+      <w:r>
+        <w:rPr/>
+        <w:t>cout &lt;&lt; "Переставляем строки " &lt;&lt; k + 1 &lt;&lt; " и " &lt;&lt; maxRow + 1 &lt;&lt; ":\n";</w:t>
+      </w:r>
+    </w:p>
+    <w:p>
+      <w:pPr>
+        <w:pStyle w:val="BodyText"/>
+        <w:bidi w:val="0"/>
+        <w:rPr/>
+      </w:pPr>
+      <w:r>
+        <w:rPr/>
+        <w:t xml:space="preserve">            </w:t>
+      </w:r>
+      <w:r>
+        <w:rPr/>
+        <w:t>for (int j = 0; j &lt; m; j++)</w:t>
+      </w:r>
+    </w:p>
+    <w:p>
+      <w:pPr>
+        <w:pStyle w:val="BodyText"/>
+        <w:bidi w:val="0"/>
+        <w:rPr/>
+      </w:pPr>
+      <w:r>
+        <w:rPr/>
+        <w:t xml:space="preserve">                </w:t>
+      </w:r>
+      <w:r>
+        <w:rPr/>
+        <w:t>swap(a[idx(k, j)], a[idx(maxRow, j)]);</w:t>
+      </w:r>
+    </w:p>
+    <w:p>
+      <w:pPr>
+        <w:pStyle w:val="BodyText"/>
+        <w:bidi w:val="0"/>
+        <w:rPr/>
+      </w:pPr>
+      <w:r>
+        <w:rPr/>
+        <w:t xml:space="preserve">            </w:t>
+      </w:r>
+      <w:r>
+        <w:rPr/>
+        <w:t>printMatrix(a);</w:t>
+      </w:r>
+    </w:p>
+    <w:p>
+      <w:pPr>
+        <w:pStyle w:val="BodyText"/>
+        <w:bidi w:val="0"/>
+        <w:rPr/>
+      </w:pPr>
+      <w:r>
+        <w:rPr/>
+        <w:t xml:space="preserve">        </w:t>
+      </w:r>
+      <w:r>
+        <w:rPr/>
+        <w:t>} else {</w:t>
+      </w:r>
+    </w:p>
+    <w:p>
+      <w:pPr>
+        <w:pStyle w:val="BodyText"/>
+        <w:bidi w:val="0"/>
+        <w:rPr/>
+      </w:pPr>
+      <w:r>
+        <w:rPr/>
+        <w:t xml:space="preserve">            </w:t>
+      </w:r>
+      <w:r>
+        <w:rPr/>
+        <w:t>cout &lt;&lt; "Перестановка не требуется.\n\n";</w:t>
+      </w:r>
+    </w:p>
+    <w:p>
+      <w:pPr>
+        <w:pStyle w:val="BodyText"/>
+        <w:bidi w:val="0"/>
+        <w:rPr/>
+      </w:pPr>
+      <w:r>
+        <w:rPr/>
+        <w:t xml:space="preserve">        </w:t>
+      </w:r>
+      <w:r>
+        <w:rPr/>
+        <w:t>}</w:t>
+      </w:r>
+    </w:p>
+    <w:p>
+      <w:pPr>
+        <w:pStyle w:val="BodyText"/>
+        <w:bidi w:val="0"/>
+        <w:rPr/>
+      </w:pPr>
+      <w:r>
+        <w:rPr/>
+      </w:r>
+    </w:p>
+    <w:p>
+      <w:pPr>
+        <w:pStyle w:val="BodyText"/>
+        <w:bidi w:val="0"/>
+        <w:rPr/>
+      </w:pPr>
+      <w:r>
+        <w:rPr/>
+        <w:t xml:space="preserve">        </w:t>
+      </w:r>
+      <w:r>
+        <w:rPr/>
+        <w:t>// Нормирование</w:t>
+      </w:r>
+    </w:p>
+    <w:p>
+      <w:pPr>
+        <w:pStyle w:val="BodyText"/>
+        <w:bidi w:val="0"/>
+        <w:rPr/>
+      </w:pPr>
+      <w:r>
+        <w:rPr/>
+        <w:t xml:space="preserve">        </w:t>
+      </w:r>
+      <w:r>
+        <w:rPr/>
+        <w:t>double pivot = a[idx(k, k)];</w:t>
+      </w:r>
+    </w:p>
+    <w:p>
+      <w:pPr>
+        <w:pStyle w:val="BodyText"/>
+        <w:bidi w:val="0"/>
+        <w:rPr/>
+      </w:pPr>
+      <w:r>
+        <w:rPr/>
+        <w:t xml:space="preserve">        </w:t>
+      </w:r>
+      <w:r>
+        <w:rPr/>
+        <w:t>cout &lt;&lt; "Нормируем строку " &lt;&lt; k + 1</w:t>
+      </w:r>
+    </w:p>
+    <w:p>
+      <w:pPr>
+        <w:pStyle w:val="BodyText"/>
+        <w:bidi w:val="0"/>
+        <w:rPr/>
+      </w:pPr>
+      <w:r>
+        <w:rPr/>
+        <w:t xml:space="preserve">             </w:t>
+      </w:r>
+      <w:r>
+        <w:rPr/>
+        <w:t>&lt;&lt; ": делим все элементы на " &lt;&lt; pivot</w:t>
+      </w:r>
+    </w:p>
+    <w:p>
+      <w:pPr>
+        <w:pStyle w:val="BodyText"/>
+        <w:bidi w:val="0"/>
+        <w:rPr/>
+      </w:pPr>
+      <w:r>
+        <w:rPr/>
+        <w:t xml:space="preserve">             </w:t>
+      </w:r>
+      <w:r>
+        <w:rPr/>
+        <w:t>&lt;&lt; " (a[" &lt;&lt; k + 1 &lt;&lt; "][" &lt;&lt; k + 1 &lt;&lt; "])\n";</w:t>
+      </w:r>
+    </w:p>
+    <w:p>
+      <w:pPr>
+        <w:pStyle w:val="BodyText"/>
+        <w:bidi w:val="0"/>
+        <w:rPr/>
+      </w:pPr>
+      <w:r>
+        <w:rPr/>
+        <w:t xml:space="preserve">        </w:t>
+      </w:r>
+      <w:r>
+        <w:rPr/>
+        <w:t>for (int j = 0; j &lt; m; j++)</w:t>
+      </w:r>
+    </w:p>
+    <w:p>
+      <w:pPr>
+        <w:pStyle w:val="BodyText"/>
+        <w:bidi w:val="0"/>
+        <w:rPr/>
+      </w:pPr>
+      <w:r>
+        <w:rPr/>
+        <w:t xml:space="preserve">            </w:t>
+      </w:r>
+      <w:r>
+        <w:rPr/>
+        <w:t>a[idx(k, j)] /= pivot;</w:t>
+      </w:r>
+    </w:p>
+    <w:p>
+      <w:pPr>
+        <w:pStyle w:val="BodyText"/>
+        <w:bidi w:val="0"/>
+        <w:rPr/>
+      </w:pPr>
+      <w:r>
+        <w:rPr/>
+        <w:t xml:space="preserve">        </w:t>
+      </w:r>
+      <w:r>
+        <w:rPr/>
+        <w:t>printMatrix(a);</w:t>
+      </w:r>
+    </w:p>
+    <w:p>
+      <w:pPr>
+        <w:pStyle w:val="BodyText"/>
+        <w:bidi w:val="0"/>
+        <w:rPr/>
+      </w:pPr>
+      <w:r>
+        <w:rPr/>
+      </w:r>
+    </w:p>
+    <w:p>
+      <w:pPr>
+        <w:pStyle w:val="BodyText"/>
+        <w:bidi w:val="0"/>
+        <w:rPr/>
+      </w:pPr>
+      <w:r>
+        <w:rPr/>
+        <w:t xml:space="preserve">        </w:t>
+      </w:r>
+      <w:r>
+        <w:rPr/>
+        <w:t>// Обнуление</w:t>
+      </w:r>
+    </w:p>
+    <w:p>
+      <w:pPr>
+        <w:pStyle w:val="BodyText"/>
+        <w:bidi w:val="0"/>
+        <w:rPr/>
+      </w:pPr>
+      <w:r>
+        <w:rPr/>
+        <w:t xml:space="preserve">        </w:t>
+      </w:r>
+      <w:r>
+        <w:rPr/>
+        <w:t>cout &lt;&lt; "Обнуляем столбец " &lt;&lt; k + 1 &lt;&lt; " в остальных строках.\n";</w:t>
+      </w:r>
+    </w:p>
+    <w:p>
+      <w:pPr>
+        <w:pStyle w:val="BodyText"/>
+        <w:bidi w:val="0"/>
+        <w:rPr/>
+      </w:pPr>
+      <w:r>
+        <w:rPr/>
+        <w:t xml:space="preserve">        </w:t>
+      </w:r>
+      <w:r>
+        <w:rPr/>
+        <w:t>for (int i = 0; i &lt; n; i++) {</w:t>
+      </w:r>
+    </w:p>
+    <w:p>
+      <w:pPr>
+        <w:pStyle w:val="BodyText"/>
+        <w:bidi w:val="0"/>
+        <w:rPr/>
+      </w:pPr>
+      <w:r>
+        <w:rPr/>
+        <w:t xml:space="preserve">            </w:t>
+      </w:r>
+      <w:r>
+        <w:rPr/>
+        <w:t>if (i == k) continue;</w:t>
+      </w:r>
+    </w:p>
+    <w:p>
+      <w:pPr>
+        <w:pStyle w:val="BodyText"/>
+        <w:bidi w:val="0"/>
+        <w:rPr/>
+      </w:pPr>
+      <w:r>
+        <w:rPr/>
+        <w:t xml:space="preserve">            </w:t>
+      </w:r>
+      <w:r>
+        <w:rPr/>
+        <w:t>double factor = a[idx(i, k)];</w:t>
+      </w:r>
+    </w:p>
+    <w:p>
+      <w:pPr>
+        <w:pStyle w:val="BodyText"/>
+        <w:bidi w:val="0"/>
+        <w:rPr/>
+      </w:pPr>
+      <w:r>
+        <w:rPr/>
+        <w:t xml:space="preserve">            </w:t>
+      </w:r>
+      <w:r>
+        <w:rPr/>
+        <w:t>cout &lt;&lt; "Для строки " &lt;&lt; i + 1 &lt;&lt; ": множитель = " &lt;&lt; factor</w:t>
+      </w:r>
+    </w:p>
+    <w:p>
+      <w:pPr>
+        <w:pStyle w:val="BodyText"/>
+        <w:bidi w:val="0"/>
+        <w:rPr/>
+      </w:pPr>
+      <w:r>
+        <w:rPr/>
+        <w:t xml:space="preserve">                 </w:t>
+      </w:r>
+      <w:r>
+        <w:rPr/>
+        <w:t>&lt;&lt; ", вычитаем " &lt;&lt; factor &lt;&lt; " * строку " &lt;&lt; k + 1 &lt;&lt; "\n";</w:t>
+      </w:r>
+    </w:p>
+    <w:p>
+      <w:pPr>
+        <w:pStyle w:val="BodyText"/>
+        <w:bidi w:val="0"/>
+        <w:rPr/>
+      </w:pPr>
+      <w:r>
+        <w:rPr/>
+        <w:t xml:space="preserve">            </w:t>
+      </w:r>
+      <w:r>
+        <w:rPr/>
+        <w:t>for (int j = 0; j &lt; m; j++)</w:t>
+      </w:r>
+    </w:p>
+    <w:p>
+      <w:pPr>
+        <w:pStyle w:val="BodyText"/>
+        <w:bidi w:val="0"/>
+        <w:rPr/>
+      </w:pPr>
+      <w:r>
+        <w:rPr/>
+        <w:t xml:space="preserve">                </w:t>
+      </w:r>
+      <w:r>
+        <w:rPr/>
+        <w:t>a[idx(i, j)] -= factor * a[idx(k, j)];</w:t>
+      </w:r>
+    </w:p>
+    <w:p>
+      <w:pPr>
+        <w:pStyle w:val="BodyText"/>
+        <w:bidi w:val="0"/>
+        <w:rPr/>
+      </w:pPr>
+      <w:r>
+        <w:rPr/>
+        <w:t xml:space="preserve">        </w:t>
+      </w:r>
+      <w:r>
+        <w:rPr/>
+        <w:t>}</w:t>
+      </w:r>
+    </w:p>
+    <w:p>
+      <w:pPr>
+        <w:pStyle w:val="BodyText"/>
+        <w:bidi w:val="0"/>
+        <w:rPr/>
+      </w:pPr>
+      <w:r>
+        <w:rPr/>
+        <w:t xml:space="preserve">        </w:t>
+      </w:r>
+      <w:r>
+        <w:rPr/>
+        <w:t>printMatrix(a);</w:t>
+      </w:r>
+    </w:p>
+    <w:p>
+      <w:pPr>
+        <w:pStyle w:val="BodyText"/>
+        <w:bidi w:val="0"/>
+        <w:rPr/>
+      </w:pPr>
+      <w:r>
+        <w:rPr/>
+        <w:t xml:space="preserve">    </w:t>
+      </w:r>
+      <w:r>
+        <w:rPr/>
+        <w:t>}</w:t>
+      </w:r>
+    </w:p>
+    <w:p>
+      <w:pPr>
+        <w:pStyle w:val="BodyText"/>
+        <w:bidi w:val="0"/>
+        <w:rPr/>
+      </w:pPr>
+      <w:r>
+        <w:rPr/>
+      </w:r>
+    </w:p>
+    <w:p>
+      <w:pPr>
+        <w:pStyle w:val="BodyText"/>
+        <w:bidi w:val="0"/>
+        <w:rPr/>
+      </w:pPr>
+      <w:r>
+        <w:rPr/>
+        <w:t xml:space="preserve">    </w:t>
+      </w:r>
+      <w:r>
+        <w:rPr/>
+        <w:t>for (int i = 0; i &lt; n; i++)</w:t>
+      </w:r>
+    </w:p>
+    <w:p>
+      <w:pPr>
+        <w:pStyle w:val="BodyText"/>
+        <w:bidi w:val="0"/>
+        <w:rPr/>
+      </w:pPr>
+      <w:r>
+        <w:rPr/>
+        <w:t xml:space="preserve">        </w:t>
+      </w:r>
+      <w:r>
+        <w:rPr/>
+        <w:t>x[i] = a[idx(i, n)];</w:t>
+      </w:r>
+    </w:p>
+    <w:p>
+      <w:pPr>
+        <w:pStyle w:val="BodyText"/>
+        <w:bidi w:val="0"/>
+        <w:rPr/>
+      </w:pPr>
+      <w:r>
+        <w:rPr/>
+        <w:t>}</w:t>
+      </w:r>
+    </w:p>
+    <w:p>
+      <w:pPr>
+        <w:pStyle w:val="BodyText"/>
+        <w:bidi w:val="0"/>
+        <w:rPr/>
+      </w:pPr>
+      <w:r>
+        <w:rPr/>
+      </w:r>
+    </w:p>
+    <w:p>
+      <w:pPr>
+        <w:pStyle w:val="BodyText"/>
+        <w:bidi w:val="0"/>
+        <w:rPr/>
+      </w:pPr>
+      <w:r>
+        <w:rPr/>
+        <w:t>// Метод Зейделя</w:t>
+      </w:r>
+    </w:p>
+    <w:p>
+      <w:pPr>
+        <w:pStyle w:val="BodyText"/>
+        <w:bidi w:val="0"/>
+        <w:rPr/>
+      </w:pPr>
+      <w:r>
+        <w:rPr/>
+        <w:t>void seidel(const double a[], double x[], double eps) {</w:t>
+      </w:r>
+    </w:p>
+    <w:p>
+      <w:pPr>
+        <w:pStyle w:val="BodyText"/>
+        <w:bidi w:val="0"/>
+        <w:rPr/>
+      </w:pPr>
+      <w:r>
+        <w:rPr/>
+        <w:t xml:space="preserve">    </w:t>
+      </w:r>
+      <w:r>
+        <w:rPr/>
+        <w:t>cout &lt;&lt; "=== МЕТОД ЗЕЙДЕЛЯ ===\n\n";</w:t>
+      </w:r>
+    </w:p>
+    <w:p>
+      <w:pPr>
+        <w:pStyle w:val="BodyText"/>
+        <w:bidi w:val="0"/>
+        <w:rPr/>
+      </w:pPr>
+      <w:r>
+        <w:rPr/>
+        <w:t xml:space="preserve">    </w:t>
+      </w:r>
+      <w:r>
+        <w:rPr/>
+        <w:t>cout &lt;&lt; "Система, приведённая к виду с диагональным преобладанием:\n";</w:t>
+      </w:r>
+    </w:p>
+    <w:p>
+      <w:pPr>
+        <w:pStyle w:val="BodyText"/>
+        <w:bidi w:val="0"/>
+        <w:rPr/>
+      </w:pPr>
+      <w:r>
+        <w:rPr/>
+        <w:t xml:space="preserve">    </w:t>
+      </w:r>
+      <w:r>
+        <w:rPr/>
+        <w:t>printMatrix(a);</w:t>
+      </w:r>
+    </w:p>
+    <w:p>
+      <w:pPr>
+        <w:pStyle w:val="BodyText"/>
+        <w:bidi w:val="0"/>
+        <w:rPr/>
+      </w:pPr>
+      <w:r>
+        <w:rPr/>
+      </w:r>
+    </w:p>
+    <w:p>
+      <w:pPr>
+        <w:pStyle w:val="BodyText"/>
+        <w:bidi w:val="0"/>
+        <w:rPr/>
+      </w:pPr>
+      <w:r>
+        <w:rPr/>
+        <w:t xml:space="preserve">    </w:t>
+      </w:r>
+      <w:r>
+        <w:rPr/>
+        <w:t>// --- Проверка условия сходимости ---</w:t>
+      </w:r>
+    </w:p>
+    <w:p>
+      <w:pPr>
+        <w:pStyle w:val="BodyText"/>
+        <w:bidi w:val="0"/>
+        <w:rPr/>
+      </w:pPr>
+      <w:r>
+        <w:rPr/>
+        <w:t xml:space="preserve">    </w:t>
+      </w:r>
+      <w:r>
+        <w:rPr/>
+        <w:t>cout &lt;&lt; "Проверка условия сходимости ||C||_inf &lt; 1:\n";</w:t>
+      </w:r>
+    </w:p>
+    <w:p>
+      <w:pPr>
+        <w:pStyle w:val="BodyText"/>
+        <w:bidi w:val="0"/>
+        <w:rPr/>
+      </w:pPr>
+      <w:r>
+        <w:rPr/>
+        <w:t xml:space="preserve">    </w:t>
+      </w:r>
+      <w:r>
+        <w:rPr/>
+        <w:t>double norm = 0;</w:t>
+      </w:r>
+    </w:p>
+    <w:p>
+      <w:pPr>
+        <w:pStyle w:val="BodyText"/>
+        <w:bidi w:val="0"/>
+        <w:rPr/>
+      </w:pPr>
+      <w:r>
+        <w:rPr/>
+        <w:t xml:space="preserve">    </w:t>
+      </w:r>
+      <w:r>
+        <w:rPr/>
+        <w:t>for (int i = 0; i &lt; n; i++) {</w:t>
+      </w:r>
+    </w:p>
+    <w:p>
+      <w:pPr>
+        <w:pStyle w:val="BodyText"/>
+        <w:bidi w:val="0"/>
+        <w:rPr/>
+      </w:pPr>
+      <w:r>
+        <w:rPr/>
+        <w:t xml:space="preserve">        </w:t>
+      </w:r>
+      <w:r>
+        <w:rPr/>
+        <w:t>double sum = 0;</w:t>
+      </w:r>
+    </w:p>
+    <w:p>
+      <w:pPr>
+        <w:pStyle w:val="BodyText"/>
+        <w:bidi w:val="0"/>
+        <w:rPr/>
+      </w:pPr>
+      <w:r>
+        <w:rPr/>
+        <w:t xml:space="preserve">        </w:t>
+      </w:r>
+      <w:r>
+        <w:rPr/>
+        <w:t>cout &lt;&lt; "  Строка " &lt;&lt; i + 1 &lt;&lt; ": ";</w:t>
+      </w:r>
+    </w:p>
+    <w:p>
+      <w:pPr>
+        <w:pStyle w:val="BodyText"/>
+        <w:bidi w:val="0"/>
+        <w:rPr/>
+      </w:pPr>
+      <w:r>
+        <w:rPr/>
+        <w:t xml:space="preserve">        </w:t>
+      </w:r>
+      <w:r>
+        <w:rPr/>
+        <w:t>for (int j = 0; j &lt; n; j++) {</w:t>
+      </w:r>
+    </w:p>
+    <w:p>
+      <w:pPr>
+        <w:pStyle w:val="BodyText"/>
+        <w:bidi w:val="0"/>
+        <w:rPr/>
+      </w:pPr>
+      <w:r>
+        <w:rPr/>
+        <w:t xml:space="preserve">            </w:t>
+      </w:r>
+      <w:r>
+        <w:rPr/>
+        <w:t>if (i == j) continue;</w:t>
+      </w:r>
+    </w:p>
+    <w:p>
+      <w:pPr>
+        <w:pStyle w:val="BodyText"/>
+        <w:bidi w:val="0"/>
+        <w:rPr/>
+      </w:pPr>
+      <w:r>
+        <w:rPr/>
+        <w:t xml:space="preserve">            </w:t>
+      </w:r>
+      <w:r>
+        <w:rPr/>
+        <w:t>double c = fabs(a[idx(i, j)] / a[idx(i, i)]);</w:t>
+      </w:r>
+    </w:p>
+    <w:p>
+      <w:pPr>
+        <w:pStyle w:val="BodyText"/>
+        <w:bidi w:val="0"/>
+        <w:rPr/>
+      </w:pPr>
+      <w:r>
+        <w:rPr/>
+        <w:t xml:space="preserve">            </w:t>
+      </w:r>
+      <w:r>
+        <w:rPr/>
+        <w:t>sum += c;</w:t>
+      </w:r>
+    </w:p>
+    <w:p>
+      <w:pPr>
+        <w:pStyle w:val="BodyText"/>
+        <w:bidi w:val="0"/>
+        <w:rPr/>
+      </w:pPr>
+      <w:r>
+        <w:rPr/>
+        <w:t xml:space="preserve">            </w:t>
+      </w:r>
+      <w:r>
+        <w:rPr/>
+        <w:t>cout &lt;&lt; "|a" &lt;&lt; i + 1 &lt;&lt; j + 1 &lt;&lt; "/a" &lt;&lt; i + 1 &lt;&lt; i + 1 &lt;&lt; "|";</w:t>
+      </w:r>
+    </w:p>
+    <w:p>
+      <w:pPr>
+        <w:pStyle w:val="BodyText"/>
+        <w:bidi w:val="0"/>
+        <w:rPr/>
+      </w:pPr>
+      <w:r>
+        <w:rPr/>
+        <w:t xml:space="preserve">            </w:t>
+      </w:r>
+      <w:r>
+        <w:rPr/>
+        <w:t>if (j &lt; n - 1) cout &lt;&lt; " + ";</w:t>
+      </w:r>
+    </w:p>
+    <w:p>
+      <w:pPr>
+        <w:pStyle w:val="BodyText"/>
+        <w:bidi w:val="0"/>
+        <w:rPr/>
+      </w:pPr>
+      <w:r>
+        <w:rPr/>
+        <w:t xml:space="preserve">        </w:t>
+      </w:r>
+      <w:r>
+        <w:rPr/>
+        <w:t>}</w:t>
+      </w:r>
+    </w:p>
+    <w:p>
+      <w:pPr>
+        <w:pStyle w:val="BodyText"/>
+        <w:bidi w:val="0"/>
+        <w:rPr/>
+      </w:pPr>
+      <w:r>
+        <w:rPr/>
+        <w:t xml:space="preserve">        </w:t>
+      </w:r>
+      <w:r>
+        <w:rPr/>
+        <w:t>cout &lt;&lt; " = " &lt;&lt; sum &lt;&lt; "\n";</w:t>
+      </w:r>
+    </w:p>
+    <w:p>
+      <w:pPr>
+        <w:pStyle w:val="BodyText"/>
+        <w:bidi w:val="0"/>
+        <w:rPr/>
+      </w:pPr>
+      <w:r>
+        <w:rPr/>
+        <w:t xml:space="preserve">        </w:t>
+      </w:r>
+      <w:r>
+        <w:rPr/>
+        <w:t>if (sum &gt; norm) norm = sum;</w:t>
+      </w:r>
+    </w:p>
+    <w:p>
+      <w:pPr>
+        <w:pStyle w:val="BodyText"/>
+        <w:bidi w:val="0"/>
+        <w:rPr/>
+      </w:pPr>
+      <w:r>
+        <w:rPr/>
+        <w:t xml:space="preserve">    </w:t>
+      </w:r>
+      <w:r>
+        <w:rPr/>
+        <w:t>}</w:t>
+      </w:r>
+    </w:p>
+    <w:p>
+      <w:pPr>
+        <w:pStyle w:val="BodyText"/>
+        <w:bidi w:val="0"/>
+        <w:rPr/>
+      </w:pPr>
+      <w:r>
+        <w:rPr/>
+        <w:t xml:space="preserve">    </w:t>
+      </w:r>
+      <w:r>
+        <w:rPr/>
+        <w:t>cout &lt;&lt; "Норма ||C||_inf = " &lt;&lt; norm;</w:t>
+      </w:r>
+    </w:p>
+    <w:p>
+      <w:pPr>
+        <w:pStyle w:val="BodyText"/>
+        <w:bidi w:val="0"/>
+        <w:rPr/>
+      </w:pPr>
+      <w:r>
+        <w:rPr/>
+        <w:t xml:space="preserve">    </w:t>
+      </w:r>
+      <w:r>
+        <w:rPr/>
+        <w:t>if (norm &lt; 1)</w:t>
+      </w:r>
+    </w:p>
+    <w:p>
+      <w:pPr>
+        <w:pStyle w:val="BodyText"/>
+        <w:bidi w:val="0"/>
+        <w:rPr/>
+      </w:pPr>
+      <w:r>
+        <w:rPr/>
+        <w:t xml:space="preserve">        </w:t>
+      </w:r>
+      <w:r>
+        <w:rPr/>
+        <w:t>cout &lt;&lt; " &lt; 1 — условие сходимости выполнено.\n\n";</w:t>
+      </w:r>
+    </w:p>
+    <w:p>
+      <w:pPr>
+        <w:pStyle w:val="BodyText"/>
+        <w:bidi w:val="0"/>
+        <w:rPr/>
+      </w:pPr>
+      <w:r>
+        <w:rPr/>
+        <w:t xml:space="preserve">    </w:t>
+      </w:r>
+      <w:r>
+        <w:rPr/>
+        <w:t>else</w:t>
+      </w:r>
+    </w:p>
+    <w:p>
+      <w:pPr>
+        <w:pStyle w:val="BodyText"/>
+        <w:bidi w:val="0"/>
+        <w:rPr/>
+      </w:pPr>
+      <w:r>
+        <w:rPr/>
+        <w:t xml:space="preserve">        </w:t>
+      </w:r>
+      <w:r>
+        <w:rPr/>
+        <w:t>cout &lt;&lt; " &gt;= 1 — условие сходимости НЕ выполнено!\n\n";</w:t>
+      </w:r>
+    </w:p>
+    <w:p>
+      <w:pPr>
+        <w:pStyle w:val="BodyText"/>
+        <w:bidi w:val="0"/>
+        <w:rPr/>
+      </w:pPr>
+      <w:r>
+        <w:rPr/>
+      </w:r>
+    </w:p>
+    <w:p>
+      <w:pPr>
+        <w:pStyle w:val="BodyText"/>
+        <w:bidi w:val="0"/>
+        <w:rPr/>
+      </w:pPr>
+      <w:r>
+        <w:rPr/>
+        <w:t xml:space="preserve">    </w:t>
+      </w:r>
+      <w:r>
+        <w:rPr/>
+        <w:t>// --- Приведение к виду x = Cx + d ---</w:t>
+      </w:r>
+    </w:p>
+    <w:p>
+      <w:pPr>
+        <w:pStyle w:val="BodyText"/>
+        <w:bidi w:val="0"/>
+        <w:rPr/>
+      </w:pPr>
+      <w:r>
+        <w:rPr/>
+        <w:t xml:space="preserve">    </w:t>
+      </w:r>
+      <w:r>
+        <w:rPr/>
+        <w:t>cout &lt;&lt; "Приведение к виду x = Cx + d:\n";</w:t>
+      </w:r>
+    </w:p>
+    <w:p>
+      <w:pPr>
+        <w:pStyle w:val="BodyText"/>
+        <w:bidi w:val="0"/>
+        <w:rPr/>
+      </w:pPr>
+      <w:r>
+        <w:rPr/>
+        <w:t xml:space="preserve">    </w:t>
+      </w:r>
+      <w:r>
+        <w:rPr/>
+        <w:t>for (int i = 0; i &lt; n; i++) {</w:t>
+      </w:r>
+    </w:p>
+    <w:p>
+      <w:pPr>
+        <w:pStyle w:val="BodyText"/>
+        <w:bidi w:val="0"/>
+        <w:rPr/>
+      </w:pPr>
+      <w:r>
+        <w:rPr/>
+        <w:t xml:space="preserve">        </w:t>
+      </w:r>
+      <w:r>
+        <w:rPr/>
+        <w:t>cout &lt;&lt; "  x" &lt;&lt; i + 1 &lt;&lt; " = ";</w:t>
+      </w:r>
+    </w:p>
+    <w:p>
+      <w:pPr>
+        <w:pStyle w:val="BodyText"/>
+        <w:bidi w:val="0"/>
+        <w:rPr/>
+      </w:pPr>
+      <w:r>
+        <w:rPr/>
+        <w:t xml:space="preserve">        </w:t>
+      </w:r>
+      <w:r>
+        <w:rPr/>
+        <w:t>bool first = true;</w:t>
+      </w:r>
+    </w:p>
+    <w:p>
+      <w:pPr>
+        <w:pStyle w:val="BodyText"/>
+        <w:bidi w:val="0"/>
+        <w:rPr/>
+      </w:pPr>
+      <w:r>
+        <w:rPr/>
+        <w:t xml:space="preserve">        </w:t>
+      </w:r>
+      <w:r>
+        <w:rPr/>
+        <w:t>for (int j = 0; j &lt; n; j++) {</w:t>
+      </w:r>
+    </w:p>
+    <w:p>
+      <w:pPr>
+        <w:pStyle w:val="BodyText"/>
+        <w:bidi w:val="0"/>
+        <w:rPr/>
+      </w:pPr>
+      <w:r>
+        <w:rPr/>
+        <w:t xml:space="preserve">            </w:t>
+      </w:r>
+      <w:r>
+        <w:rPr/>
+        <w:t>if (i == j) continue;</w:t>
+      </w:r>
+    </w:p>
+    <w:p>
+      <w:pPr>
+        <w:pStyle w:val="BodyText"/>
+        <w:bidi w:val="0"/>
+        <w:rPr/>
+      </w:pPr>
+      <w:r>
+        <w:rPr/>
+        <w:t xml:space="preserve">            </w:t>
+      </w:r>
+      <w:r>
+        <w:rPr/>
+        <w:t>double c = -a[idx(i, j)] / a[idx(i, i)];</w:t>
+      </w:r>
+    </w:p>
+    <w:p>
+      <w:pPr>
+        <w:pStyle w:val="BodyText"/>
+        <w:bidi w:val="0"/>
+        <w:rPr/>
+      </w:pPr>
+      <w:r>
+        <w:rPr/>
+        <w:t xml:space="preserve">            </w:t>
+      </w:r>
+      <w:r>
+        <w:rPr/>
+        <w:t>if (!first) cout &lt;&lt; (c &gt;= 0 ? " + " : " - ");</w:t>
+      </w:r>
+    </w:p>
+    <w:p>
+      <w:pPr>
+        <w:pStyle w:val="BodyText"/>
+        <w:bidi w:val="0"/>
+        <w:rPr/>
+      </w:pPr>
+      <w:r>
+        <w:rPr/>
+        <w:t xml:space="preserve">            </w:t>
+      </w:r>
+      <w:r>
+        <w:rPr/>
+        <w:t>else if (c &lt; 0) cout &lt;&lt; "-";</w:t>
+      </w:r>
+    </w:p>
+    <w:p>
+      <w:pPr>
+        <w:pStyle w:val="BodyText"/>
+        <w:bidi w:val="0"/>
+        <w:rPr/>
+      </w:pPr>
+      <w:r>
+        <w:rPr/>
+        <w:t xml:space="preserve">            </w:t>
+      </w:r>
+      <w:r>
+        <w:rPr/>
+        <w:t>cout &lt;&lt; fabs(c) &lt;&lt; "*x" &lt;&lt; j + 1;</w:t>
+      </w:r>
+    </w:p>
+    <w:p>
+      <w:pPr>
+        <w:pStyle w:val="BodyText"/>
+        <w:bidi w:val="0"/>
+        <w:rPr/>
+      </w:pPr>
+      <w:r>
+        <w:rPr/>
+        <w:t xml:space="preserve">            </w:t>
+      </w:r>
+      <w:r>
+        <w:rPr/>
+        <w:t>first = false;</w:t>
+      </w:r>
+    </w:p>
+    <w:p>
+      <w:pPr>
+        <w:pStyle w:val="BodyText"/>
+        <w:bidi w:val="0"/>
+        <w:rPr/>
+      </w:pPr>
+      <w:r>
+        <w:rPr/>
+        <w:t xml:space="preserve">        </w:t>
+      </w:r>
+      <w:r>
+        <w:rPr/>
+        <w:t>}</w:t>
+      </w:r>
+    </w:p>
+    <w:p>
+      <w:pPr>
+        <w:pStyle w:val="BodyText"/>
+        <w:bidi w:val="0"/>
+        <w:rPr/>
+      </w:pPr>
+      <w:r>
+        <w:rPr/>
+        <w:t xml:space="preserve">        </w:t>
+      </w:r>
+      <w:r>
+        <w:rPr/>
+        <w:t>double d = a[idx(i, n)] / a[idx(i, i)];</w:t>
+      </w:r>
+    </w:p>
+    <w:p>
+      <w:pPr>
+        <w:pStyle w:val="BodyText"/>
+        <w:bidi w:val="0"/>
+        <w:rPr/>
+      </w:pPr>
+      <w:r>
+        <w:rPr/>
+        <w:t xml:space="preserve">        </w:t>
+      </w:r>
+      <w:r>
+        <w:rPr/>
+        <w:t>cout &lt;&lt; (d &gt;= 0 ? " + " : " - ") &lt;&lt; fabs(d) &lt;&lt; "\n";</w:t>
+      </w:r>
+    </w:p>
+    <w:p>
+      <w:pPr>
+        <w:pStyle w:val="BodyText"/>
+        <w:bidi w:val="0"/>
+        <w:rPr/>
+      </w:pPr>
+      <w:r>
+        <w:rPr/>
+        <w:t xml:space="preserve">    </w:t>
+      </w:r>
+      <w:r>
+        <w:rPr/>
+        <w:t>}</w:t>
+      </w:r>
+    </w:p>
+    <w:p>
+      <w:pPr>
+        <w:pStyle w:val="BodyText"/>
+        <w:bidi w:val="0"/>
+        <w:rPr/>
+      </w:pPr>
+      <w:r>
+        <w:rPr/>
+        <w:t xml:space="preserve">    </w:t>
+      </w:r>
+      <w:r>
+        <w:rPr/>
+        <w:t>cout &lt;&lt; "\n";</w:t>
+      </w:r>
+    </w:p>
+    <w:p>
+      <w:pPr>
+        <w:pStyle w:val="BodyText"/>
+        <w:bidi w:val="0"/>
+        <w:rPr/>
+      </w:pPr>
+      <w:r>
+        <w:rPr/>
+      </w:r>
+    </w:p>
+    <w:p>
+      <w:pPr>
+        <w:pStyle w:val="BodyText"/>
+        <w:bidi w:val="0"/>
+        <w:rPr/>
+      </w:pPr>
+      <w:r>
+        <w:rPr/>
+        <w:t xml:space="preserve">    </w:t>
+      </w:r>
+      <w:r>
+        <w:rPr/>
+        <w:t>// --- Начальное приближение ---</w:t>
+      </w:r>
+    </w:p>
+    <w:p>
+      <w:pPr>
+        <w:pStyle w:val="BodyText"/>
+        <w:bidi w:val="0"/>
+        <w:rPr/>
+      </w:pPr>
+      <w:r>
+        <w:rPr/>
+        <w:t xml:space="preserve">    </w:t>
+      </w:r>
+      <w:r>
+        <w:rPr/>
+        <w:t>for (int i = 0; i &lt; n; i++) x[i] = 0;</w:t>
+      </w:r>
+    </w:p>
+    <w:p>
+      <w:pPr>
+        <w:pStyle w:val="BodyText"/>
+        <w:bidi w:val="0"/>
+        <w:rPr/>
+      </w:pPr>
+      <w:r>
+        <w:rPr/>
+        <w:t xml:space="preserve">    </w:t>
+      </w:r>
+      <w:r>
+        <w:rPr/>
+        <w:t>cout &lt;&lt; "Начальное приближение: x = (0, 0, 0)\n\n";</w:t>
+      </w:r>
+    </w:p>
+    <w:p>
+      <w:pPr>
+        <w:pStyle w:val="BodyText"/>
+        <w:bidi w:val="0"/>
+        <w:rPr/>
+      </w:pPr>
+      <w:r>
+        <w:rPr/>
+      </w:r>
+    </w:p>
+    <w:p>
+      <w:pPr>
+        <w:pStyle w:val="BodyText"/>
+        <w:bidi w:val="0"/>
+        <w:rPr/>
+      </w:pPr>
+      <w:r>
+        <w:rPr/>
+        <w:t xml:space="preserve">    </w:t>
+      </w:r>
+      <w:r>
+        <w:rPr/>
+        <w:t>cout &lt;&lt; "Итерации:\n";</w:t>
+      </w:r>
+    </w:p>
+    <w:p>
+      <w:pPr>
+        <w:pStyle w:val="BodyText"/>
+        <w:bidi w:val="0"/>
+        <w:rPr/>
+      </w:pPr>
+      <w:r>
+        <w:rPr/>
+        <w:t xml:space="preserve">    </w:t>
+      </w:r>
+      <w:r>
+        <w:rPr/>
+        <w:t>cout &lt;&lt; setw(4)  &lt;&lt; "k"</w:t>
+      </w:r>
+    </w:p>
+    <w:p>
+      <w:pPr>
+        <w:pStyle w:val="BodyText"/>
+        <w:bidi w:val="0"/>
+        <w:rPr/>
+      </w:pPr>
+      <w:r>
+        <w:rPr/>
+        <w:t xml:space="preserve">         </w:t>
+      </w:r>
+      <w:r>
+        <w:rPr/>
+        <w:t>&lt;&lt; setw(14) &lt;&lt; "x1"</w:t>
+      </w:r>
+    </w:p>
+    <w:p>
+      <w:pPr>
+        <w:pStyle w:val="BodyText"/>
+        <w:bidi w:val="0"/>
+        <w:rPr/>
+      </w:pPr>
+      <w:r>
+        <w:rPr/>
+        <w:t xml:space="preserve">         </w:t>
+      </w:r>
+      <w:r>
+        <w:rPr/>
+        <w:t>&lt;&lt; setw(14) &lt;&lt; "x2"</w:t>
+      </w:r>
+    </w:p>
+    <w:p>
+      <w:pPr>
+        <w:pStyle w:val="BodyText"/>
+        <w:bidi w:val="0"/>
+        <w:rPr/>
+      </w:pPr>
+      <w:r>
+        <w:rPr/>
+        <w:t xml:space="preserve">         </w:t>
+      </w:r>
+      <w:r>
+        <w:rPr/>
+        <w:t>&lt;&lt; setw(14) &lt;&lt; "x3"</w:t>
+      </w:r>
+    </w:p>
+    <w:p>
+      <w:pPr>
+        <w:pStyle w:val="BodyText"/>
+        <w:bidi w:val="0"/>
+        <w:rPr/>
+      </w:pPr>
+      <w:r>
+        <w:rPr/>
+        <w:t xml:space="preserve">         </w:t>
+      </w:r>
+      <w:r>
+        <w:rPr/>
+        <w:t>&lt;&lt; setw(16) &lt;&lt; " погрешность" &lt;&lt; endl;</w:t>
+      </w:r>
+    </w:p>
+    <w:p>
+      <w:pPr>
+        <w:pStyle w:val="BodyText"/>
+        <w:bidi w:val="0"/>
+        <w:rPr/>
+      </w:pPr>
+      <w:r>
+        <w:rPr/>
+        <w:t xml:space="preserve">    </w:t>
+      </w:r>
+      <w:r>
+        <w:rPr/>
+        <w:t>cout &lt;&lt; string(62, '-') &lt;&lt; endl;</w:t>
+      </w:r>
+    </w:p>
+    <w:p>
+      <w:pPr>
+        <w:pStyle w:val="BodyText"/>
+        <w:bidi w:val="0"/>
+        <w:rPr/>
+      </w:pPr>
+      <w:r>
+        <w:rPr/>
+      </w:r>
+    </w:p>
+    <w:p>
+      <w:pPr>
+        <w:pStyle w:val="BodyText"/>
+        <w:bidi w:val="0"/>
+        <w:rPr/>
+      </w:pPr>
+      <w:r>
+        <w:rPr/>
+        <w:t xml:space="preserve">    </w:t>
+      </w:r>
+      <w:r>
+        <w:rPr/>
+        <w:t>int iter = 0;</w:t>
+      </w:r>
+    </w:p>
+    <w:p>
+      <w:pPr>
+        <w:pStyle w:val="BodyText"/>
+        <w:bidi w:val="0"/>
+        <w:rPr/>
+      </w:pPr>
+      <w:r>
+        <w:rPr/>
+        <w:t xml:space="preserve">    </w:t>
+      </w:r>
+      <w:r>
+        <w:rPr/>
+        <w:t>double error;</w:t>
+      </w:r>
+    </w:p>
+    <w:p>
+      <w:pPr>
+        <w:pStyle w:val="BodyText"/>
+        <w:bidi w:val="0"/>
+        <w:rPr/>
+      </w:pPr>
+      <w:r>
+        <w:rPr/>
+        <w:t xml:space="preserve">    </w:t>
+      </w:r>
+      <w:r>
+        <w:rPr/>
+        <w:t>do {</w:t>
+      </w:r>
+    </w:p>
+    <w:p>
+      <w:pPr>
+        <w:pStyle w:val="BodyText"/>
+        <w:bidi w:val="0"/>
+        <w:rPr/>
+      </w:pPr>
+      <w:r>
+        <w:rPr/>
+        <w:t xml:space="preserve">        </w:t>
+      </w:r>
+      <w:r>
+        <w:rPr/>
+        <w:t>double x_old[n];</w:t>
+      </w:r>
+    </w:p>
+    <w:p>
+      <w:pPr>
+        <w:pStyle w:val="BodyText"/>
+        <w:bidi w:val="0"/>
+        <w:rPr/>
+      </w:pPr>
+      <w:r>
+        <w:rPr/>
+        <w:t xml:space="preserve">        </w:t>
+      </w:r>
+      <w:r>
+        <w:rPr/>
+        <w:t>for (int i = 0; i &lt; n; i++) x_old[i] = x[i];</w:t>
+      </w:r>
+    </w:p>
+    <w:p>
+      <w:pPr>
+        <w:pStyle w:val="BodyText"/>
+        <w:bidi w:val="0"/>
+        <w:rPr/>
+      </w:pPr>
+      <w:r>
+        <w:rPr/>
+      </w:r>
+    </w:p>
+    <w:p>
+      <w:pPr>
+        <w:pStyle w:val="BodyText"/>
+        <w:bidi w:val="0"/>
+        <w:rPr/>
+      </w:pPr>
+      <w:r>
+        <w:rPr/>
+        <w:t xml:space="preserve">        </w:t>
+      </w:r>
+      <w:r>
+        <w:rPr/>
+        <w:t>cout &lt;&lt; "\nИтерация " &lt;&lt; iter + 1 &lt;&lt; ":\n";</w:t>
+      </w:r>
+    </w:p>
+    <w:p>
+      <w:pPr>
+        <w:pStyle w:val="BodyText"/>
+        <w:bidi w:val="0"/>
+        <w:rPr/>
+      </w:pPr>
+      <w:r>
+        <w:rPr/>
+      </w:r>
+    </w:p>
+    <w:p>
+      <w:pPr>
+        <w:pStyle w:val="BodyText"/>
+        <w:bidi w:val="0"/>
+        <w:rPr/>
+      </w:pPr>
+      <w:r>
+        <w:rPr/>
+        <w:t xml:space="preserve">        </w:t>
+      </w:r>
+      <w:r>
+        <w:rPr/>
+        <w:t>for (int i = 0; i &lt; n; i++) {</w:t>
+      </w:r>
+    </w:p>
+    <w:p>
+      <w:pPr>
+        <w:pStyle w:val="BodyText"/>
+        <w:bidi w:val="0"/>
+        <w:rPr/>
+      </w:pPr>
+      <w:r>
+        <w:rPr/>
+        <w:t xml:space="preserve">            </w:t>
+      </w:r>
+      <w:r>
+        <w:rPr/>
+        <w:t>double sum = a[idx(i, n)] / a[idx(i, i)];</w:t>
+      </w:r>
+    </w:p>
+    <w:p>
+      <w:pPr>
+        <w:pStyle w:val="BodyText"/>
+        <w:bidi w:val="0"/>
+        <w:rPr/>
+      </w:pPr>
+      <w:r>
+        <w:rPr/>
+        <w:t xml:space="preserve">            </w:t>
+      </w:r>
+      <w:r>
+        <w:rPr/>
+        <w:t>cout &lt;&lt; "  x" &lt;&lt; i + 1 &lt;&lt; " = " &lt;&lt; a[idx(i, n)] &lt;&lt; "/"</w:t>
+      </w:r>
+    </w:p>
+    <w:p>
+      <w:pPr>
+        <w:pStyle w:val="BodyText"/>
+        <w:bidi w:val="0"/>
+        <w:rPr/>
+      </w:pPr>
+      <w:r>
+        <w:rPr/>
+        <w:t xml:space="preserve">                 </w:t>
+      </w:r>
+      <w:r>
+        <w:rPr/>
+        <w:t>&lt;&lt; a[idx(i, i)];</w:t>
+      </w:r>
+    </w:p>
+    <w:p>
+      <w:pPr>
+        <w:pStyle w:val="BodyText"/>
+        <w:bidi w:val="0"/>
+        <w:rPr/>
+      </w:pPr>
+      <w:r>
+        <w:rPr/>
+      </w:r>
+    </w:p>
+    <w:p>
+      <w:pPr>
+        <w:pStyle w:val="BodyText"/>
+        <w:bidi w:val="0"/>
+        <w:rPr/>
+      </w:pPr>
+      <w:r>
+        <w:rPr/>
+        <w:t xml:space="preserve">            </w:t>
+      </w:r>
+      <w:r>
+        <w:rPr/>
+        <w:t>for (int j = 0; j &lt; n; j++) {</w:t>
+      </w:r>
+    </w:p>
+    <w:p>
+      <w:pPr>
+        <w:pStyle w:val="BodyText"/>
+        <w:bidi w:val="0"/>
+        <w:rPr/>
+      </w:pPr>
+      <w:r>
+        <w:rPr/>
+        <w:t xml:space="preserve">                </w:t>
+      </w:r>
+      <w:r>
+        <w:rPr/>
+        <w:t>if (i == j) continue;</w:t>
+      </w:r>
+    </w:p>
+    <w:p>
+      <w:pPr>
+        <w:pStyle w:val="BodyText"/>
+        <w:bidi w:val="0"/>
+        <w:rPr/>
+      </w:pPr>
+      <w:r>
+        <w:rPr/>
+        <w:t xml:space="preserve">                </w:t>
+      </w:r>
+      <w:r>
+        <w:rPr/>
+        <w:t>double c = -a[idx(i, j)] / a[idx(i, i)];</w:t>
+      </w:r>
+    </w:p>
+    <w:p>
+      <w:pPr>
+        <w:pStyle w:val="BodyText"/>
+        <w:bidi w:val="0"/>
+        <w:rPr/>
+      </w:pPr>
+      <w:r>
+        <w:rPr/>
+        <w:t xml:space="preserve">                </w:t>
+      </w:r>
+      <w:r>
+        <w:rPr/>
+        <w:t>double val = (j &lt; i) ? x[j] : x_old[j]; // новые или старые</w:t>
+      </w:r>
+    </w:p>
+    <w:p>
+      <w:pPr>
+        <w:pStyle w:val="BodyText"/>
+        <w:bidi w:val="0"/>
+        <w:rPr/>
+      </w:pPr>
+      <w:r>
+        <w:rPr/>
+        <w:t xml:space="preserve">                </w:t>
+      </w:r>
+      <w:r>
+        <w:rPr/>
+        <w:t>cout &lt;&lt; (c &gt;= 0 ? " + " : " - ")</w:t>
+      </w:r>
+    </w:p>
+    <w:p>
+      <w:pPr>
+        <w:pStyle w:val="BodyText"/>
+        <w:bidi w:val="0"/>
+        <w:rPr/>
+      </w:pPr>
+      <w:r>
+        <w:rPr/>
+        <w:t xml:space="preserve">                     </w:t>
+      </w:r>
+      <w:r>
+        <w:rPr/>
+        <w:t>&lt;&lt; fabs(c) &lt;&lt; "*" &lt;&lt; val;</w:t>
+      </w:r>
+    </w:p>
+    <w:p>
+      <w:pPr>
+        <w:pStyle w:val="BodyText"/>
+        <w:bidi w:val="0"/>
+        <w:rPr/>
+      </w:pPr>
+      <w:r>
+        <w:rPr/>
+        <w:t xml:space="preserve">                </w:t>
+      </w:r>
+      <w:r>
+        <w:rPr/>
+        <w:t>sum += c * val;</w:t>
+      </w:r>
+    </w:p>
+    <w:p>
+      <w:pPr>
+        <w:pStyle w:val="BodyText"/>
+        <w:bidi w:val="0"/>
+        <w:rPr/>
+      </w:pPr>
+      <w:r>
+        <w:rPr/>
+        <w:t xml:space="preserve">            </w:t>
+      </w:r>
+      <w:r>
+        <w:rPr/>
+        <w:t>}</w:t>
+      </w:r>
+    </w:p>
+    <w:p>
+      <w:pPr>
+        <w:pStyle w:val="BodyText"/>
+        <w:bidi w:val="0"/>
+        <w:rPr/>
+      </w:pPr>
+      <w:r>
+        <w:rPr/>
+        <w:t xml:space="preserve">            </w:t>
+      </w:r>
+      <w:r>
+        <w:rPr/>
+        <w:t>x[i] = sum;</w:t>
+      </w:r>
+    </w:p>
+    <w:p>
+      <w:pPr>
+        <w:pStyle w:val="BodyText"/>
+        <w:bidi w:val="0"/>
+        <w:rPr/>
+      </w:pPr>
+      <w:r>
+        <w:rPr/>
+        <w:t xml:space="preserve">            </w:t>
+      </w:r>
+      <w:r>
+        <w:rPr/>
+        <w:t>cout &lt;&lt; " = " &lt;&lt; x[i] &lt;&lt; "\n";</w:t>
+      </w:r>
+    </w:p>
+    <w:p>
+      <w:pPr>
+        <w:pStyle w:val="BodyText"/>
+        <w:bidi w:val="0"/>
+        <w:rPr/>
+      </w:pPr>
+      <w:r>
+        <w:rPr/>
+        <w:t xml:space="preserve">        </w:t>
+      </w:r>
+      <w:r>
+        <w:rPr/>
+        <w:t>}</w:t>
+      </w:r>
+    </w:p>
+    <w:p>
+      <w:pPr>
+        <w:pStyle w:val="BodyText"/>
+        <w:bidi w:val="0"/>
+        <w:rPr/>
+      </w:pPr>
+      <w:r>
+        <w:rPr/>
+      </w:r>
+    </w:p>
+    <w:p>
+      <w:pPr>
+        <w:pStyle w:val="BodyText"/>
+        <w:bidi w:val="0"/>
+        <w:rPr/>
+      </w:pPr>
+      <w:r>
+        <w:rPr/>
+        <w:t xml:space="preserve">        </w:t>
+      </w:r>
+      <w:r>
+        <w:rPr/>
+        <w:t>iter++;</w:t>
+      </w:r>
+    </w:p>
+    <w:p>
+      <w:pPr>
+        <w:pStyle w:val="BodyText"/>
+        <w:bidi w:val="0"/>
+        <w:rPr/>
+      </w:pPr>
+      <w:r>
+        <w:rPr/>
+        <w:t xml:space="preserve">        </w:t>
+      </w:r>
+      <w:r>
+        <w:rPr/>
+        <w:t>error = 0;</w:t>
+      </w:r>
+    </w:p>
+    <w:p>
+      <w:pPr>
+        <w:pStyle w:val="BodyText"/>
+        <w:bidi w:val="0"/>
+        <w:rPr/>
+      </w:pPr>
+      <w:r>
+        <w:rPr/>
+        <w:t xml:space="preserve">        </w:t>
+      </w:r>
+      <w:r>
+        <w:rPr/>
+        <w:t>for (int i = 0; i &lt; n; i++) error += fabs(x[i] - x_old[i]);</w:t>
+      </w:r>
+    </w:p>
+    <w:p>
+      <w:pPr>
+        <w:pStyle w:val="BodyText"/>
+        <w:bidi w:val="0"/>
+        <w:rPr/>
+      </w:pPr>
+      <w:r>
+        <w:rPr/>
+      </w:r>
+    </w:p>
+    <w:p>
+      <w:pPr>
+        <w:pStyle w:val="BodyText"/>
+        <w:bidi w:val="0"/>
+        <w:rPr/>
+      </w:pPr>
+      <w:r>
+        <w:rPr/>
+        <w:t xml:space="preserve">        </w:t>
+      </w:r>
+      <w:r>
+        <w:rPr/>
+        <w:t>cout &lt;&lt; "  Погрешность: ";</w:t>
+      </w:r>
+    </w:p>
+    <w:p>
+      <w:pPr>
+        <w:pStyle w:val="BodyText"/>
+        <w:bidi w:val="0"/>
+        <w:rPr/>
+      </w:pPr>
+      <w:r>
+        <w:rPr/>
+        <w:t xml:space="preserve">        </w:t>
+      </w:r>
+      <w:r>
+        <w:rPr/>
+        <w:t>for (int i = 0; i &lt; n; i++) {</w:t>
+      </w:r>
+    </w:p>
+    <w:p>
+      <w:pPr>
+        <w:pStyle w:val="BodyText"/>
+        <w:bidi w:val="0"/>
+        <w:rPr/>
+      </w:pPr>
+      <w:r>
+        <w:rPr/>
+        <w:t xml:space="preserve">            </w:t>
+      </w:r>
+      <w:r>
+        <w:rPr/>
+        <w:t>cout &lt;&lt; "|x" &lt;&lt; i + 1 &lt;&lt; " - x" &lt;&lt; i + 1 &lt;&lt; "_old|";</w:t>
+      </w:r>
+    </w:p>
+    <w:p>
+      <w:pPr>
+        <w:pStyle w:val="BodyText"/>
+        <w:bidi w:val="0"/>
+        <w:rPr/>
+      </w:pPr>
+      <w:r>
+        <w:rPr/>
+        <w:t xml:space="preserve">            </w:t>
+      </w:r>
+      <w:r>
+        <w:rPr/>
+        <w:t>if (i &lt; n - 1) cout &lt;&lt; " + ";</w:t>
+      </w:r>
+    </w:p>
+    <w:p>
+      <w:pPr>
+        <w:pStyle w:val="BodyText"/>
+        <w:bidi w:val="0"/>
+        <w:rPr/>
+      </w:pPr>
+      <w:r>
+        <w:rPr/>
+        <w:t xml:space="preserve">        </w:t>
+      </w:r>
+      <w:r>
+        <w:rPr/>
+        <w:t>}</w:t>
+      </w:r>
+    </w:p>
+    <w:p>
+      <w:pPr>
+        <w:pStyle w:val="BodyText"/>
+        <w:bidi w:val="0"/>
+        <w:rPr/>
+      </w:pPr>
+      <w:r>
+        <w:rPr/>
+        <w:t xml:space="preserve">        </w:t>
+      </w:r>
+      <w:r>
+        <w:rPr/>
+        <w:t>cout &lt;&lt; " = " &lt;&lt; error &lt;&lt; "\n";</w:t>
+      </w:r>
+    </w:p>
+    <w:p>
+      <w:pPr>
+        <w:pStyle w:val="BodyText"/>
+        <w:bidi w:val="0"/>
+        <w:rPr/>
+      </w:pPr>
+      <w:r>
+        <w:rPr/>
+      </w:r>
+    </w:p>
+    <w:p>
+      <w:pPr>
+        <w:pStyle w:val="BodyText"/>
+        <w:bidi w:val="0"/>
+        <w:rPr/>
+      </w:pPr>
+      <w:r>
+        <w:rPr/>
+        <w:t xml:space="preserve">        </w:t>
+      </w:r>
+      <w:r>
+        <w:rPr/>
+        <w:t>cout &lt;&lt; setw(4)  &lt;&lt; iter;</w:t>
+      </w:r>
+    </w:p>
+    <w:p>
+      <w:pPr>
+        <w:pStyle w:val="BodyText"/>
+        <w:bidi w:val="0"/>
+        <w:rPr/>
+      </w:pPr>
+      <w:r>
+        <w:rPr/>
+        <w:t xml:space="preserve">        </w:t>
+      </w:r>
+      <w:r>
+        <w:rPr/>
+        <w:t>for (int i = 0; i &lt; n; i++)</w:t>
+      </w:r>
+    </w:p>
+    <w:p>
+      <w:pPr>
+        <w:pStyle w:val="BodyText"/>
+        <w:bidi w:val="0"/>
+        <w:rPr/>
+      </w:pPr>
+      <w:r>
+        <w:rPr/>
+        <w:t xml:space="preserve">            </w:t>
+      </w:r>
+      <w:r>
+        <w:rPr/>
+        <w:t>cout &lt;&lt; setw(14) &lt;&lt; setprecision(6) &lt;&lt; fixed &lt;&lt; x[i];</w:t>
+      </w:r>
+    </w:p>
+    <w:p>
+      <w:pPr>
+        <w:pStyle w:val="BodyText"/>
+        <w:bidi w:val="0"/>
+        <w:rPr/>
+      </w:pPr>
+      <w:r>
+        <w:rPr/>
+        <w:t xml:space="preserve">        </w:t>
+      </w:r>
+      <w:r>
+        <w:rPr/>
+        <w:t>cout &lt;&lt; setw(16) &lt;&lt; setprecision(6) &lt;&lt; fixed &lt;&lt; error &lt;&lt; endl;</w:t>
+      </w:r>
+    </w:p>
+    <w:p>
+      <w:pPr>
+        <w:pStyle w:val="BodyText"/>
+        <w:bidi w:val="0"/>
+        <w:rPr/>
+      </w:pPr>
+      <w:r>
+        <w:rPr/>
+      </w:r>
+    </w:p>
+    <w:p>
+      <w:pPr>
+        <w:pStyle w:val="BodyText"/>
+        <w:bidi w:val="0"/>
+        <w:rPr/>
+      </w:pPr>
+      <w:r>
+        <w:rPr/>
+        <w:t xml:space="preserve">        </w:t>
+      </w:r>
+      <w:r>
+        <w:rPr/>
+        <w:t>if (error &lt;= eps) {</w:t>
+      </w:r>
+    </w:p>
+    <w:p>
+      <w:pPr>
+        <w:pStyle w:val="BodyText"/>
+        <w:bidi w:val="0"/>
+        <w:rPr/>
+      </w:pPr>
+      <w:r>
+        <w:rPr/>
+        <w:t xml:space="preserve">            </w:t>
+      </w:r>
+      <w:r>
+        <w:rPr/>
+        <w:t>cout &lt;&lt; "\nПогрешность " &lt;&lt; error &lt;&lt; " &lt;= " &lt;&lt; eps</w:t>
+      </w:r>
+    </w:p>
+    <w:p>
+      <w:pPr>
+        <w:pStyle w:val="BodyText"/>
+        <w:bidi w:val="0"/>
+        <w:rPr/>
+      </w:pPr>
+      <w:r>
+        <w:rPr/>
+        <w:t xml:space="preserve">                 </w:t>
+      </w:r>
+      <w:r>
+        <w:rPr/>
+        <w:t>&lt;&lt; " — итерации завершены.\n";</w:t>
+      </w:r>
+    </w:p>
+    <w:p>
+      <w:pPr>
+        <w:pStyle w:val="BodyText"/>
+        <w:bidi w:val="0"/>
+        <w:rPr/>
+      </w:pPr>
+      <w:r>
+        <w:rPr/>
+        <w:t xml:space="preserve">            </w:t>
+      </w:r>
+      <w:r>
+        <w:rPr/>
+        <w:t>break;</w:t>
+      </w:r>
+    </w:p>
+    <w:p>
+      <w:pPr>
+        <w:pStyle w:val="BodyText"/>
+        <w:bidi w:val="0"/>
+        <w:rPr/>
+      </w:pPr>
+      <w:r>
+        <w:rPr/>
+        <w:t xml:space="preserve">        </w:t>
+      </w:r>
+      <w:r>
+        <w:rPr/>
+        <w:t>}</w:t>
+      </w:r>
+    </w:p>
+    <w:p>
+      <w:pPr>
+        <w:pStyle w:val="BodyText"/>
+        <w:bidi w:val="0"/>
+        <w:rPr/>
+      </w:pPr>
+      <w:r>
+        <w:rPr/>
+        <w:t xml:space="preserve">    </w:t>
+      </w:r>
+      <w:r>
+        <w:rPr/>
+        <w:t>} while (true);</w:t>
+      </w:r>
+    </w:p>
+    <w:p>
+      <w:pPr>
+        <w:pStyle w:val="BodyText"/>
+        <w:bidi w:val="0"/>
+        <w:rPr/>
+      </w:pPr>
+      <w:r>
+        <w:rPr/>
+        <w:t>}</w:t>
+      </w:r>
+    </w:p>
+    <w:p>
+      <w:pPr>
+        <w:pStyle w:val="BodyText"/>
+        <w:bidi w:val="0"/>
+        <w:rPr/>
+      </w:pPr>
+      <w:r>
+        <w:rPr/>
+        <w:t>int main() {</w:t>
+      </w:r>
+    </w:p>
+    <w:p>
+      <w:pPr>
+        <w:pStyle w:val="BodyText"/>
+        <w:bidi w:val="0"/>
+        <w:rPr/>
+      </w:pPr>
+      <w:r>
+        <w:rPr/>
+        <w:t xml:space="preserve">    </w:t>
+      </w:r>
+      <w:r>
+        <w:rPr/>
+        <w:t>double a[n * m];</w:t>
+      </w:r>
+    </w:p>
+    <w:p>
+      <w:pPr>
+        <w:pStyle w:val="BodyText"/>
+        <w:bidi w:val="0"/>
+        <w:rPr/>
+      </w:pPr>
+      <w:r>
+        <w:rPr/>
+        <w:t xml:space="preserve">    </w:t>
+      </w:r>
+      <w:r>
+        <w:rPr/>
+        <w:t>cout &lt;&lt; "Введите матрицу " &lt;&lt; n &lt;&lt; "x" &lt;&lt; m &lt;&lt; ":" &lt;&lt; endl;</w:t>
+      </w:r>
+    </w:p>
+    <w:p>
+      <w:pPr>
+        <w:pStyle w:val="BodyText"/>
+        <w:bidi w:val="0"/>
+        <w:rPr/>
+      </w:pPr>
+      <w:r>
+        <w:rPr/>
+        <w:t xml:space="preserve">    </w:t>
+      </w:r>
+      <w:r>
+        <w:rPr/>
+        <w:t>for (int i = 0; i &lt; n; i++)</w:t>
+      </w:r>
+    </w:p>
+    <w:p>
+      <w:pPr>
+        <w:pStyle w:val="BodyText"/>
+        <w:bidi w:val="0"/>
+        <w:rPr/>
+      </w:pPr>
+      <w:r>
+        <w:rPr/>
+        <w:t xml:space="preserve">        </w:t>
+      </w:r>
+      <w:r>
+        <w:rPr/>
+        <w:t>for (int j = 0; j &lt; m; j++)</w:t>
+      </w:r>
+    </w:p>
+    <w:p>
+      <w:pPr>
+        <w:pStyle w:val="BodyText"/>
+        <w:bidi w:val="0"/>
+        <w:rPr/>
+      </w:pPr>
+      <w:r>
+        <w:rPr/>
+        <w:t xml:space="preserve">            </w:t>
+      </w:r>
+      <w:r>
+        <w:rPr/>
+        <w:t>cin &gt;&gt; a[idx(i, j)];</w:t>
+      </w:r>
+    </w:p>
+    <w:p>
+      <w:pPr>
+        <w:pStyle w:val="BodyText"/>
+        <w:bidi w:val="0"/>
+        <w:rPr/>
+      </w:pPr>
+      <w:r>
+        <w:rPr/>
+      </w:r>
+    </w:p>
+    <w:p>
+      <w:pPr>
+        <w:pStyle w:val="BodyText"/>
+        <w:bidi w:val="0"/>
+        <w:rPr/>
+      </w:pPr>
+      <w:r>
+        <w:rPr/>
+        <w:t xml:space="preserve">    </w:t>
+      </w:r>
+      <w:r>
+        <w:rPr/>
+        <w:t>double a1[n * m], a2[n * m];</w:t>
+      </w:r>
+    </w:p>
+    <w:p>
+      <w:pPr>
+        <w:pStyle w:val="BodyText"/>
+        <w:bidi w:val="0"/>
+        <w:rPr/>
+      </w:pPr>
+      <w:r>
+        <w:rPr/>
+        <w:t xml:space="preserve">    </w:t>
+      </w:r>
+      <w:r>
+        <w:rPr/>
+        <w:t>for (int i = 0; i &lt; n * m; i++) a1[i] = a2[i] = a[i];</w:t>
+      </w:r>
+    </w:p>
+    <w:p>
+      <w:pPr>
+        <w:pStyle w:val="BodyText"/>
+        <w:bidi w:val="0"/>
+        <w:rPr/>
+      </w:pPr>
+      <w:r>
+        <w:rPr/>
+      </w:r>
+    </w:p>
+    <w:p>
+      <w:pPr>
+        <w:pStyle w:val="BodyText"/>
+        <w:bidi w:val="0"/>
+        <w:rPr/>
+      </w:pPr>
+      <w:r>
+        <w:rPr/>
+        <w:t xml:space="preserve">    </w:t>
+      </w:r>
+      <w:r>
+        <w:rPr/>
+        <w:t>double x1[n], x2[n];</w:t>
+      </w:r>
+    </w:p>
+    <w:p>
+      <w:pPr>
+        <w:pStyle w:val="BodyText"/>
+        <w:bidi w:val="0"/>
+        <w:rPr/>
+      </w:pPr>
+      <w:r>
+        <w:rPr/>
+        <w:t xml:space="preserve">    </w:t>
+      </w:r>
+      <w:r>
+        <w:rPr/>
+        <w:t>gaussJordan(a1, x1);</w:t>
+      </w:r>
+    </w:p>
+    <w:p>
+      <w:pPr>
+        <w:pStyle w:val="BodyText"/>
+        <w:bidi w:val="0"/>
+        <w:rPr/>
+      </w:pPr>
+      <w:r>
+        <w:rPr/>
+      </w:r>
+    </w:p>
+    <w:p>
+      <w:pPr>
+        <w:pStyle w:val="BodyText"/>
+        <w:bidi w:val="0"/>
+        <w:rPr/>
+      </w:pPr>
+      <w:r>
+        <w:rPr/>
+        <w:t xml:space="preserve">    </w:t>
+      </w:r>
+      <w:r>
+        <w:rPr/>
+        <w:t>cout &lt;&lt; "Решение (Гаусс): ";</w:t>
+      </w:r>
+    </w:p>
+    <w:p>
+      <w:pPr>
+        <w:pStyle w:val="BodyText"/>
+        <w:bidi w:val="0"/>
+        <w:rPr/>
+      </w:pPr>
+      <w:r>
+        <w:rPr/>
+        <w:t xml:space="preserve">    </w:t>
+      </w:r>
+      <w:r>
+        <w:rPr/>
+        <w:t>for (int i = 0; i &lt; n; i++) cout &lt;&lt; x1[i] &lt;&lt; " ";</w:t>
+      </w:r>
+    </w:p>
+    <w:p>
+      <w:pPr>
+        <w:pStyle w:val="BodyText"/>
+        <w:bidi w:val="0"/>
+        <w:rPr/>
+      </w:pPr>
+      <w:r>
+        <w:rPr/>
+        <w:t xml:space="preserve">    </w:t>
+      </w:r>
+      <w:r>
+        <w:rPr/>
+        <w:t>cout &lt;&lt; endl;</w:t>
+      </w:r>
+    </w:p>
+    <w:p>
+      <w:pPr>
+        <w:pStyle w:val="BodyText"/>
+        <w:bidi w:val="0"/>
+        <w:rPr/>
+      </w:pPr>
+      <w:r>
+        <w:rPr/>
+      </w:r>
+    </w:p>
+    <w:p>
+      <w:pPr>
+        <w:pStyle w:val="BodyText"/>
+        <w:bidi w:val="0"/>
+        <w:rPr/>
+      </w:pPr>
+      <w:r>
+        <w:rPr/>
+        <w:t xml:space="preserve">    </w:t>
+      </w:r>
+      <w:r>
+        <w:rPr/>
+        <w:t>// Преобразование системы для сходимости Зейделя</w:t>
+      </w:r>
+    </w:p>
+    <w:p>
+      <w:pPr>
+        <w:pStyle w:val="BodyText"/>
+        <w:bidi w:val="0"/>
+        <w:rPr/>
+      </w:pPr>
+      <w:r>
+        <w:rPr/>
+        <w:t xml:space="preserve">    </w:t>
+      </w:r>
+      <w:r>
+        <w:rPr/>
+        <w:t>for (int j = 0; j &lt; m; j++) {</w:t>
+      </w:r>
+    </w:p>
+    <w:p>
+      <w:pPr>
+        <w:pStyle w:val="BodyText"/>
+        <w:bidi w:val="0"/>
+        <w:rPr/>
+      </w:pPr>
+      <w:r>
+        <w:rPr/>
+        <w:t xml:space="preserve">        </w:t>
+      </w:r>
+      <w:r>
+        <w:rPr/>
+        <w:t>a2[idx(0, j)] = a[idx(1, j)] + a[idx(2, j)];</w:t>
+      </w:r>
+    </w:p>
+    <w:p>
+      <w:pPr>
+        <w:pStyle w:val="BodyText"/>
+        <w:bidi w:val="0"/>
+        <w:rPr/>
+      </w:pPr>
+      <w:r>
+        <w:rPr/>
+        <w:t xml:space="preserve">        </w:t>
+      </w:r>
+      <w:r>
+        <w:rPr/>
+        <w:t>a2[idx(1, j)] = a[idx(0, j)] + a[idx(1, j)];</w:t>
+      </w:r>
+    </w:p>
+    <w:p>
+      <w:pPr>
+        <w:pStyle w:val="BodyText"/>
+        <w:bidi w:val="0"/>
+        <w:rPr/>
+      </w:pPr>
+      <w:r>
+        <w:rPr/>
+        <w:t xml:space="preserve">        </w:t>
+      </w:r>
+      <w:r>
+        <w:rPr/>
+        <w:t>a2[idx(2, j)] = a[idx(0, j)];</w:t>
+      </w:r>
+    </w:p>
+    <w:p>
+      <w:pPr>
+        <w:pStyle w:val="BodyText"/>
+        <w:bidi w:val="0"/>
+        <w:rPr/>
+      </w:pPr>
+      <w:r>
+        <w:rPr/>
+        <w:t xml:space="preserve">    </w:t>
+      </w:r>
+      <w:r>
+        <w:rPr/>
+        <w:t>}</w:t>
+      </w:r>
+    </w:p>
+    <w:p>
+      <w:pPr>
+        <w:pStyle w:val="BodyText"/>
+        <w:bidi w:val="0"/>
+        <w:rPr/>
+      </w:pPr>
+      <w:r>
+        <w:rPr/>
+      </w:r>
+    </w:p>
+    <w:p>
+      <w:pPr>
+        <w:pStyle w:val="BodyText"/>
+        <w:bidi w:val="0"/>
+        <w:rPr/>
+      </w:pPr>
+      <w:r>
+        <w:rPr/>
+        <w:t xml:space="preserve">    </w:t>
+      </w:r>
+      <w:r>
+        <w:rPr/>
+        <w:t>seidel(a2, x2, EPS);</w:t>
+      </w:r>
+    </w:p>
+    <w:p>
+      <w:pPr>
+        <w:pStyle w:val="BodyText"/>
+        <w:bidi w:val="0"/>
+        <w:rPr/>
+      </w:pPr>
+      <w:r>
+        <w:rPr/>
+      </w:r>
+    </w:p>
+    <w:p>
+      <w:pPr>
+        <w:pStyle w:val="BodyText"/>
+        <w:bidi w:val="0"/>
+        <w:rPr/>
+      </w:pPr>
+      <w:r>
+        <w:rPr/>
+        <w:t xml:space="preserve">    </w:t>
+      </w:r>
+      <w:r>
+        <w:rPr/>
+        <w:t>cout &lt;&lt; "Решение (Зейдель): ";</w:t>
+      </w:r>
+    </w:p>
+    <w:p>
+      <w:pPr>
+        <w:pStyle w:val="BodyText"/>
+        <w:bidi w:val="0"/>
+        <w:rPr/>
+      </w:pPr>
+      <w:r>
+        <w:rPr/>
+        <w:t xml:space="preserve">    </w:t>
+      </w:r>
+      <w:r>
+        <w:rPr/>
+        <w:t>for (int i = 0; i &lt; n; i++) cout &lt;&lt; x2[i] &lt;&lt; " ";</w:t>
+      </w:r>
+    </w:p>
+    <w:p>
+      <w:pPr>
+        <w:pStyle w:val="BodyText"/>
+        <w:bidi w:val="0"/>
+        <w:rPr/>
+      </w:pPr>
+      <w:r>
+        <w:rPr/>
+        <w:t xml:space="preserve">    </w:t>
+      </w:r>
+      <w:r>
+        <w:rPr/>
+        <w:t>cout &lt;&lt; endl;</w:t>
+      </w:r>
+    </w:p>
+    <w:p>
+      <w:pPr>
+        <w:pStyle w:val="BodyText"/>
+        <w:bidi w:val="0"/>
+        <w:rPr/>
+      </w:pPr>
+      <w:r>
+        <w:rPr/>
+      </w:r>
+    </w:p>
+    <w:p>
+      <w:pPr>
+        <w:pStyle w:val="BodyText"/>
+        <w:bidi w:val="0"/>
+        <w:rPr/>
+      </w:pPr>
+      <w:r>
+        <w:rPr/>
+        <w:t xml:space="preserve">    </w:t>
+      </w:r>
+      <w:r>
+        <w:rPr/>
+        <w:t>return 0;</w:t>
+      </w:r>
+    </w:p>
+    <w:p>
+      <w:pPr>
+        <w:pStyle w:val="BodyText"/>
+        <w:bidi w:val="0"/>
+        <w:rPr/>
+      </w:pPr>
+      <w:r>
+        <w:rPr/>
+        <w:t>}</w:t>
+      </w:r>
+      <w:r>
+        <w:br w:type="page"/>
+      </w:r>
+    </w:p>
+    <w:p>
+      <w:pPr>
+        <w:pStyle w:val="Heading1"/>
         <w:spacing w:before="0" w:after="0"/>
         <w:rPr>
           <w:rFonts w:ascii="Times New Roman" w:hAnsi="Times New Roman" w:cs="Times New Roman"/>
         </w:rPr>
       </w:pPr>
-      <w:bookmarkStart w:id="20" w:name="__RefHeading___Toc9670_1466283791"/>
-      <w:bookmarkStart w:id="21" w:name="_Toc210657380"/>
-      <w:bookmarkEnd w:id="20"/>
+      <w:bookmarkStart w:id="25" w:name="__RefHeading___Toc9670_1466283791"/>
+      <w:bookmarkStart w:id="26" w:name="_Toc210657380"/>
+      <w:bookmarkEnd w:id="25"/>
       <w:r>
         <w:rPr/>
         <w:t>ПРИЛОЖЕНИЕ А</w:t>
       </w:r>
-      <w:bookmarkEnd w:id="21"/>
+      <w:bookmarkEnd w:id="26"/>
     </w:p>
     <w:p>
       <w:pPr>
@@ -2978,7 +7126,7 @@
         <w:bidi w:val="0"/>
         <w:rPr/>
       </w:pPr>
-      <w:hyperlink r:id="rId13">
+      <w:hyperlink r:id="rId11">
         <w:r>
           <w:rPr>
             <w:rStyle w:val="Hyperlink"/>
@@ -3004,9 +7152,9 @@
       </w:r>
     </w:p>
     <w:sectPr>
-      <w:footerReference w:type="even" r:id="rId14"/>
-      <w:footerReference w:type="default" r:id="rId15"/>
-      <w:footerReference w:type="first" r:id="rId16"/>
+      <w:footerReference w:type="even" r:id="rId12"/>
+      <w:footerReference w:type="default" r:id="rId13"/>
+      <w:footerReference w:type="first" r:id="rId14"/>
       <w:type w:val="nextPage"/>
       <w:pgSz w:w="11906" w:h="16838"/>
       <w:pgMar w:left="1701" w:right="850" w:gutter="0" w:header="0" w:top="1134" w:footer="1134" w:bottom="1559"/>
@@ -3071,7 +7219,7 @@
         <w:sz w:val="22"/>
         <w:szCs w:val="22"/>
       </w:rPr>
-      <w:t>15</w:t>
+      <w:t>24</w:t>
     </w:r>
     <w:r>
       <w:rPr>
@@ -3138,35 +7286,35 @@
       <w:lvlJc w:val="start"/>
       <w:pPr>
         <w:tabs>
-          <w:tab w:val="num" w:pos="0"/>
+          <w:tab w:val="num" w:pos="709"/>
         </w:tabs>
-        <w:ind w:start="720" w:hanging="360"/>
+        <w:ind w:start="709" w:hanging="283"/>
       </w:pPr>
       <w:rPr/>
     </w:lvl>
     <w:lvl w:ilvl="1">
       <w:start w:val="1"/>
-      <w:numFmt w:val="lowerLetter"/>
+      <w:numFmt w:val="decimal"/>
       <w:lvlText w:val="%2."/>
       <w:lvlJc w:val="start"/>
       <w:pPr>
         <w:tabs>
-          <w:tab w:val="num" w:pos="0"/>
+          <w:tab w:val="num" w:pos="1418"/>
         </w:tabs>
-        <w:ind w:start="1440" w:hanging="360"/>
+        <w:ind w:start="1418" w:hanging="283"/>
       </w:pPr>
       <w:rPr/>
     </w:lvl>
     <w:lvl w:ilvl="2">
       <w:start w:val="1"/>
-      <w:numFmt w:val="lowerRoman"/>
+      <w:numFmt w:val="decimal"/>
       <w:lvlText w:val="%3."/>
-      <w:lvlJc w:val="end"/>
+      <w:lvlJc w:val="start"/>
       <w:pPr>
         <w:tabs>
-          <w:tab w:val="num" w:pos="0"/>
+          <w:tab w:val="num" w:pos="2127"/>
         </w:tabs>
-        <w:ind w:start="2160" w:hanging="180"/>
+        <w:ind w:start="2127" w:hanging="283"/>
       </w:pPr>
       <w:rPr/>
     </w:lvl>
@@ -3177,35 +7325,35 @@
       <w:lvlJc w:val="start"/>
       <w:pPr>
         <w:tabs>
-          <w:tab w:val="num" w:pos="0"/>
+          <w:tab w:val="num" w:pos="2836"/>
         </w:tabs>
-        <w:ind w:start="2880" w:hanging="360"/>
+        <w:ind w:start="2836" w:hanging="283"/>
       </w:pPr>
       <w:rPr/>
     </w:lvl>
     <w:lvl w:ilvl="4">
       <w:start w:val="1"/>
-      <w:numFmt w:val="lowerLetter"/>
+      <w:numFmt w:val="decimal"/>
       <w:lvlText w:val="%5."/>
       <w:lvlJc w:val="start"/>
       <w:pPr>
         <w:tabs>
-          <w:tab w:val="num" w:pos="0"/>
+          <w:tab w:val="num" w:pos="3545"/>
         </w:tabs>
-        <w:ind w:start="3600" w:hanging="360"/>
+        <w:ind w:start="3545" w:hanging="283"/>
       </w:pPr>
       <w:rPr/>
     </w:lvl>
     <w:lvl w:ilvl="5">
       <w:start w:val="1"/>
-      <w:numFmt w:val="lowerRoman"/>
+      <w:numFmt w:val="decimal"/>
       <w:lvlText w:val="%6."/>
-      <w:lvlJc w:val="end"/>
+      <w:lvlJc w:val="start"/>
       <w:pPr>
         <w:tabs>
-          <w:tab w:val="num" w:pos="0"/>
+          <w:tab w:val="num" w:pos="4254"/>
         </w:tabs>
-        <w:ind w:start="4320" w:hanging="180"/>
+        <w:ind w:start="4254" w:hanging="283"/>
       </w:pPr>
       <w:rPr/>
     </w:lvl>
@@ -3216,40 +7364,298 @@
       <w:lvlJc w:val="start"/>
       <w:pPr>
         <w:tabs>
-          <w:tab w:val="num" w:pos="0"/>
+          <w:tab w:val="num" w:pos="4963"/>
         </w:tabs>
-        <w:ind w:start="5040" w:hanging="360"/>
+        <w:ind w:start="4963" w:hanging="283"/>
       </w:pPr>
       <w:rPr/>
     </w:lvl>
     <w:lvl w:ilvl="7">
       <w:start w:val="1"/>
-      <w:numFmt w:val="lowerLetter"/>
+      <w:numFmt w:val="decimal"/>
       <w:lvlText w:val="%8."/>
       <w:lvlJc w:val="start"/>
       <w:pPr>
         <w:tabs>
-          <w:tab w:val="num" w:pos="0"/>
+          <w:tab w:val="num" w:pos="5672"/>
         </w:tabs>
-        <w:ind w:start="5760" w:hanging="360"/>
+        <w:ind w:start="5672" w:hanging="283"/>
       </w:pPr>
       <w:rPr/>
     </w:lvl>
     <w:lvl w:ilvl="8">
       <w:start w:val="1"/>
-      <w:numFmt w:val="lowerRoman"/>
+      <w:numFmt w:val="decimal"/>
       <w:lvlText w:val="%9."/>
-      <w:lvlJc w:val="end"/>
+      <w:lvlJc w:val="start"/>
       <w:pPr>
         <w:tabs>
-          <w:tab w:val="num" w:pos="0"/>
+          <w:tab w:val="num" w:pos="6381"/>
         </w:tabs>
-        <w:ind w:start="6480" w:hanging="180"/>
+        <w:ind w:start="6381" w:hanging="283"/>
       </w:pPr>
       <w:rPr/>
     </w:lvl>
   </w:abstractNum>
   <w:abstractNum w:abstractNumId="2">
+    <w:lvl w:ilvl="0">
+      <w:start w:val="1"/>
+      <w:numFmt w:val="bullet"/>
+      <w:lvlText w:val=""/>
+      <w:lvlJc w:val="start"/>
+      <w:pPr>
+        <w:tabs>
+          <w:tab w:val="num" w:pos="709"/>
+        </w:tabs>
+        <w:ind w:start="709" w:hanging="283"/>
+      </w:pPr>
+      <w:rPr>
+        <w:rFonts w:ascii="Symbol" w:hAnsi="Symbol" w:cs="Symbol" w:hint="default"/>
+      </w:rPr>
+    </w:lvl>
+    <w:lvl w:ilvl="1">
+      <w:start w:val="1"/>
+      <w:numFmt w:val="bullet"/>
+      <w:lvlText w:val=""/>
+      <w:lvlJc w:val="start"/>
+      <w:pPr>
+        <w:tabs>
+          <w:tab w:val="num" w:pos="1418"/>
+        </w:tabs>
+        <w:ind w:start="1418" w:hanging="283"/>
+      </w:pPr>
+      <w:rPr>
+        <w:rFonts w:ascii="Symbol" w:hAnsi="Symbol" w:cs="Symbol" w:hint="default"/>
+      </w:rPr>
+    </w:lvl>
+    <w:lvl w:ilvl="2">
+      <w:start w:val="1"/>
+      <w:numFmt w:val="bullet"/>
+      <w:lvlText w:val=""/>
+      <w:lvlJc w:val="start"/>
+      <w:pPr>
+        <w:tabs>
+          <w:tab w:val="num" w:pos="2127"/>
+        </w:tabs>
+        <w:ind w:start="2127" w:hanging="283"/>
+      </w:pPr>
+      <w:rPr>
+        <w:rFonts w:ascii="Symbol" w:hAnsi="Symbol" w:cs="Symbol" w:hint="default"/>
+      </w:rPr>
+    </w:lvl>
+    <w:lvl w:ilvl="3">
+      <w:start w:val="1"/>
+      <w:numFmt w:val="bullet"/>
+      <w:lvlText w:val=""/>
+      <w:lvlJc w:val="start"/>
+      <w:pPr>
+        <w:tabs>
+          <w:tab w:val="num" w:pos="2836"/>
+        </w:tabs>
+        <w:ind w:start="2836" w:hanging="283"/>
+      </w:pPr>
+      <w:rPr>
+        <w:rFonts w:ascii="Symbol" w:hAnsi="Symbol" w:cs="Symbol" w:hint="default"/>
+      </w:rPr>
+    </w:lvl>
+    <w:lvl w:ilvl="4">
+      <w:start w:val="1"/>
+      <w:numFmt w:val="bullet"/>
+      <w:lvlText w:val=""/>
+      <w:lvlJc w:val="start"/>
+      <w:pPr>
+        <w:tabs>
+          <w:tab w:val="num" w:pos="3545"/>
+        </w:tabs>
+        <w:ind w:start="3545" w:hanging="283"/>
+      </w:pPr>
+      <w:rPr>
+        <w:rFonts w:ascii="Symbol" w:hAnsi="Symbol" w:cs="Symbol" w:hint="default"/>
+      </w:rPr>
+    </w:lvl>
+    <w:lvl w:ilvl="5">
+      <w:start w:val="1"/>
+      <w:numFmt w:val="bullet"/>
+      <w:lvlText w:val=""/>
+      <w:lvlJc w:val="start"/>
+      <w:pPr>
+        <w:tabs>
+          <w:tab w:val="num" w:pos="4254"/>
+        </w:tabs>
+        <w:ind w:start="4254" w:hanging="283"/>
+      </w:pPr>
+      <w:rPr>
+        <w:rFonts w:ascii="Symbol" w:hAnsi="Symbol" w:cs="Symbol" w:hint="default"/>
+      </w:rPr>
+    </w:lvl>
+    <w:lvl w:ilvl="6">
+      <w:start w:val="1"/>
+      <w:numFmt w:val="bullet"/>
+      <w:lvlText w:val=""/>
+      <w:lvlJc w:val="start"/>
+      <w:pPr>
+        <w:tabs>
+          <w:tab w:val="num" w:pos="4963"/>
+        </w:tabs>
+        <w:ind w:start="4963" w:hanging="283"/>
+      </w:pPr>
+      <w:rPr>
+        <w:rFonts w:ascii="Symbol" w:hAnsi="Symbol" w:cs="Symbol" w:hint="default"/>
+      </w:rPr>
+    </w:lvl>
+    <w:lvl w:ilvl="7">
+      <w:start w:val="1"/>
+      <w:numFmt w:val="bullet"/>
+      <w:lvlText w:val=""/>
+      <w:lvlJc w:val="start"/>
+      <w:pPr>
+        <w:tabs>
+          <w:tab w:val="num" w:pos="5672"/>
+        </w:tabs>
+        <w:ind w:start="5672" w:hanging="283"/>
+      </w:pPr>
+      <w:rPr>
+        <w:rFonts w:ascii="Symbol" w:hAnsi="Symbol" w:cs="Symbol" w:hint="default"/>
+      </w:rPr>
+    </w:lvl>
+    <w:lvl w:ilvl="8">
+      <w:start w:val="1"/>
+      <w:numFmt w:val="bullet"/>
+      <w:lvlText w:val=""/>
+      <w:lvlJc w:val="start"/>
+      <w:pPr>
+        <w:tabs>
+          <w:tab w:val="num" w:pos="6381"/>
+        </w:tabs>
+        <w:ind w:start="6381" w:hanging="283"/>
+      </w:pPr>
+      <w:rPr>
+        <w:rFonts w:ascii="Symbol" w:hAnsi="Symbol" w:cs="Symbol" w:hint="default"/>
+      </w:rPr>
+    </w:lvl>
+  </w:abstractNum>
+  <w:abstractNum w:abstractNumId="3">
+    <w:lvl w:ilvl="0">
+      <w:start w:val="1"/>
+      <w:numFmt w:val="bullet"/>
+      <w:lvlText w:val=""/>
+      <w:lvlJc w:val="start"/>
+      <w:pPr>
+        <w:tabs>
+          <w:tab w:val="num" w:pos="709"/>
+        </w:tabs>
+        <w:ind w:start="709" w:hanging="283"/>
+      </w:pPr>
+      <w:rPr>
+        <w:rFonts w:ascii="Symbol" w:hAnsi="Symbol" w:cs="Symbol" w:hint="default"/>
+      </w:rPr>
+    </w:lvl>
+    <w:lvl w:ilvl="1">
+      <w:start w:val="1"/>
+      <w:numFmt w:val="decimal"/>
+      <w:lvlText w:val="%2."/>
+      <w:lvlJc w:val="start"/>
+      <w:pPr>
+        <w:tabs>
+          <w:tab w:val="num" w:pos="1418"/>
+        </w:tabs>
+        <w:ind w:start="1418" w:hanging="283"/>
+      </w:pPr>
+      <w:rPr/>
+    </w:lvl>
+    <w:lvl w:ilvl="2">
+      <w:start w:val="1"/>
+      <w:numFmt w:val="decimal"/>
+      <w:lvlText w:val="%3."/>
+      <w:lvlJc w:val="start"/>
+      <w:pPr>
+        <w:tabs>
+          <w:tab w:val="num" w:pos="2127"/>
+        </w:tabs>
+        <w:ind w:start="2127" w:hanging="283"/>
+      </w:pPr>
+      <w:rPr/>
+    </w:lvl>
+    <w:lvl w:ilvl="3">
+      <w:start w:val="1"/>
+      <w:numFmt w:val="decimal"/>
+      <w:lvlText w:val="%4."/>
+      <w:lvlJc w:val="start"/>
+      <w:pPr>
+        <w:tabs>
+          <w:tab w:val="num" w:pos="2836"/>
+        </w:tabs>
+        <w:ind w:start="2836" w:hanging="283"/>
+      </w:pPr>
+      <w:rPr/>
+    </w:lvl>
+    <w:lvl w:ilvl="4">
+      <w:start w:val="1"/>
+      <w:numFmt w:val="decimal"/>
+      <w:lvlText w:val="%5."/>
+      <w:lvlJc w:val="start"/>
+      <w:pPr>
+        <w:tabs>
+          <w:tab w:val="num" w:pos="3545"/>
+        </w:tabs>
+        <w:ind w:start="3545" w:hanging="283"/>
+      </w:pPr>
+      <w:rPr/>
+    </w:lvl>
+    <w:lvl w:ilvl="5">
+      <w:start w:val="1"/>
+      <w:numFmt w:val="decimal"/>
+      <w:lvlText w:val="%6."/>
+      <w:lvlJc w:val="start"/>
+      <w:pPr>
+        <w:tabs>
+          <w:tab w:val="num" w:pos="4254"/>
+        </w:tabs>
+        <w:ind w:start="4254" w:hanging="283"/>
+      </w:pPr>
+      <w:rPr/>
+    </w:lvl>
+    <w:lvl w:ilvl="6">
+      <w:start w:val="1"/>
+      <w:numFmt w:val="decimal"/>
+      <w:lvlText w:val="%7."/>
+      <w:lvlJc w:val="start"/>
+      <w:pPr>
+        <w:tabs>
+          <w:tab w:val="num" w:pos="4963"/>
+        </w:tabs>
+        <w:ind w:start="4963" w:hanging="283"/>
+      </w:pPr>
+      <w:rPr/>
+    </w:lvl>
+    <w:lvl w:ilvl="7">
+      <w:start w:val="1"/>
+      <w:numFmt w:val="decimal"/>
+      <w:lvlText w:val="%8."/>
+      <w:lvlJc w:val="start"/>
+      <w:pPr>
+        <w:tabs>
+          <w:tab w:val="num" w:pos="5672"/>
+        </w:tabs>
+        <w:ind w:start="5672" w:hanging="283"/>
+      </w:pPr>
+      <w:rPr/>
+    </w:lvl>
+    <w:lvl w:ilvl="8">
+      <w:start w:val="1"/>
+      <w:numFmt w:val="decimal"/>
+      <w:lvlText w:val="%9."/>
+      <w:lvlJc w:val="start"/>
+      <w:pPr>
+        <w:tabs>
+          <w:tab w:val="num" w:pos="6381"/>
+        </w:tabs>
+        <w:ind w:start="6381" w:hanging="283"/>
+      </w:pPr>
+      <w:rPr/>
+    </w:lvl>
+  </w:abstractNum>
+  <w:abstractNum w:abstractNumId="4">
     <w:lvl w:ilvl="0">
       <w:start w:val="1"/>
       <w:numFmt w:val="none"/>
@@ -3373,6 +7779,12 @@
   </w:num>
   <w:num w:numId="2">
     <w:abstractNumId w:val="2"/>
+  </w:num>
+  <w:num w:numId="3">
+    <w:abstractNumId w:val="3"/>
+  </w:num>
+  <w:num w:numId="4">
+    <w:abstractNumId w:val="4"/>
   </w:num>
 </w:numbering>
 </file>
@@ -3736,7 +8148,7 @@
       <w:outlineLvl w:val="1"/>
     </w:pPr>
     <w:rPr>
-      <w:rFonts w:ascii="Arial" w:hAnsi="Arial" w:cs="Arial"/>
+      <w:rFonts w:ascii="Times new roman" w:hAnsi="Times new roman" w:cs="Arial"/>
       <w:b/>
       <w:bCs/>
       <w:i w:val="false"/>
@@ -3900,28 +8312,28 @@
       <w:u w:val="single"/>
     </w:rPr>
   </w:style>
+  <w:style w:type="character" w:styleId="user">
+    <w:name w:val="Ссылка указателя (user)"/>
+    <w:rPr/>
+  </w:style>
+  <w:style w:type="character" w:styleId="user1">
+    <w:name w:val="Маркеры (user)"/>
+    <w:rPr>
+      <w:rFonts w:ascii="OpenSymbol" w:hAnsi="OpenSymbol" w:eastAsia="OpenSymbol" w:cs="OpenSymbol"/>
+    </w:rPr>
+  </w:style>
   <w:style w:type="character" w:styleId="Style10">
     <w:name w:val="Ссылка указателя"/>
     <w:rPr/>
   </w:style>
   <w:style w:type="character" w:styleId="Style11">
-    <w:name w:val="Маркеры"/>
-    <w:rPr>
-      <w:rFonts w:ascii="OpenSymbol" w:hAnsi="OpenSymbol" w:eastAsia="OpenSymbol" w:cs="OpenSymbol"/>
-    </w:rPr>
-  </w:style>
-  <w:style w:type="character" w:styleId="user">
-    <w:name w:val="Ссылка указателя (user)"/>
-    <w:rPr/>
-  </w:style>
-  <w:style w:type="character" w:styleId="user1">
-    <w:name w:val="Исходный текст (user)"/>
+    <w:name w:val="Исходный текст"/>
     <w:rPr>
       <w:rFonts w:ascii="Liberation Mono" w:hAnsi="Liberation Mono" w:eastAsia="Liberation Mono" w:cs="Liberation Mono"/>
     </w:rPr>
   </w:style>
-  <w:style w:type="character" w:styleId="user2">
-    <w:name w:val="Маркеры (user)"/>
+  <w:style w:type="character" w:styleId="Style12">
+    <w:name w:val="Маркеры"/>
     <w:rPr>
       <w:rFonts w:ascii="OpenSymbol" w:hAnsi="OpenSymbol" w:eastAsia="OpenSymbol" w:cs="OpenSymbol"/>
     </w:rPr>
@@ -3940,17 +8352,22 @@
       <w:u w:val="single"/>
     </w:rPr>
   </w:style>
-  <w:style w:type="paragraph" w:styleId="Style12">
+  <w:style w:type="character" w:styleId="Style13">
+    <w:name w:val="Символ нумерации"/>
+    <w:rPr/>
+  </w:style>
+  <w:style w:type="paragraph" w:styleId="Style14">
     <w:name w:val="Заголовок"/>
     <w:basedOn w:val="Normal"/>
     <w:next w:val="BodyText"/>
     <w:pPr>
       <w:keepNext w:val="true"/>
       <w:spacing w:lineRule="auto" w:line="360" w:before="0" w:after="0"/>
+      <w:ind w:firstLine="709"/>
       <w:jc w:val="center"/>
     </w:pPr>
     <w:rPr>
-      <w:rFonts w:ascii="Liberation Sans" w:hAnsi="Liberation Sans" w:eastAsia="Noto Sans CJK SC" w:cs="Noto Sans Devanagari"/>
+      <w:rFonts w:ascii="Times New roman" w:hAnsi="Times New roman" w:eastAsia="Noto Sans CJK SC" w:cs="Noto Sans Devanagari"/>
       <w:b/>
       <w:sz w:val="32"/>
       <w:szCs w:val="28"/>
@@ -3993,7 +8410,7 @@
       <w:szCs w:val="28"/>
     </w:rPr>
   </w:style>
-  <w:style w:type="paragraph" w:styleId="Style13">
+  <w:style w:type="paragraph" w:styleId="Style15">
     <w:name w:val="Указатель"/>
     <w:basedOn w:val="Normal"/>
     <w:pPr>
@@ -4003,24 +8420,23 @@
       <w:rFonts w:cs="Noto Sans Devanagari"/>
     </w:rPr>
   </w:style>
-  <w:style w:type="paragraph" w:styleId="user3">
+  <w:style w:type="paragraph" w:styleId="user2">
     <w:name w:val="Заголовок (user)"/>
     <w:basedOn w:val="Normal"/>
     <w:next w:val="BodyText"/>
     <w:pPr>
       <w:keepNext w:val="true"/>
       <w:spacing w:lineRule="auto" w:line="360" w:before="0" w:after="0"/>
-      <w:ind w:firstLine="709"/>
       <w:jc w:val="center"/>
     </w:pPr>
     <w:rPr>
-      <w:rFonts w:ascii="Times New roman" w:hAnsi="Times New roman" w:eastAsia="Noto Sans CJK SC" w:cs="Noto Sans Devanagari"/>
+      <w:rFonts w:ascii="Liberation Sans" w:hAnsi="Liberation Sans" w:eastAsia="Noto Sans CJK SC" w:cs="Noto Sans Devanagari"/>
       <w:b/>
       <w:sz w:val="32"/>
       <w:szCs w:val="28"/>
     </w:rPr>
   </w:style>
-  <w:style w:type="paragraph" w:styleId="user4">
+  <w:style w:type="paragraph" w:styleId="user3">
     <w:name w:val="Указатель (user)"/>
     <w:basedOn w:val="Normal"/>
     <w:pPr>
@@ -4062,7 +8478,7 @@
       <w:lang w:val="ru-RU" w:eastAsia="ru-RU" w:bidi="ar-SA"/>
     </w:rPr>
   </w:style>
-  <w:style w:type="paragraph" w:styleId="Style14" w:customStyle="1">
+  <w:style w:type="paragraph" w:styleId="Style16" w:customStyle="1">
     <w:name w:val="Знак Знак Знак Знак Знак Знак Знак Знак Знак Знак Знак Знак Знак Знак Знак Знак Знак"/>
     <w:basedOn w:val="Normal"/>
     <w:rsid w:val="0032688a"/>
@@ -4074,14 +8490,14 @@
       <w:lang w:val="en-US" w:eastAsia="en-US"/>
     </w:rPr>
   </w:style>
-  <w:style w:type="paragraph" w:styleId="Style15">
-    <w:name w:val="Колонтитулы"/>
+  <w:style w:type="paragraph" w:styleId="user4">
+    <w:name w:val="Колонтитулы (user)"/>
     <w:basedOn w:val="Normal"/>
     <w:pPr/>
     <w:rPr/>
   </w:style>
-  <w:style w:type="paragraph" w:styleId="user5">
-    <w:name w:val="Колонтитулы (user)"/>
+  <w:style w:type="paragraph" w:styleId="Style17">
+    <w:name w:val="Колонтитулы"/>
     <w:basedOn w:val="Normal"/>
     <w:pPr/>
     <w:rPr/>
@@ -4176,7 +8592,7 @@
   </w:style>
   <w:style w:type="paragraph" w:styleId="IndexHeading">
     <w:name w:val="index heading"/>
-    <w:basedOn w:val="Style12"/>
+    <w:basedOn w:val="user2"/>
     <w:pPr>
       <w:spacing w:before="0" w:after="0"/>
     </w:pPr>
@@ -4347,22 +8763,31 @@
       <w:szCs w:val="24"/>
     </w:rPr>
   </w:style>
-  <w:style w:type="paragraph" w:styleId="Style16">
+  <w:style w:type="paragraph" w:styleId="Style18">
     <w:name w:val="Заголовок второй"/>
     <w:basedOn w:val="Heading1"/>
     <w:pPr/>
     <w:rPr/>
   </w:style>
-  <w:style w:type="paragraph" w:styleId="Style17">
+  <w:style w:type="paragraph" w:styleId="Style19">
     <w:name w:val="Заголовок (теор, практ)"/>
-    <w:basedOn w:val="user3"/>
+    <w:basedOn w:val="Style14"/>
     <w:pPr>
       <w:jc w:val="both"/>
     </w:pPr>
     <w:rPr/>
   </w:style>
-  <w:style w:type="numbering" w:styleId="Style18" w:default="1">
-    <w:name w:val="Без списка"/>
+  <w:style w:type="paragraph" w:styleId="Style20">
+    <w:name w:val="Содержимое таблицы"/>
+    <w:basedOn w:val="Normal"/>
+    <w:pPr>
+      <w:widowControl w:val="false"/>
+      <w:suppressLineNumbers/>
+    </w:pPr>
+    <w:rPr/>
+  </w:style>
+  <w:style w:type="numbering" w:styleId="user5" w:default="1">
+    <w:name w:val="Без списка (user)"/>
     <w:uiPriority w:val="99"/>
     <w:semiHidden/>
     <w:unhideWhenUsed/>

--- a/LABS_shvars/lab1/тагиров лаб 1 отчет.docx
+++ b/LABS_shvars/lab1/тагиров лаб 1 отчет.docx
@@ -19,15 +19,7 @@
           <w:sz w:val="24"/>
           <w:szCs w:val="24"/>
         </w:rPr>
-        <w:t>в</w:t>
-      </w:r>
-      <w:r>
-        <w:rPr>
-          <w:bCs/>
-          <w:sz w:val="24"/>
-          <w:szCs w:val="24"/>
-        </w:rPr>
-        <w:t>Министерство науки и высшего образования Российской Федерации</w:t>
+        <w:t>вМинистерство науки и высшего образования Российской Федерации</w:t>
       </w:r>
     </w:p>
     <w:p>
@@ -571,21 +563,7 @@
           <w:u w:val="single"/>
         </w:rPr>
         <w:tab/>
-      </w:r>
-      <w:r>
-        <w:rPr>
-          <w:sz w:val="28"/>
-          <w:szCs w:val="28"/>
-          <w:u w:val="single"/>
-        </w:rPr>
         <w:t>Проф. Каф. ИТАС</w:t>
-      </w:r>
-      <w:r>
-        <w:rPr>
-          <w:sz w:val="28"/>
-          <w:szCs w:val="28"/>
-          <w:u w:val="single"/>
-        </w:rPr>
         <w:tab/>
       </w:r>
     </w:p>
@@ -611,21 +589,7 @@
           <w:u w:val="single"/>
         </w:rPr>
         <w:tab/>
-      </w:r>
-      <w:r>
-        <w:rPr>
-          <w:sz w:val="28"/>
-          <w:szCs w:val="28"/>
-          <w:u w:val="single"/>
-        </w:rPr>
         <w:t>Шварц К. Г</w:t>
-      </w:r>
-      <w:r>
-        <w:rPr>
-          <w:sz w:val="28"/>
-          <w:szCs w:val="28"/>
-          <w:u w:val="single"/>
-        </w:rPr>
         <w:tab/>
       </w:r>
     </w:p>
@@ -792,8 +756,8 @@
         </w:rPr>
         <w:t>г. Пермь 2026</w:t>
       </w:r>
-      <w:bookmarkStart w:id="1" w:name="_Toc210657372"/>
-      <w:bookmarkStart w:id="2" w:name="Bа"/>
+      <w:bookmarkStart w:id="1" w:name="Bа"/>
+      <w:bookmarkStart w:id="2" w:name="_Toc210657372"/>
       <w:bookmarkEnd w:id="1"/>
       <w:bookmarkEnd w:id="2"/>
     </w:p>
@@ -808,7 +772,10 @@
         </w:rPr>
       </w:pPr>
       <w:r>
-        <w:rPr/>
+        <w:rPr>
+          <w:sz w:val="24"/>
+          <w:szCs w:val="24"/>
+        </w:rPr>
       </w:r>
     </w:p>
     <w:sdt>
@@ -822,6 +789,7 @@
         <w:p>
           <w:pPr>
             <w:pStyle w:val="TOCHeading"/>
+            <w:spacing w:before="0" w:after="0"/>
             <w:rPr>
               <w:sz w:val="32"/>
               <w:szCs w:val="32"/>
@@ -852,7 +820,7 @@
           </w:r>
           <w:r>
             <w:rPr>
-              <w:rStyle w:val="Style10"/>
+              <w:rStyle w:val="user"/>
               <w:sz w:val="32"/>
               <w:szCs w:val="32"/>
             </w:rPr>
@@ -860,24 +828,28 @@
           </w:r>
           <w:r>
             <w:rPr>
-              <w:rStyle w:val="Style10"/>
+              <w:rStyle w:val="user"/>
               <w:sz w:val="32"/>
               <w:szCs w:val="32"/>
             </w:rPr>
             <w:fldChar w:fldCharType="separate"/>
           </w:r>
-          <w:hyperlink w:anchor="__RefHeading___Toc15730_202149688" w:tooltip="ВВЕДЕНИЕ">
-            <w:r>
-              <w:rPr>
-                <w:rStyle w:val="Style10"/>
-                <w:sz w:val="32"/>
-                <w:szCs w:val="32"/>
-              </w:rPr>
-              <w:t>ВВЕДЕНИЕ</w:t>
-              <w:tab/>
-              <w:t>3</w:t>
-            </w:r>
-          </w:hyperlink>
+          <w:r>
+            <w:rPr>
+              <w:rStyle w:val="user"/>
+              <w:sz w:val="32"/>
+              <w:szCs w:val="32"/>
+            </w:rPr>
+            <w:t>ВВЕДЕНИЕ</w:t>
+          </w:r>
+          <w:r>
+            <w:rPr>
+              <w:sz w:val="32"/>
+              <w:szCs w:val="32"/>
+            </w:rPr>
+            <w:tab/>
+            <w:t>3</w:t>
+          </w:r>
         </w:p>
         <w:p>
           <w:pPr>
@@ -888,18 +860,15 @@
             </w:tabs>
             <w:rPr/>
           </w:pPr>
-          <w:hyperlink w:anchor="__RefHeading___Toc520_202149688" w:tooltip="1 Теоретическая часть">
-            <w:r>
-              <w:rPr>
-                <w:rStyle w:val="Style10"/>
-                <w:sz w:val="32"/>
-                <w:szCs w:val="32"/>
-              </w:rPr>
-              <w:t>1 Теоретическая часть</w:t>
-              <w:tab/>
-              <w:t>4</w:t>
-            </w:r>
-          </w:hyperlink>
+          <w:r>
+            <w:rPr>
+              <w:sz w:val="32"/>
+              <w:szCs w:val="32"/>
+            </w:rPr>
+            <w:t>1 Теоретическая часть</w:t>
+            <w:tab/>
+            <w:t>4</w:t>
+          </w:r>
         </w:p>
         <w:p>
           <w:pPr>
@@ -910,18 +879,15 @@
             </w:tabs>
             <w:rPr/>
           </w:pPr>
-          <w:hyperlink w:anchor="__RefHeading___Toc522_202149688" w:tooltip="1.1 Общие понятия">
-            <w:r>
-              <w:rPr>
-                <w:rStyle w:val="Style10"/>
-                <w:sz w:val="32"/>
-                <w:szCs w:val="32"/>
-              </w:rPr>
-              <w:t>1.1 Общие понятия</w:t>
-              <w:tab/>
-              <w:t>4</w:t>
-            </w:r>
-          </w:hyperlink>
+          <w:r>
+            <w:rPr>
+              <w:sz w:val="32"/>
+              <w:szCs w:val="32"/>
+            </w:rPr>
+            <w:t>1.1 Общие понятия</w:t>
+            <w:tab/>
+            <w:t>4</w:t>
+          </w:r>
         </w:p>
         <w:p>
           <w:pPr>
@@ -932,18 +898,15 @@
             </w:tabs>
             <w:rPr/>
           </w:pPr>
-          <w:hyperlink w:anchor="__RefHeading___Toc737_2316249806" w:tooltip="1.2 Метод Гаусса">
-            <w:r>
-              <w:rPr>
-                <w:rStyle w:val="Style10"/>
-                <w:sz w:val="32"/>
-                <w:szCs w:val="32"/>
-              </w:rPr>
-              <w:t>1.2 Метод Гаусса</w:t>
-              <w:tab/>
-              <w:t>4</w:t>
-            </w:r>
-          </w:hyperlink>
+          <w:r>
+            <w:rPr>
+              <w:sz w:val="32"/>
+              <w:szCs w:val="32"/>
+            </w:rPr>
+            <w:t>1.2 Метод Гаусса</w:t>
+            <w:tab/>
+            <w:t>4</w:t>
+          </w:r>
         </w:p>
         <w:p>
           <w:pPr>
@@ -954,18 +917,15 @@
             </w:tabs>
             <w:rPr/>
           </w:pPr>
-          <w:hyperlink w:anchor="__RefHeading___Toc739_2316249806" w:tooltip="1.2.1 Идея метода">
-            <w:r>
-              <w:rPr>
-                <w:rStyle w:val="Style10"/>
-                <w:sz w:val="32"/>
-                <w:szCs w:val="32"/>
-              </w:rPr>
-              <w:t>1.2.1 Идея метода</w:t>
-              <w:tab/>
-              <w:t>4</w:t>
-            </w:r>
-          </w:hyperlink>
+          <w:r>
+            <w:rPr>
+              <w:sz w:val="32"/>
+              <w:szCs w:val="32"/>
+            </w:rPr>
+            <w:t>1.2.1 Идея метода</w:t>
+            <w:tab/>
+            <w:t>4</w:t>
+          </w:r>
         </w:p>
         <w:p>
           <w:pPr>
@@ -976,18 +936,15 @@
             </w:tabs>
             <w:rPr/>
           </w:pPr>
-          <w:hyperlink w:anchor="__RefHeading___Toc741_2316249806" w:tooltip="1.2.2 Прямой и обратный ход">
-            <w:r>
-              <w:rPr>
-                <w:rStyle w:val="Style10"/>
-                <w:sz w:val="32"/>
-                <w:szCs w:val="32"/>
-              </w:rPr>
-              <w:t>1.2.2 Прямой и обратный ход</w:t>
-              <w:tab/>
-              <w:t>4</w:t>
-            </w:r>
-          </w:hyperlink>
+          <w:r>
+            <w:rPr>
+              <w:sz w:val="32"/>
+              <w:szCs w:val="32"/>
+            </w:rPr>
+            <w:t>1.2.2 Прямой и обратный ход</w:t>
+            <w:tab/>
+            <w:t>4</w:t>
+          </w:r>
         </w:p>
         <w:p>
           <w:pPr>
@@ -998,18 +955,15 @@
             </w:tabs>
             <w:rPr/>
           </w:pPr>
-          <w:hyperlink w:anchor="__RefHeading___Toc524_202149688" w:tooltip="1.2.3 Выбор главного элемента">
-            <w:r>
-              <w:rPr>
-                <w:rStyle w:val="Style10"/>
-                <w:sz w:val="32"/>
-                <w:szCs w:val="32"/>
-              </w:rPr>
-              <w:t>1.2.3 Выбор главного элемента</w:t>
-              <w:tab/>
-              <w:t>4</w:t>
-            </w:r>
-          </w:hyperlink>
+          <w:r>
+            <w:rPr>
+              <w:sz w:val="32"/>
+              <w:szCs w:val="32"/>
+            </w:rPr>
+            <w:t>1.2.3 Выбор главного элемента</w:t>
+            <w:tab/>
+            <w:t>4</w:t>
+          </w:r>
         </w:p>
         <w:p>
           <w:pPr>
@@ -1020,18 +974,15 @@
             </w:tabs>
             <w:rPr/>
           </w:pPr>
-          <w:hyperlink w:anchor="__RefHeading___Toc743_2316249806" w:tooltip="1.2.4 Нормирование">
-            <w:r>
-              <w:rPr>
-                <w:rStyle w:val="Style10"/>
-                <w:sz w:val="32"/>
-                <w:szCs w:val="32"/>
-              </w:rPr>
-              <w:t>1.2.4 Нормирование</w:t>
-              <w:tab/>
-              <w:t>4</w:t>
-            </w:r>
-          </w:hyperlink>
+          <w:r>
+            <w:rPr>
+              <w:sz w:val="32"/>
+              <w:szCs w:val="32"/>
+            </w:rPr>
+            <w:t>1.2.4 Нормирование</w:t>
+            <w:tab/>
+            <w:t>4</w:t>
+          </w:r>
         </w:p>
         <w:p>
           <w:pPr>
@@ -1042,18 +993,15 @@
             </w:tabs>
             <w:rPr/>
           </w:pPr>
-          <w:hyperlink w:anchor="__RefHeading___Toc745_2316249806" w:tooltip="1.3 Метод Зейделя">
-            <w:r>
-              <w:rPr>
-                <w:rStyle w:val="Style10"/>
-                <w:sz w:val="32"/>
-                <w:szCs w:val="32"/>
-              </w:rPr>
-              <w:t>1.3 Метод Зейделя</w:t>
-              <w:tab/>
-              <w:t>5</w:t>
-            </w:r>
-          </w:hyperlink>
+          <w:r>
+            <w:rPr>
+              <w:sz w:val="32"/>
+              <w:szCs w:val="32"/>
+            </w:rPr>
+            <w:t>1.3 Метод Зейделя</w:t>
+            <w:tab/>
+            <w:t>5</w:t>
+          </w:r>
         </w:p>
         <w:p>
           <w:pPr>
@@ -1064,18 +1012,15 @@
             </w:tabs>
             <w:rPr/>
           </w:pPr>
-          <w:hyperlink w:anchor="__RefHeading___Toc526_202149688" w:tooltip="1.3 Способы задания множеств">
-            <w:r>
-              <w:rPr>
-                <w:rStyle w:val="Style10"/>
-                <w:sz w:val="32"/>
-                <w:szCs w:val="32"/>
-              </w:rPr>
-              <w:t>1.3 Способы задания множеств</w:t>
-              <w:tab/>
-              <w:t>5</w:t>
-            </w:r>
-          </w:hyperlink>
+          <w:r>
+            <w:rPr>
+              <w:sz w:val="32"/>
+              <w:szCs w:val="32"/>
+            </w:rPr>
+            <w:t>1.3 Способы задания множеств</w:t>
+            <w:tab/>
+            <w:t>5</w:t>
+          </w:r>
         </w:p>
         <w:p>
           <w:pPr>
@@ -1086,18 +1031,15 @@
             </w:tabs>
             <w:rPr/>
           </w:pPr>
-          <w:hyperlink w:anchor="__RefHeading___Toc528_202149688" w:tooltip="2 Постановка задачи">
-            <w:r>
-              <w:rPr>
-                <w:rStyle w:val="Style10"/>
-                <w:sz w:val="32"/>
-                <w:szCs w:val="32"/>
-              </w:rPr>
-              <w:t>2 Постановка задачи</w:t>
-              <w:tab/>
-              <w:t>6</w:t>
-            </w:r>
-          </w:hyperlink>
+          <w:r>
+            <w:rPr>
+              <w:sz w:val="32"/>
+              <w:szCs w:val="32"/>
+            </w:rPr>
+            <w:t>2 Постановка задачи</w:t>
+            <w:tab/>
+            <w:t>6</w:t>
+          </w:r>
         </w:p>
         <w:p>
           <w:pPr>
@@ -1108,18 +1050,15 @@
             </w:tabs>
             <w:rPr/>
           </w:pPr>
-          <w:hyperlink w:anchor="__RefHeading___Toc747_2316249806" w:tooltip=" 3 Краткое описание метода">
-            <w:r>
-              <w:rPr>
-                <w:rStyle w:val="Style10"/>
-                <w:sz w:val="32"/>
-                <w:szCs w:val="32"/>
-              </w:rPr>
-              <w:t>3 Краткое описание метода</w:t>
-              <w:tab/>
-              <w:t>7</w:t>
-            </w:r>
-          </w:hyperlink>
+          <w:r>
+            <w:rPr>
+              <w:sz w:val="32"/>
+              <w:szCs w:val="32"/>
+            </w:rPr>
+            <w:t>3 Краткое описание метода</w:t>
+            <w:tab/>
+            <w:t>7</w:t>
+          </w:r>
         </w:p>
         <w:p>
           <w:pPr>
@@ -1130,18 +1069,15 @@
             </w:tabs>
             <w:rPr/>
           </w:pPr>
-          <w:hyperlink w:anchor="__RefHeading___Toc749_2316249806" w:tooltip="3. 1 Метод Гаусса">
-            <w:r>
-              <w:rPr>
-                <w:rStyle w:val="Style10"/>
-                <w:sz w:val="32"/>
-                <w:szCs w:val="32"/>
-              </w:rPr>
-              <w:t>3.1 Метод Гаусса</w:t>
-              <w:tab/>
-              <w:t>7</w:t>
-            </w:r>
-          </w:hyperlink>
+          <w:r>
+            <w:rPr>
+              <w:sz w:val="32"/>
+              <w:szCs w:val="32"/>
+            </w:rPr>
+            <w:t>3.1 Метод Гаусса</w:t>
+            <w:tab/>
+            <w:t>7</w:t>
+          </w:r>
         </w:p>
         <w:p>
           <w:pPr>
@@ -1152,18 +1088,15 @@
             </w:tabs>
             <w:rPr/>
           </w:pPr>
-          <w:hyperlink w:anchor="__RefHeading___Toc751_2316249806" w:tooltip="3.2 Метод Зейделя">
-            <w:r>
-              <w:rPr>
-                <w:rStyle w:val="Style10"/>
-                <w:sz w:val="32"/>
-                <w:szCs w:val="32"/>
-              </w:rPr>
-              <w:t>3.2 Метод Зейделя</w:t>
-              <w:tab/>
-              <w:t>7</w:t>
-            </w:r>
-          </w:hyperlink>
+          <w:r>
+            <w:rPr>
+              <w:sz w:val="32"/>
+              <w:szCs w:val="32"/>
+            </w:rPr>
+            <w:t>3.2 Метод Зейделя</w:t>
+            <w:tab/>
+            <w:t>7</w:t>
+          </w:r>
         </w:p>
         <w:p>
           <w:pPr>
@@ -1174,18 +1107,15 @@
             </w:tabs>
             <w:rPr/>
           </w:pPr>
-          <w:hyperlink w:anchor="__RefHeading___Toc753_2316249806" w:tooltip="5 Результаты вычислений с пошаговым представлением">
-            <w:r>
-              <w:rPr>
-                <w:rStyle w:val="Style10"/>
-                <w:sz w:val="32"/>
-                <w:szCs w:val="32"/>
-              </w:rPr>
-              <w:t>5 Результаты вычислений с пошаговым представлением</w:t>
-              <w:tab/>
-              <w:t>9</w:t>
-            </w:r>
-          </w:hyperlink>
+          <w:r>
+            <w:rPr>
+              <w:sz w:val="32"/>
+              <w:szCs w:val="32"/>
+            </w:rPr>
+            <w:t>5 Результаты вычислений с пошаговым представлением</w:t>
+            <w:tab/>
+            <w:t>9</w:t>
+          </w:r>
         </w:p>
         <w:p>
           <w:pPr>
@@ -1196,18 +1126,15 @@
             </w:tabs>
             <w:rPr/>
           </w:pPr>
-          <w:hyperlink w:anchor="__RefHeading___Toc755_2316249806" w:tooltip="5.1 Метод Гаусса с выбором главного элемента и нормированием">
-            <w:r>
-              <w:rPr>
-                <w:rStyle w:val="Style10"/>
-                <w:sz w:val="32"/>
-                <w:szCs w:val="32"/>
-              </w:rPr>
-              <w:t>5.1 Метод Гаусса с выбором главного элемента и нормированием</w:t>
-              <w:tab/>
-              <w:t>9</w:t>
-            </w:r>
-          </w:hyperlink>
+          <w:r>
+            <w:rPr>
+              <w:sz w:val="32"/>
+              <w:szCs w:val="32"/>
+            </w:rPr>
+            <w:t>5.1 Метод Гаусса с выбором главного элемента и нормированием</w:t>
+            <w:tab/>
+            <w:t>9</w:t>
+          </w:r>
         </w:p>
         <w:p>
           <w:pPr>
@@ -1218,18 +1145,15 @@
             </w:tabs>
             <w:rPr/>
           </w:pPr>
-          <w:hyperlink w:anchor="__RefHeading___Toc757_2316249806" w:tooltip="5.2 Метод Зейделя">
-            <w:r>
-              <w:rPr>
-                <w:rStyle w:val="Style10"/>
-                <w:sz w:val="32"/>
-                <w:szCs w:val="32"/>
-              </w:rPr>
-              <w:t>5.2 Метод Зейделя</w:t>
-              <w:tab/>
-              <w:t>10</w:t>
-            </w:r>
-          </w:hyperlink>
+          <w:r>
+            <w:rPr>
+              <w:sz w:val="32"/>
+              <w:szCs w:val="32"/>
+            </w:rPr>
+            <w:t>5.2 Метод Зейделя</w:t>
+            <w:tab/>
+            <w:t>10</w:t>
+          </w:r>
         </w:p>
         <w:p>
           <w:pPr>
@@ -1240,18 +1164,15 @@
             </w:tabs>
             <w:rPr/>
           </w:pPr>
-          <w:hyperlink w:anchor="__RefHeading___Toc759_2316249806" w:tooltip="6 Обсуждение результатов">
-            <w:r>
-              <w:rPr>
-                <w:rStyle w:val="Style10"/>
-                <w:sz w:val="32"/>
-                <w:szCs w:val="32"/>
-              </w:rPr>
-              <w:t>6 Обсуждение результатов</w:t>
-              <w:tab/>
-              <w:t>14</w:t>
-            </w:r>
-          </w:hyperlink>
+          <w:r>
+            <w:rPr>
+              <w:sz w:val="32"/>
+              <w:szCs w:val="32"/>
+            </w:rPr>
+            <w:t>6 Обсуждение результатов</w:t>
+            <w:tab/>
+            <w:t>14</w:t>
+          </w:r>
         </w:p>
         <w:p>
           <w:pPr>
@@ -1262,18 +1183,15 @@
             </w:tabs>
             <w:rPr/>
           </w:pPr>
-          <w:hyperlink w:anchor="__RefHeading___Toc761_2316249806" w:tooltip="Приложение">
-            <w:r>
-              <w:rPr>
-                <w:rStyle w:val="Style10"/>
-                <w:sz w:val="32"/>
-                <w:szCs w:val="32"/>
-              </w:rPr>
-              <w:t>Приложение</w:t>
-              <w:tab/>
-              <w:t>16</w:t>
-            </w:r>
-          </w:hyperlink>
+          <w:r>
+            <w:rPr>
+              <w:sz w:val="32"/>
+              <w:szCs w:val="32"/>
+            </w:rPr>
+            <w:t>Приложение</w:t>
+            <w:tab/>
+            <w:t>16</w:t>
+          </w:r>
         </w:p>
         <w:p>
           <w:pPr>
@@ -1284,21 +1202,17 @@
             </w:tabs>
             <w:rPr/>
           </w:pPr>
-          <w:hyperlink w:anchor="__RefHeading___Toc9670_1466283791" w:tooltip="ПРИЛОЖЕНИЕ А">
-            <w:r>
-              <w:rPr>
-                <w:rStyle w:val="Style10"/>
-                <w:sz w:val="32"/>
-                <w:szCs w:val="32"/>
-              </w:rPr>
-              <w:t>ПРИЛОЖЕНИЕ А</w:t>
-              <w:tab/>
-              <w:t>24</w:t>
-            </w:r>
-          </w:hyperlink>
           <w:r>
             <w:rPr>
-              <w:rStyle w:val="Style10"/>
+              <w:sz w:val="32"/>
+              <w:szCs w:val="32"/>
+            </w:rPr>
+            <w:t>ПРИЛОЖЕНИЕ А</w:t>
+            <w:tab/>
+            <w:t>24</w:t>
+          </w:r>
+          <w:r>
+            <w:rPr>
               <w:sz w:val="32"/>
               <w:szCs w:val="32"/>
             </w:rPr>
@@ -1441,15 +1355,21 @@
           <w:b w:val="false"/>
           <w:bCs w:val="false"/>
         </w:rPr>
-        <w:t xml:space="preserve">1) </w:t>
-      </w:r>
+        <w:t>1) Изучить метод Гаусса с выбором главного элемента и нормированием.</w:t>
+      </w:r>
+    </w:p>
+    <w:p>
+      <w:pPr>
+        <w:pStyle w:val="BodyText"/>
+        <w:rPr/>
+      </w:pPr>
       <w:r>
         <w:rPr>
           <w:rStyle w:val="Strong"/>
           <w:b w:val="false"/>
           <w:bCs w:val="false"/>
         </w:rPr>
-        <w:t>Изучить метод Гаусса с выбором главного элемента и нормированием.</w:t>
+        <w:t>2) Изучить метод Зейделя.</w:t>
       </w:r>
     </w:p>
     <w:p>
@@ -1463,59 +1383,21 @@
           <w:b w:val="false"/>
           <w:bCs w:val="false"/>
         </w:rPr>
-        <w:t xml:space="preserve">2) </w:t>
-      </w:r>
+        <w:t>3) Решить заданную систему варианта №26 обоими методами с пошаговым представлением вычислений.</w:t>
+      </w:r>
+    </w:p>
+    <w:p>
+      <w:pPr>
+        <w:pStyle w:val="BodyText"/>
+        <w:rPr/>
+      </w:pPr>
       <w:r>
         <w:rPr>
           <w:rStyle w:val="Strong"/>
           <w:b w:val="false"/>
           <w:bCs w:val="false"/>
         </w:rPr>
-        <w:t>Изучить метод Зейделя.</w:t>
-      </w:r>
-    </w:p>
-    <w:p>
-      <w:pPr>
-        <w:pStyle w:val="BodyText"/>
-        <w:rPr/>
-      </w:pPr>
-      <w:r>
-        <w:rPr>
-          <w:rStyle w:val="Strong"/>
-          <w:b w:val="false"/>
-          <w:bCs w:val="false"/>
-        </w:rPr>
-        <w:t xml:space="preserve">3) </w:t>
-      </w:r>
-      <w:r>
-        <w:rPr>
-          <w:rStyle w:val="Strong"/>
-          <w:b w:val="false"/>
-          <w:bCs w:val="false"/>
-        </w:rPr>
-        <w:t>Решить заданную систему варианта №26 обоими методами с пошаговым представлением вычислений.</w:t>
-      </w:r>
-    </w:p>
-    <w:p>
-      <w:pPr>
-        <w:pStyle w:val="BodyText"/>
-        <w:rPr/>
-      </w:pPr>
-      <w:r>
-        <w:rPr>
-          <w:rStyle w:val="Strong"/>
-          <w:b w:val="false"/>
-          <w:bCs w:val="false"/>
-        </w:rPr>
-        <w:t xml:space="preserve">4) </w:t>
-      </w:r>
-      <w:r>
-        <w:rPr>
-          <w:rStyle w:val="Strong"/>
-          <w:b w:val="false"/>
-          <w:bCs w:val="false"/>
-        </w:rPr>
-        <w:t>Сравнить результаты, проверить их подстановкой и проанализировать точность.</w:t>
+        <w:t>4) Сравнить результаты, проверить их подстановкой и проанализировать точность.</w:t>
       </w:r>
       <w:bookmarkStart w:id="4" w:name="_Toc202355034"/>
       <w:r>
@@ -1555,11 +1437,7 @@
       <w:bookmarkEnd w:id="6"/>
       <w:r>
         <w:rPr/>
-        <w:t xml:space="preserve">1.1 </w:t>
-      </w:r>
-      <w:r>
-        <w:rPr/>
-        <w:t>Общие понятия</w:t>
+        <w:t>1.1 Общие понятия</w:t>
       </w:r>
     </w:p>
     <w:p>
@@ -1730,21 +1608,13 @@
           <w:b w:val="false"/>
           <w:bCs w:val="false"/>
         </w:rPr>
-        <w:t xml:space="preserve">2) </w:t>
-      </w:r>
-      <w:r>
-        <w:rPr>
-          <w:rStyle w:val="Strong"/>
+        <w:t>2) Обратный ход</w:t>
+      </w:r>
+      <w:r>
+        <w:rPr>
           <w:b w:val="false"/>
           <w:bCs w:val="false"/>
         </w:rPr>
-        <w:t>Обратный ход</w:t>
-      </w:r>
-      <w:r>
-        <w:rPr>
-          <w:b w:val="false"/>
-          <w:bCs w:val="false"/>
-        </w:rPr>
         <w:t xml:space="preserve"> — последовательно находятся неизвестные</w:t>
       </w:r>
     </w:p>
@@ -1834,11 +1704,7 @@
       </w:r>
       <w:r>
         <w:rPr/>
-        <w:t xml:space="preserve"> — делится на главный элемент akk​, чтобы на диагонали получилась 1. </w:t>
-      </w:r>
-      <w:r>
-        <w:rPr/>
-        <w:t xml:space="preserve">Затем столбец k обнуляется </w:t>
+        <w:t xml:space="preserve"> — делится на главный элемент akk​, чтобы на диагонали получилась 1. Затем столбец k обнуляется </w:t>
       </w:r>
       <w:r>
         <w:rPr>
@@ -1921,21 +1787,7 @@
           <w:b w:val="false"/>
           <w:bCs w:val="false"/>
         </w:rPr>
-        <w:t xml:space="preserve">Достаточное условие сходимости метода Зейделя: </w:t>
-      </w:r>
-      <w:r>
-        <w:rPr>
-          <w:b w:val="false"/>
-          <w:bCs w:val="false"/>
-        </w:rPr>
-        <w:t xml:space="preserve">||C|| &lt; 1 хотя бы в одной матричной форме. </w:t>
-      </w:r>
-      <w:r>
-        <w:rPr>
-          <w:b w:val="false"/>
-          <w:bCs w:val="false"/>
-        </w:rPr>
-        <w:t xml:space="preserve">Если матрица A обладает </w:t>
+        <w:t xml:space="preserve">Достаточное условие сходимости метода Зейделя: ||C|| &lt; 1 хотя бы в одной матричной форме. Если матрица A обладает </w:t>
       </w:r>
       <w:r>
         <w:rPr>
@@ -2135,11 +1987,7 @@
       <w:bookmarkEnd w:id="14"/>
       <w:r>
         <w:rPr/>
-        <w:t xml:space="preserve">2 </w:t>
-      </w:r>
-      <w:r>
-        <w:rPr/>
-        <w:t>Постановка задачи</w:t>
+        <w:t>2 Постановка задачи</w:t>
       </w:r>
     </w:p>
     <w:p>
@@ -2235,15 +2083,7 @@
       </w:r>
       <w:r>
         <w:rPr/>
-        <w:t xml:space="preserve"> вектор неизвестных x=(x1​,x2​,x3​)</w:t>
-      </w:r>
-      <w:r>
-        <w:rPr/>
-        <w:t>^</w:t>
-      </w:r>
-      <w:r>
-        <w:rPr/>
-        <w:t>T.</w:t>
+        <w:t xml:space="preserve"> вектор неизвестных x=(x1​,x2​,x3​)^T.</w:t>
       </w:r>
     </w:p>
     <w:p>
@@ -2263,13 +2103,13 @@
         <w:pStyle w:val="BodyText"/>
         <w:numPr>
           <w:ilvl w:val="0"/>
-          <w:numId w:val="3"/>
+          <w:numId w:val="2"/>
         </w:numPr>
         <w:tabs>
           <w:tab w:val="clear" w:pos="709"/>
           <w:tab w:val="left" w:pos="0" w:leader="none"/>
         </w:tabs>
-        <w:ind w:firstLine="426" w:start="709"/>
+        <w:ind w:firstLine="426"/>
         <w:rPr/>
       </w:pPr>
       <w:r>
@@ -2282,13 +2122,13 @@
         <w:pStyle w:val="BodyText"/>
         <w:numPr>
           <w:ilvl w:val="0"/>
-          <w:numId w:val="3"/>
+          <w:numId w:val="2"/>
         </w:numPr>
         <w:tabs>
           <w:tab w:val="clear" w:pos="709"/>
           <w:tab w:val="left" w:pos="0" w:leader="none"/>
         </w:tabs>
-        <w:ind w:firstLine="426" w:start="709"/>
+        <w:ind w:firstLine="426"/>
         <w:rPr/>
       </w:pPr>
       <w:r>
@@ -2301,13 +2141,13 @@
         <w:pStyle w:val="BodyText"/>
         <w:numPr>
           <w:ilvl w:val="0"/>
-          <w:numId w:val="3"/>
+          <w:numId w:val="2"/>
         </w:numPr>
         <w:tabs>
           <w:tab w:val="clear" w:pos="709"/>
           <w:tab w:val="left" w:pos="0" w:leader="none"/>
         </w:tabs>
-        <w:ind w:firstLine="426" w:start="709"/>
+        <w:ind w:firstLine="426"/>
         <w:rPr/>
       </w:pPr>
       <w:r>
@@ -2320,13 +2160,13 @@
         <w:pStyle w:val="BodyText"/>
         <w:numPr>
           <w:ilvl w:val="1"/>
-          <w:numId w:val="3"/>
+          <w:numId w:val="2"/>
         </w:numPr>
         <w:tabs>
           <w:tab w:val="clear" w:pos="709"/>
           <w:tab w:val="left" w:pos="0" w:leader="none"/>
         </w:tabs>
-        <w:ind w:firstLine="426" w:start="1418"/>
+        <w:ind w:firstLine="426"/>
         <w:rPr/>
       </w:pPr>
       <w:r>
@@ -2339,13 +2179,13 @@
         <w:pStyle w:val="BodyText"/>
         <w:numPr>
           <w:ilvl w:val="1"/>
-          <w:numId w:val="3"/>
+          <w:numId w:val="2"/>
         </w:numPr>
         <w:tabs>
           <w:tab w:val="clear" w:pos="709"/>
           <w:tab w:val="left" w:pos="0" w:leader="none"/>
         </w:tabs>
-        <w:ind w:firstLine="426" w:start="1418"/>
+        <w:ind w:firstLine="426"/>
         <w:rPr/>
       </w:pPr>
       <w:r>
@@ -2460,7 +2300,7 @@
           <w:tab w:val="clear" w:pos="709"/>
           <w:tab w:val="left" w:pos="0" w:leader="none"/>
         </w:tabs>
-        <w:ind w:firstLine="426" w:start="709"/>
+        <w:ind w:firstLine="426"/>
         <w:rPr/>
       </w:pPr>
       <w:r>
@@ -2479,7 +2319,7 @@
           <w:tab w:val="clear" w:pos="709"/>
           <w:tab w:val="left" w:pos="0" w:leader="none"/>
         </w:tabs>
-        <w:ind w:firstLine="426" w:start="709"/>
+        <w:ind w:firstLine="426"/>
         <w:rPr/>
       </w:pPr>
       <w:r>
@@ -2518,7 +2358,7 @@
           <w:tab w:val="clear" w:pos="709"/>
           <w:tab w:val="left" w:pos="0" w:leader="none"/>
         </w:tabs>
-        <w:ind w:firstLine="426" w:start="709"/>
+        <w:ind w:firstLine="426"/>
         <w:rPr/>
       </w:pPr>
       <w:r>
@@ -2537,7 +2377,7 @@
           <w:tab w:val="clear" w:pos="709"/>
           <w:tab w:val="left" w:pos="0" w:leader="none"/>
         </w:tabs>
-        <w:ind w:firstLine="426" w:start="709"/>
+        <w:ind w:firstLine="426"/>
         <w:rPr/>
       </w:pPr>
       <w:r>
@@ -2566,7 +2406,7 @@
           <w:tab w:val="clear" w:pos="709"/>
           <w:tab w:val="left" w:pos="0" w:leader="none"/>
         </w:tabs>
-        <w:ind w:firstLine="426" w:start="709"/>
+        <w:ind w:firstLine="426"/>
         <w:rPr/>
       </w:pPr>
       <w:r>
@@ -2595,7 +2435,7 @@
           <w:tab w:val="clear" w:pos="709"/>
           <w:tab w:val="left" w:pos="0" w:leader="none"/>
         </w:tabs>
-        <w:ind w:firstLine="426" w:start="709"/>
+        <w:ind w:firstLine="426"/>
         <w:rPr/>
       </w:pPr>
       <w:r>
@@ -2647,15 +2487,7 @@
       </w:pPr>
       <w:r>
         <w:rPr/>
-        <w:t>Метод Зейделя — итерационный метод. Система Ax=b преобразуется к виду «</w:t>
-      </w:r>
-      <w:r>
-        <w:rPr/>
-        <w:t xml:space="preserve">x = Cx + d» </w:t>
-      </w:r>
-      <w:r>
-        <w:rPr/>
-        <w:t>где C — матрица коэффициентов, d — вектор свободных членов.</w:t>
+        <w:t>Метод Зейделя — итерационный метод. Система Ax=b преобразуется к виду «x = Cx + d» где C — матрица коэффициентов, d — вектор свободных членов.</w:t>
       </w:r>
     </w:p>
     <w:p>
@@ -2717,16 +2549,13 @@
     </w:p>
     <w:p>
       <w:pPr>
-        <w:pStyle w:val="BodyText"/>
-        <w:rPr/>
-      </w:pPr>
-      <w:r>
-        <w:rPr/>
-        <w:t xml:space="preserve">4 </w:t>
-      </w:r>
-      <w:r>
-        <w:rPr/>
-        <w:t>Исходные данные для конкретных расчётов</w:t>
+        <w:pStyle w:val="Heading1"/>
+        <w:jc w:val="both"/>
+        <w:rPr/>
+      </w:pPr>
+      <w:r>
+        <w:rPr/>
+        <w:t>4 Исходные данные для конкретных расчётов</w:t>
       </w:r>
     </w:p>
     <w:p>
@@ -3411,6 +3240,7 @@
     <w:p>
       <w:pPr>
         <w:pStyle w:val="Heading1"/>
+        <w:spacing w:before="0" w:after="0"/>
         <w:jc w:val="both"/>
         <w:rPr/>
       </w:pPr>
@@ -3464,7 +3294,7 @@
           </w:tcPr>
           <w:p>
             <w:pPr>
-              <w:pStyle w:val="Style20"/>
+              <w:pStyle w:val="user7"/>
               <w:rPr>
                 <w:sz w:val="24"/>
                 <w:szCs w:val="24"/>
@@ -3491,7 +3321,7 @@
           </w:tcPr>
           <w:p>
             <w:pPr>
-              <w:pStyle w:val="Style20"/>
+              <w:pStyle w:val="user7"/>
               <w:rPr>
                 <w:sz w:val="24"/>
                 <w:szCs w:val="24"/>
@@ -3518,7 +3348,7 @@
           </w:tcPr>
           <w:p>
             <w:pPr>
-              <w:pStyle w:val="Style20"/>
+              <w:pStyle w:val="user7"/>
               <w:rPr>
                 <w:sz w:val="24"/>
                 <w:szCs w:val="24"/>
@@ -3545,7 +3375,7 @@
           </w:tcPr>
           <w:p>
             <w:pPr>
-              <w:pStyle w:val="Style20"/>
+              <w:pStyle w:val="user7"/>
               <w:rPr>
                 <w:sz w:val="24"/>
                 <w:szCs w:val="24"/>
@@ -3575,7 +3405,7 @@
           </w:tcPr>
           <w:p>
             <w:pPr>
-              <w:pStyle w:val="Style20"/>
+              <w:pStyle w:val="user7"/>
               <w:rPr>
                 <w:sz w:val="24"/>
                 <w:szCs w:val="24"/>
@@ -3602,7 +3432,7 @@
           </w:tcPr>
           <w:p>
             <w:pPr>
-              <w:pStyle w:val="Style20"/>
+              <w:pStyle w:val="user7"/>
               <w:rPr>
                 <w:sz w:val="24"/>
                 <w:szCs w:val="24"/>
@@ -3629,7 +3459,7 @@
           </w:tcPr>
           <w:p>
             <w:pPr>
-              <w:pStyle w:val="Style20"/>
+              <w:pStyle w:val="user7"/>
               <w:rPr>
                 <w:sz w:val="24"/>
                 <w:szCs w:val="24"/>
@@ -3656,7 +3486,7 @@
           </w:tcPr>
           <w:p>
             <w:pPr>
-              <w:pStyle w:val="Style20"/>
+              <w:pStyle w:val="user7"/>
               <w:rPr>
                 <w:sz w:val="24"/>
                 <w:szCs w:val="24"/>
@@ -3686,7 +3516,7 @@
           </w:tcPr>
           <w:p>
             <w:pPr>
-              <w:pStyle w:val="Style20"/>
+              <w:pStyle w:val="user7"/>
               <w:rPr>
                 <w:sz w:val="24"/>
                 <w:szCs w:val="24"/>
@@ -3713,7 +3543,7 @@
           </w:tcPr>
           <w:p>
             <w:pPr>
-              <w:pStyle w:val="Style20"/>
+              <w:pStyle w:val="user7"/>
               <w:rPr>
                 <w:sz w:val="24"/>
                 <w:szCs w:val="24"/>
@@ -3740,7 +3570,7 @@
           </w:tcPr>
           <w:p>
             <w:pPr>
-              <w:pStyle w:val="Style20"/>
+              <w:pStyle w:val="user7"/>
               <w:rPr>
                 <w:sz w:val="24"/>
                 <w:szCs w:val="24"/>
@@ -3767,7 +3597,7 @@
           </w:tcPr>
           <w:p>
             <w:pPr>
-              <w:pStyle w:val="Style20"/>
+              <w:pStyle w:val="user7"/>
               <w:rPr>
                 <w:sz w:val="24"/>
                 <w:szCs w:val="24"/>
@@ -3871,11 +3701,7 @@
       </w:pPr>
       <w:r>
         <w:rPr/>
-        <w:t xml:space="preserve">1) </w:t>
-      </w:r>
-      <w:r>
-        <w:rPr/>
-        <w:t>Метод Гаусса даёт решение за конечное число шагов; погрешность обусловлена только округлениями.</w:t>
+        <w:t>1) Метод Гаусса даёт решение за конечное число шагов; погрешность обусловлена только округлениями.</w:t>
       </w:r>
     </w:p>
     <w:p>
@@ -3890,11 +3716,7 @@
       </w:pPr>
       <w:r>
         <w:rPr/>
-        <w:t xml:space="preserve">2) </w:t>
-      </w:r>
-      <w:r>
-        <w:rPr/>
-        <w:t>Метод Зейделя даёт приближённое решение; точность определяется заданным ε=0.0001. Расхождение с методом Гаусса объясняется тем, что итерации остановлены при достижении заданной точности.</w:t>
+        <w:t>2) Метод Зейделя даёт приближённое решение; точность определяется заданным ε=0.0001. Расхождение с методом Гаусса объясняется тем, что итерации остановлены при достижении заданной точности.</w:t>
       </w:r>
     </w:p>
     <w:p>
@@ -3935,7 +3757,7 @@
     </w:p>
     <w:p>
       <w:pPr>
-        <w:pStyle w:val="Style14"/>
+        <w:pStyle w:val="user4"/>
         <w:spacing w:before="0" w:after="0"/>
         <w:rPr/>
       </w:pPr>
@@ -4034,6 +3856,7 @@
     <w:p>
       <w:pPr>
         <w:pStyle w:val="Heading1"/>
+        <w:spacing w:before="0" w:after="0"/>
         <w:rPr/>
       </w:pPr>
       <w:bookmarkStart w:id="24" w:name="__RefHeading___Toc761_2316249806"/>
@@ -7415,143 +7238,6 @@
     </w:lvl>
     <w:lvl w:ilvl="1">
       <w:start w:val="1"/>
-      <w:numFmt w:val="bullet"/>
-      <w:lvlText w:val=""/>
-      <w:lvlJc w:val="start"/>
-      <w:pPr>
-        <w:tabs>
-          <w:tab w:val="num" w:pos="1418"/>
-        </w:tabs>
-        <w:ind w:start="1418" w:hanging="283"/>
-      </w:pPr>
-      <w:rPr>
-        <w:rFonts w:ascii="Symbol" w:hAnsi="Symbol" w:cs="Symbol" w:hint="default"/>
-      </w:rPr>
-    </w:lvl>
-    <w:lvl w:ilvl="2">
-      <w:start w:val="1"/>
-      <w:numFmt w:val="bullet"/>
-      <w:lvlText w:val=""/>
-      <w:lvlJc w:val="start"/>
-      <w:pPr>
-        <w:tabs>
-          <w:tab w:val="num" w:pos="2127"/>
-        </w:tabs>
-        <w:ind w:start="2127" w:hanging="283"/>
-      </w:pPr>
-      <w:rPr>
-        <w:rFonts w:ascii="Symbol" w:hAnsi="Symbol" w:cs="Symbol" w:hint="default"/>
-      </w:rPr>
-    </w:lvl>
-    <w:lvl w:ilvl="3">
-      <w:start w:val="1"/>
-      <w:numFmt w:val="bullet"/>
-      <w:lvlText w:val=""/>
-      <w:lvlJc w:val="start"/>
-      <w:pPr>
-        <w:tabs>
-          <w:tab w:val="num" w:pos="2836"/>
-        </w:tabs>
-        <w:ind w:start="2836" w:hanging="283"/>
-      </w:pPr>
-      <w:rPr>
-        <w:rFonts w:ascii="Symbol" w:hAnsi="Symbol" w:cs="Symbol" w:hint="default"/>
-      </w:rPr>
-    </w:lvl>
-    <w:lvl w:ilvl="4">
-      <w:start w:val="1"/>
-      <w:numFmt w:val="bullet"/>
-      <w:lvlText w:val=""/>
-      <w:lvlJc w:val="start"/>
-      <w:pPr>
-        <w:tabs>
-          <w:tab w:val="num" w:pos="3545"/>
-        </w:tabs>
-        <w:ind w:start="3545" w:hanging="283"/>
-      </w:pPr>
-      <w:rPr>
-        <w:rFonts w:ascii="Symbol" w:hAnsi="Symbol" w:cs="Symbol" w:hint="default"/>
-      </w:rPr>
-    </w:lvl>
-    <w:lvl w:ilvl="5">
-      <w:start w:val="1"/>
-      <w:numFmt w:val="bullet"/>
-      <w:lvlText w:val=""/>
-      <w:lvlJc w:val="start"/>
-      <w:pPr>
-        <w:tabs>
-          <w:tab w:val="num" w:pos="4254"/>
-        </w:tabs>
-        <w:ind w:start="4254" w:hanging="283"/>
-      </w:pPr>
-      <w:rPr>
-        <w:rFonts w:ascii="Symbol" w:hAnsi="Symbol" w:cs="Symbol" w:hint="default"/>
-      </w:rPr>
-    </w:lvl>
-    <w:lvl w:ilvl="6">
-      <w:start w:val="1"/>
-      <w:numFmt w:val="bullet"/>
-      <w:lvlText w:val=""/>
-      <w:lvlJc w:val="start"/>
-      <w:pPr>
-        <w:tabs>
-          <w:tab w:val="num" w:pos="4963"/>
-        </w:tabs>
-        <w:ind w:start="4963" w:hanging="283"/>
-      </w:pPr>
-      <w:rPr>
-        <w:rFonts w:ascii="Symbol" w:hAnsi="Symbol" w:cs="Symbol" w:hint="default"/>
-      </w:rPr>
-    </w:lvl>
-    <w:lvl w:ilvl="7">
-      <w:start w:val="1"/>
-      <w:numFmt w:val="bullet"/>
-      <w:lvlText w:val=""/>
-      <w:lvlJc w:val="start"/>
-      <w:pPr>
-        <w:tabs>
-          <w:tab w:val="num" w:pos="5672"/>
-        </w:tabs>
-        <w:ind w:start="5672" w:hanging="283"/>
-      </w:pPr>
-      <w:rPr>
-        <w:rFonts w:ascii="Symbol" w:hAnsi="Symbol" w:cs="Symbol" w:hint="default"/>
-      </w:rPr>
-    </w:lvl>
-    <w:lvl w:ilvl="8">
-      <w:start w:val="1"/>
-      <w:numFmt w:val="bullet"/>
-      <w:lvlText w:val=""/>
-      <w:lvlJc w:val="start"/>
-      <w:pPr>
-        <w:tabs>
-          <w:tab w:val="num" w:pos="6381"/>
-        </w:tabs>
-        <w:ind w:start="6381" w:hanging="283"/>
-      </w:pPr>
-      <w:rPr>
-        <w:rFonts w:ascii="Symbol" w:hAnsi="Symbol" w:cs="Symbol" w:hint="default"/>
-      </w:rPr>
-    </w:lvl>
-  </w:abstractNum>
-  <w:abstractNum w:abstractNumId="3">
-    <w:lvl w:ilvl="0">
-      <w:start w:val="1"/>
-      <w:numFmt w:val="bullet"/>
-      <w:lvlText w:val=""/>
-      <w:lvlJc w:val="start"/>
-      <w:pPr>
-        <w:tabs>
-          <w:tab w:val="num" w:pos="709"/>
-        </w:tabs>
-        <w:ind w:start="709" w:hanging="283"/>
-      </w:pPr>
-      <w:rPr>
-        <w:rFonts w:ascii="Symbol" w:hAnsi="Symbol" w:cs="Symbol" w:hint="default"/>
-      </w:rPr>
-    </w:lvl>
-    <w:lvl w:ilvl="1">
-      <w:start w:val="1"/>
       <w:numFmt w:val="decimal"/>
       <w:lvlText w:val="%2."/>
       <w:lvlJc w:val="start"/>
@@ -7655,7 +7341,7 @@
       <w:rPr/>
     </w:lvl>
   </w:abstractNum>
-  <w:abstractNum w:abstractNumId="4">
+  <w:abstractNum w:abstractNumId="3">
     <w:lvl w:ilvl="0">
       <w:start w:val="1"/>
       <w:numFmt w:val="none"/>
@@ -7782,9 +7468,6 @@
   </w:num>
   <w:num w:numId="3">
     <w:abstractNumId w:val="3"/>
-  </w:num>
-  <w:num w:numId="4">
-    <w:abstractNumId w:val="4"/>
   </w:num>
 </w:numbering>
 </file>
@@ -8312,28 +7995,28 @@
       <w:u w:val="single"/>
     </w:rPr>
   </w:style>
+  <w:style w:type="character" w:styleId="Style10">
+    <w:name w:val="Ссылка указателя"/>
+    <w:rPr/>
+  </w:style>
+  <w:style w:type="character" w:styleId="Style11">
+    <w:name w:val="Маркеры"/>
+    <w:rPr>
+      <w:rFonts w:ascii="OpenSymbol" w:hAnsi="OpenSymbol" w:eastAsia="OpenSymbol" w:cs="OpenSymbol"/>
+    </w:rPr>
+  </w:style>
   <w:style w:type="character" w:styleId="user">
     <w:name w:val="Ссылка указателя (user)"/>
     <w:rPr/>
   </w:style>
   <w:style w:type="character" w:styleId="user1">
-    <w:name w:val="Маркеры (user)"/>
-    <w:rPr>
-      <w:rFonts w:ascii="OpenSymbol" w:hAnsi="OpenSymbol" w:eastAsia="OpenSymbol" w:cs="OpenSymbol"/>
-    </w:rPr>
-  </w:style>
-  <w:style w:type="character" w:styleId="Style10">
-    <w:name w:val="Ссылка указателя"/>
-    <w:rPr/>
-  </w:style>
-  <w:style w:type="character" w:styleId="Style11">
-    <w:name w:val="Исходный текст"/>
+    <w:name w:val="Исходный текст (user)"/>
     <w:rPr>
       <w:rFonts w:ascii="Liberation Mono" w:hAnsi="Liberation Mono" w:eastAsia="Liberation Mono" w:cs="Liberation Mono"/>
     </w:rPr>
   </w:style>
-  <w:style w:type="character" w:styleId="Style12">
-    <w:name w:val="Маркеры"/>
+  <w:style w:type="character" w:styleId="user2">
+    <w:name w:val="Маркеры (user)"/>
     <w:rPr>
       <w:rFonts w:ascii="OpenSymbol" w:hAnsi="OpenSymbol" w:eastAsia="OpenSymbol" w:cs="OpenSymbol"/>
     </w:rPr>
@@ -8352,22 +8035,21 @@
       <w:u w:val="single"/>
     </w:rPr>
   </w:style>
-  <w:style w:type="character" w:styleId="Style13">
-    <w:name w:val="Символ нумерации"/>
+  <w:style w:type="character" w:styleId="user3">
+    <w:name w:val="Символ нумерации (user)"/>
     <w:rPr/>
   </w:style>
-  <w:style w:type="paragraph" w:styleId="Style14">
+  <w:style w:type="paragraph" w:styleId="Style12">
     <w:name w:val="Заголовок"/>
     <w:basedOn w:val="Normal"/>
     <w:next w:val="BodyText"/>
     <w:pPr>
       <w:keepNext w:val="true"/>
       <w:spacing w:lineRule="auto" w:line="360" w:before="0" w:after="0"/>
-      <w:ind w:firstLine="709"/>
       <w:jc w:val="center"/>
     </w:pPr>
     <w:rPr>
-      <w:rFonts w:ascii="Times New roman" w:hAnsi="Times New roman" w:eastAsia="Noto Sans CJK SC" w:cs="Noto Sans Devanagari"/>
+      <w:rFonts w:ascii="Liberation Sans" w:hAnsi="Liberation Sans" w:eastAsia="Noto Sans CJK SC" w:cs="Noto Sans Devanagari"/>
       <w:b/>
       <w:sz w:val="32"/>
       <w:szCs w:val="28"/>
@@ -8410,7 +8092,7 @@
       <w:szCs w:val="28"/>
     </w:rPr>
   </w:style>
-  <w:style w:type="paragraph" w:styleId="Style15">
+  <w:style w:type="paragraph" w:styleId="Style13">
     <w:name w:val="Указатель"/>
     <w:basedOn w:val="Normal"/>
     <w:pPr>
@@ -8420,23 +8102,24 @@
       <w:rFonts w:cs="Noto Sans Devanagari"/>
     </w:rPr>
   </w:style>
-  <w:style w:type="paragraph" w:styleId="user2">
+  <w:style w:type="paragraph" w:styleId="user4">
     <w:name w:val="Заголовок (user)"/>
     <w:basedOn w:val="Normal"/>
     <w:next w:val="BodyText"/>
     <w:pPr>
       <w:keepNext w:val="true"/>
       <w:spacing w:lineRule="auto" w:line="360" w:before="0" w:after="0"/>
+      <w:ind w:firstLine="709"/>
       <w:jc w:val="center"/>
     </w:pPr>
     <w:rPr>
-      <w:rFonts w:ascii="Liberation Sans" w:hAnsi="Liberation Sans" w:eastAsia="Noto Sans CJK SC" w:cs="Noto Sans Devanagari"/>
+      <w:rFonts w:ascii="Times New roman" w:hAnsi="Times New roman" w:eastAsia="Noto Sans CJK SC" w:cs="Noto Sans Devanagari"/>
       <w:b/>
       <w:sz w:val="32"/>
       <w:szCs w:val="28"/>
     </w:rPr>
   </w:style>
-  <w:style w:type="paragraph" w:styleId="user3">
+  <w:style w:type="paragraph" w:styleId="user5">
     <w:name w:val="Указатель (user)"/>
     <w:basedOn w:val="Normal"/>
     <w:pPr>
@@ -8478,7 +8161,7 @@
       <w:lang w:val="ru-RU" w:eastAsia="ru-RU" w:bidi="ar-SA"/>
     </w:rPr>
   </w:style>
-  <w:style w:type="paragraph" w:styleId="Style16" w:customStyle="1">
+  <w:style w:type="paragraph" w:styleId="Style14" w:customStyle="1">
     <w:name w:val="Знак Знак Знак Знак Знак Знак Знак Знак Знак Знак Знак Знак Знак Знак Знак Знак Знак"/>
     <w:basedOn w:val="Normal"/>
     <w:rsid w:val="0032688a"/>
@@ -8490,14 +8173,14 @@
       <w:lang w:val="en-US" w:eastAsia="en-US"/>
     </w:rPr>
   </w:style>
-  <w:style w:type="paragraph" w:styleId="user4">
-    <w:name w:val="Колонтитулы (user)"/>
+  <w:style w:type="paragraph" w:styleId="Style15">
+    <w:name w:val="Колонтитулы"/>
     <w:basedOn w:val="Normal"/>
     <w:pPr/>
     <w:rPr/>
   </w:style>
-  <w:style w:type="paragraph" w:styleId="Style17">
-    <w:name w:val="Колонтитулы"/>
+  <w:style w:type="paragraph" w:styleId="user6">
+    <w:name w:val="Колонтитулы (user)"/>
     <w:basedOn w:val="Normal"/>
     <w:pPr/>
     <w:rPr/>
@@ -8592,7 +8275,7 @@
   </w:style>
   <w:style w:type="paragraph" w:styleId="IndexHeading">
     <w:name w:val="index heading"/>
-    <w:basedOn w:val="user2"/>
+    <w:basedOn w:val="Style12"/>
     <w:pPr>
       <w:spacing w:before="0" w:after="0"/>
     </w:pPr>
@@ -8763,22 +8446,22 @@
       <w:szCs w:val="24"/>
     </w:rPr>
   </w:style>
-  <w:style w:type="paragraph" w:styleId="Style18">
+  <w:style w:type="paragraph" w:styleId="Style16">
     <w:name w:val="Заголовок второй"/>
     <w:basedOn w:val="Heading1"/>
     <w:pPr/>
     <w:rPr/>
   </w:style>
-  <w:style w:type="paragraph" w:styleId="Style19">
+  <w:style w:type="paragraph" w:styleId="Style17">
     <w:name w:val="Заголовок (теор, практ)"/>
-    <w:basedOn w:val="Style14"/>
+    <w:basedOn w:val="user4"/>
     <w:pPr>
       <w:jc w:val="both"/>
     </w:pPr>
     <w:rPr/>
   </w:style>
-  <w:style w:type="paragraph" w:styleId="Style20">
-    <w:name w:val="Содержимое таблицы"/>
+  <w:style w:type="paragraph" w:styleId="user7">
+    <w:name w:val="Содержимое таблицы (user)"/>
     <w:basedOn w:val="Normal"/>
     <w:pPr>
       <w:widowControl w:val="false"/>
@@ -8786,8 +8469,8 @@
     </w:pPr>
     <w:rPr/>
   </w:style>
-  <w:style w:type="numbering" w:styleId="user5" w:default="1">
-    <w:name w:val="Без списка (user)"/>
+  <w:style w:type="numbering" w:styleId="Style18" w:default="1">
+    <w:name w:val="Без списка"/>
     <w:uiPriority w:val="99"/>
     <w:semiHidden/>
     <w:unhideWhenUsed/>
